--- a/Дикевич_Е_А_ОКС_ПИ-261_ЛР02.docx
+++ b/Дикевич_Е_А_ОКС_ПИ-261_ЛР02.docx
@@ -10,13 +10,15 @@
         <w:jc w:val="center"/>
         <w:rPr>
           <w:rFonts w:ascii="Times New Roman" w:hAnsi="Times New Roman" w:cs="Times New Roman"/>
-          <w:szCs w:val="28"/>
-          <w:lang w:val="ru-RU"/>
-        </w:rPr>
-      </w:pPr>
-      <w:r>
-        <w:rPr>
-          <w:rFonts w:ascii="Times New Roman" w:hAnsi="Times New Roman" w:cs="Times New Roman"/>
+          <w:color w:val="000000" w:themeColor="text1"/>
+          <w:szCs w:val="28"/>
+          <w:lang w:val="ru-RU"/>
+        </w:rPr>
+      </w:pPr>
+      <w:r>
+        <w:rPr>
+          <w:rFonts w:ascii="Times New Roman" w:hAnsi="Times New Roman" w:cs="Times New Roman"/>
+          <w:color w:val="000000" w:themeColor="text1"/>
           <w:szCs w:val="28"/>
           <w:lang w:val="ru-RU"/>
         </w:rPr>
@@ -25,6 +27,7 @@
       <w:r>
         <w:rPr>
           <w:rFonts w:ascii="Times New Roman" w:hAnsi="Times New Roman" w:cs="Times New Roman"/>
+          <w:color w:val="000000" w:themeColor="text1"/>
           <w:spacing w:val="-17"/>
           <w:szCs w:val="28"/>
           <w:lang w:val="ru-RU"/>
@@ -34,6 +37,7 @@
       <w:r>
         <w:rPr>
           <w:rFonts w:ascii="Times New Roman" w:hAnsi="Times New Roman" w:cs="Times New Roman"/>
+          <w:color w:val="000000" w:themeColor="text1"/>
           <w:szCs w:val="28"/>
           <w:lang w:val="ru-RU"/>
         </w:rPr>
@@ -42,6 +46,7 @@
       <w:r>
         <w:rPr>
           <w:rFonts w:ascii="Times New Roman" w:hAnsi="Times New Roman" w:cs="Times New Roman"/>
+          <w:color w:val="000000" w:themeColor="text1"/>
           <w:spacing w:val="-15"/>
           <w:szCs w:val="28"/>
           <w:lang w:val="ru-RU"/>
@@ -51,6 +56,7 @@
       <w:r>
         <w:rPr>
           <w:rFonts w:ascii="Times New Roman" w:hAnsi="Times New Roman" w:cs="Times New Roman"/>
+          <w:color w:val="000000" w:themeColor="text1"/>
           <w:szCs w:val="28"/>
           <w:lang w:val="ru-RU"/>
         </w:rPr>
@@ -59,6 +65,7 @@
       <w:r>
         <w:rPr>
           <w:rFonts w:ascii="Times New Roman" w:hAnsi="Times New Roman" w:cs="Times New Roman"/>
+          <w:color w:val="000000" w:themeColor="text1"/>
           <w:spacing w:val="-14"/>
           <w:szCs w:val="28"/>
           <w:lang w:val="ru-RU"/>
@@ -68,6 +75,7 @@
       <w:r>
         <w:rPr>
           <w:rFonts w:ascii="Times New Roman" w:hAnsi="Times New Roman" w:cs="Times New Roman"/>
+          <w:color w:val="000000" w:themeColor="text1"/>
           <w:spacing w:val="-2"/>
           <w:szCs w:val="28"/>
           <w:lang w:val="ru-RU"/>
@@ -83,13 +91,15 @@
         <w:jc w:val="center"/>
         <w:rPr>
           <w:rFonts w:ascii="Times New Roman" w:hAnsi="Times New Roman" w:cs="Times New Roman"/>
-          <w:szCs w:val="28"/>
-          <w:lang w:val="ru-RU"/>
-        </w:rPr>
-      </w:pPr>
-      <w:r>
-        <w:rPr>
-          <w:rFonts w:ascii="Times New Roman" w:hAnsi="Times New Roman" w:cs="Times New Roman"/>
+          <w:color w:val="000000" w:themeColor="text1"/>
+          <w:szCs w:val="28"/>
+          <w:lang w:val="ru-RU"/>
+        </w:rPr>
+      </w:pPr>
+      <w:r>
+        <w:rPr>
+          <w:rFonts w:ascii="Times New Roman" w:hAnsi="Times New Roman" w:cs="Times New Roman"/>
+          <w:color w:val="000000" w:themeColor="text1"/>
           <w:szCs w:val="28"/>
           <w:lang w:val="ru-RU"/>
         </w:rPr>
@@ -98,6 +108,7 @@
       <w:r>
         <w:rPr>
           <w:rFonts w:ascii="Times New Roman" w:hAnsi="Times New Roman" w:cs="Times New Roman"/>
+          <w:color w:val="000000" w:themeColor="text1"/>
           <w:spacing w:val="-9"/>
           <w:szCs w:val="28"/>
           <w:lang w:val="ru-RU"/>
@@ -107,6 +118,7 @@
       <w:r>
         <w:rPr>
           <w:rFonts w:ascii="Times New Roman" w:hAnsi="Times New Roman" w:cs="Times New Roman"/>
+          <w:color w:val="000000" w:themeColor="text1"/>
           <w:spacing w:val="-2"/>
           <w:szCs w:val="28"/>
           <w:lang w:val="ru-RU"/>
@@ -121,13 +133,15 @@
         <w:jc w:val="center"/>
         <w:rPr>
           <w:rFonts w:ascii="Times New Roman" w:hAnsi="Times New Roman" w:cs="Times New Roman"/>
-          <w:szCs w:val="28"/>
-          <w:lang w:val="ru-RU"/>
-        </w:rPr>
-      </w:pPr>
-      <w:r>
-        <w:rPr>
-          <w:rFonts w:ascii="Times New Roman" w:hAnsi="Times New Roman" w:cs="Times New Roman"/>
+          <w:color w:val="000000" w:themeColor="text1"/>
+          <w:szCs w:val="28"/>
+          <w:lang w:val="ru-RU"/>
+        </w:rPr>
+      </w:pPr>
+      <w:r>
+        <w:rPr>
+          <w:rFonts w:ascii="Times New Roman" w:hAnsi="Times New Roman" w:cs="Times New Roman"/>
+          <w:color w:val="000000" w:themeColor="text1"/>
           <w:szCs w:val="28"/>
           <w:lang w:val="ru-RU"/>
         </w:rPr>
@@ -136,6 +150,7 @@
       <w:r>
         <w:rPr>
           <w:rFonts w:ascii="Times New Roman" w:hAnsi="Times New Roman" w:cs="Times New Roman"/>
+          <w:color w:val="000000" w:themeColor="text1"/>
           <w:spacing w:val="-12"/>
           <w:szCs w:val="28"/>
           <w:lang w:val="ru-RU"/>
@@ -145,6 +160,7 @@
       <w:r>
         <w:rPr>
           <w:rFonts w:ascii="Times New Roman" w:hAnsi="Times New Roman" w:cs="Times New Roman"/>
+          <w:color w:val="000000" w:themeColor="text1"/>
           <w:szCs w:val="28"/>
           <w:lang w:val="ru-RU"/>
         </w:rPr>
@@ -153,6 +169,7 @@
       <w:r>
         <w:rPr>
           <w:rFonts w:ascii="Times New Roman" w:hAnsi="Times New Roman" w:cs="Times New Roman"/>
+          <w:color w:val="000000" w:themeColor="text1"/>
           <w:spacing w:val="-10"/>
           <w:szCs w:val="28"/>
           <w:lang w:val="ru-RU"/>
@@ -162,6 +179,7 @@
       <w:r>
         <w:rPr>
           <w:rFonts w:ascii="Times New Roman" w:hAnsi="Times New Roman" w:cs="Times New Roman"/>
+          <w:color w:val="000000" w:themeColor="text1"/>
           <w:szCs w:val="28"/>
           <w:lang w:val="ru-RU"/>
         </w:rPr>
@@ -170,6 +188,7 @@
       <w:r>
         <w:rPr>
           <w:rFonts w:ascii="Times New Roman" w:hAnsi="Times New Roman" w:cs="Times New Roman"/>
+          <w:color w:val="000000" w:themeColor="text1"/>
           <w:spacing w:val="-8"/>
           <w:szCs w:val="28"/>
           <w:lang w:val="ru-RU"/>
@@ -179,6 +198,7 @@
       <w:r>
         <w:rPr>
           <w:rFonts w:ascii="Times New Roman" w:hAnsi="Times New Roman" w:cs="Times New Roman"/>
+          <w:color w:val="000000" w:themeColor="text1"/>
           <w:szCs w:val="28"/>
           <w:lang w:val="ru-RU"/>
         </w:rPr>
@@ -187,6 +207,7 @@
       <w:r>
         <w:rPr>
           <w:rFonts w:ascii="Times New Roman" w:hAnsi="Times New Roman" w:cs="Times New Roman"/>
+          <w:color w:val="000000" w:themeColor="text1"/>
           <w:spacing w:val="-10"/>
           <w:szCs w:val="28"/>
           <w:lang w:val="ru-RU"/>
@@ -196,6 +217,7 @@
       <w:r>
         <w:rPr>
           <w:rFonts w:ascii="Times New Roman" w:hAnsi="Times New Roman" w:cs="Times New Roman"/>
+          <w:color w:val="000000" w:themeColor="text1"/>
           <w:szCs w:val="28"/>
           <w:lang w:val="ru-RU"/>
         </w:rPr>
@@ -204,6 +226,7 @@
       <w:r>
         <w:rPr>
           <w:rFonts w:ascii="Times New Roman" w:hAnsi="Times New Roman" w:cs="Times New Roman"/>
+          <w:color w:val="000000" w:themeColor="text1"/>
           <w:spacing w:val="-9"/>
           <w:szCs w:val="28"/>
           <w:lang w:val="ru-RU"/>
@@ -213,6 +236,7 @@
       <w:r>
         <w:rPr>
           <w:rFonts w:ascii="Times New Roman" w:hAnsi="Times New Roman" w:cs="Times New Roman"/>
+          <w:color w:val="000000" w:themeColor="text1"/>
           <w:spacing w:val="-2"/>
           <w:szCs w:val="28"/>
           <w:lang w:val="ru-RU"/>
@@ -228,13 +252,15 @@
         <w:jc w:val="center"/>
         <w:rPr>
           <w:rFonts w:ascii="Times New Roman" w:hAnsi="Times New Roman" w:cs="Times New Roman"/>
-          <w:szCs w:val="28"/>
-          <w:lang w:val="ru-RU"/>
-        </w:rPr>
-      </w:pPr>
-      <w:r>
-        <w:rPr>
-          <w:rFonts w:ascii="Times New Roman" w:hAnsi="Times New Roman" w:cs="Times New Roman"/>
+          <w:color w:val="000000" w:themeColor="text1"/>
+          <w:szCs w:val="28"/>
+          <w:lang w:val="ru-RU"/>
+        </w:rPr>
+      </w:pPr>
+      <w:r>
+        <w:rPr>
+          <w:rFonts w:ascii="Times New Roman" w:hAnsi="Times New Roman" w:cs="Times New Roman"/>
+          <w:color w:val="000000" w:themeColor="text1"/>
           <w:szCs w:val="28"/>
           <w:lang w:val="ru-RU"/>
         </w:rPr>
@@ -243,6 +269,7 @@
       <w:r>
         <w:rPr>
           <w:rFonts w:ascii="Times New Roman" w:hAnsi="Times New Roman" w:cs="Times New Roman"/>
+          <w:color w:val="000000" w:themeColor="text1"/>
           <w:spacing w:val="-7"/>
           <w:szCs w:val="28"/>
           <w:lang w:val="ru-RU"/>
@@ -252,6 +279,7 @@
       <w:r>
         <w:rPr>
           <w:rFonts w:ascii="Times New Roman" w:hAnsi="Times New Roman" w:cs="Times New Roman"/>
+          <w:color w:val="000000" w:themeColor="text1"/>
           <w:szCs w:val="28"/>
           <w:lang w:val="ru-RU"/>
         </w:rPr>
@@ -260,6 +288,7 @@
       <w:r>
         <w:rPr>
           <w:rFonts w:ascii="Times New Roman" w:hAnsi="Times New Roman" w:cs="Times New Roman"/>
+          <w:color w:val="000000" w:themeColor="text1"/>
           <w:spacing w:val="-8"/>
           <w:szCs w:val="28"/>
           <w:lang w:val="ru-RU"/>
@@ -269,6 +298,7 @@
       <w:r>
         <w:rPr>
           <w:rFonts w:ascii="Times New Roman" w:hAnsi="Times New Roman" w:cs="Times New Roman"/>
+          <w:color w:val="000000" w:themeColor="text1"/>
           <w:szCs w:val="28"/>
           <w:lang w:val="ru-RU"/>
         </w:rPr>
@@ -277,6 +307,7 @@
       <w:r>
         <w:rPr>
           <w:rFonts w:ascii="Times New Roman" w:hAnsi="Times New Roman" w:cs="Times New Roman"/>
+          <w:color w:val="000000" w:themeColor="text1"/>
           <w:spacing w:val="-5"/>
           <w:szCs w:val="28"/>
           <w:lang w:val="ru-RU"/>
@@ -286,6 +317,7 @@
       <w:r>
         <w:rPr>
           <w:rFonts w:ascii="Times New Roman" w:hAnsi="Times New Roman" w:cs="Times New Roman"/>
+          <w:color w:val="000000" w:themeColor="text1"/>
           <w:spacing w:val="-2"/>
           <w:szCs w:val="28"/>
           <w:lang w:val="ru-RU"/>
@@ -300,13 +332,15 @@
         <w:jc w:val="center"/>
         <w:rPr>
           <w:rFonts w:ascii="Times New Roman" w:hAnsi="Times New Roman" w:cs="Times New Roman"/>
-          <w:szCs w:val="28"/>
-          <w:lang w:val="ru-RU"/>
-        </w:rPr>
-      </w:pPr>
-      <w:r>
-        <w:rPr>
-          <w:rFonts w:ascii="Times New Roman" w:hAnsi="Times New Roman" w:cs="Times New Roman"/>
+          <w:color w:val="000000" w:themeColor="text1"/>
+          <w:szCs w:val="28"/>
+          <w:lang w:val="ru-RU"/>
+        </w:rPr>
+      </w:pPr>
+      <w:r>
+        <w:rPr>
+          <w:rFonts w:ascii="Times New Roman" w:hAnsi="Times New Roman" w:cs="Times New Roman"/>
+          <w:color w:val="000000" w:themeColor="text1"/>
           <w:szCs w:val="28"/>
           <w:lang w:val="ru-RU"/>
         </w:rPr>
@@ -315,6 +349,7 @@
       <w:r>
         <w:rPr>
           <w:rFonts w:ascii="Times New Roman" w:hAnsi="Times New Roman" w:cs="Times New Roman"/>
+          <w:color w:val="000000" w:themeColor="text1"/>
           <w:spacing w:val="-11"/>
           <w:szCs w:val="28"/>
           <w:lang w:val="ru-RU"/>
@@ -324,6 +359,7 @@
       <w:r>
         <w:rPr>
           <w:rFonts w:ascii="Times New Roman" w:hAnsi="Times New Roman" w:cs="Times New Roman"/>
+          <w:color w:val="000000" w:themeColor="text1"/>
           <w:szCs w:val="28"/>
           <w:lang w:val="ru-RU"/>
         </w:rPr>
@@ -332,6 +368,7 @@
       <w:r>
         <w:rPr>
           <w:rFonts w:ascii="Times New Roman" w:hAnsi="Times New Roman" w:cs="Times New Roman"/>
+          <w:color w:val="000000" w:themeColor="text1"/>
           <w:szCs w:val="28"/>
           <w:lang w:val="ru-RU"/>
         </w:rPr>
@@ -340,6 +377,7 @@
       <w:r>
         <w:rPr>
           <w:rFonts w:ascii="Times New Roman" w:hAnsi="Times New Roman" w:cs="Times New Roman"/>
+          <w:color w:val="000000" w:themeColor="text1"/>
           <w:spacing w:val="-10"/>
           <w:szCs w:val="28"/>
           <w:lang w:val="ru-RU"/>
@@ -349,6 +387,7 @@
       <w:r>
         <w:rPr>
           <w:rFonts w:ascii="Times New Roman" w:hAnsi="Times New Roman" w:cs="Times New Roman"/>
+          <w:color w:val="000000" w:themeColor="text1"/>
           <w:spacing w:val="-10"/>
           <w:szCs w:val="28"/>
           <w:lang w:val="ru-RU"/>
@@ -358,6 +397,7 @@
       <w:r>
         <w:rPr>
           <w:rFonts w:ascii="Times New Roman" w:hAnsi="Times New Roman" w:cs="Times New Roman"/>
+          <w:color w:val="000000" w:themeColor="text1"/>
           <w:szCs w:val="28"/>
           <w:lang w:val="ru-RU"/>
         </w:rPr>
@@ -369,6 +409,7 @@
         <w:pStyle w:val="af1"/>
         <w:rPr>
           <w:rFonts w:ascii="Times New Roman" w:hAnsi="Times New Roman" w:cs="Times New Roman"/>
+          <w:color w:val="000000" w:themeColor="text1"/>
           <w:szCs w:val="28"/>
           <w:lang w:val="ru-RU"/>
         </w:rPr>
@@ -379,6 +420,7 @@
         <w:pStyle w:val="af1"/>
         <w:rPr>
           <w:rFonts w:ascii="Times New Roman" w:hAnsi="Times New Roman" w:cs="Times New Roman"/>
+          <w:color w:val="000000" w:themeColor="text1"/>
           <w:szCs w:val="28"/>
           <w:lang w:val="ru-RU"/>
         </w:rPr>
@@ -389,6 +431,7 @@
         <w:pStyle w:val="af1"/>
         <w:rPr>
           <w:rFonts w:ascii="Times New Roman" w:hAnsi="Times New Roman" w:cs="Times New Roman"/>
+          <w:color w:val="000000" w:themeColor="text1"/>
           <w:szCs w:val="28"/>
           <w:lang w:val="ru-RU"/>
         </w:rPr>
@@ -399,6 +442,7 @@
         <w:pStyle w:val="af1"/>
         <w:rPr>
           <w:rFonts w:ascii="Times New Roman" w:hAnsi="Times New Roman" w:cs="Times New Roman"/>
+          <w:color w:val="000000" w:themeColor="text1"/>
           <w:szCs w:val="28"/>
           <w:lang w:val="ru-RU"/>
         </w:rPr>
@@ -409,6 +453,7 @@
         <w:pStyle w:val="af1"/>
         <w:rPr>
           <w:rFonts w:ascii="Times New Roman" w:hAnsi="Times New Roman" w:cs="Times New Roman"/>
+          <w:color w:val="000000" w:themeColor="text1"/>
           <w:szCs w:val="28"/>
           <w:lang w:val="ru-RU"/>
         </w:rPr>
@@ -421,6 +466,7 @@
           <w:rFonts w:ascii="Times New Roman" w:hAnsi="Times New Roman" w:cs="Times New Roman"/>
           <w:b/>
           <w:bCs/>
+          <w:color w:val="000000" w:themeColor="text1"/>
           <w:szCs w:val="28"/>
           <w:lang w:val="ru-RU"/>
         </w:rPr>
@@ -435,6 +481,7 @@
           <w:rFonts w:ascii="Times New Roman" w:hAnsi="Times New Roman" w:cs="Times New Roman"/>
           <w:b/>
           <w:bCs/>
+          <w:color w:val="000000" w:themeColor="text1"/>
           <w:szCs w:val="28"/>
           <w:lang w:val="ru-RU"/>
         </w:rPr>
@@ -444,6 +491,7 @@
           <w:rFonts w:ascii="Times New Roman" w:hAnsi="Times New Roman" w:cs="Times New Roman"/>
           <w:b/>
           <w:bCs/>
+          <w:color w:val="000000" w:themeColor="text1"/>
           <w:szCs w:val="28"/>
           <w:lang w:val="ru-RU"/>
         </w:rPr>
@@ -454,6 +502,7 @@
           <w:rFonts w:ascii="Times New Roman" w:hAnsi="Times New Roman" w:cs="Times New Roman"/>
           <w:b/>
           <w:bCs/>
+          <w:color w:val="000000" w:themeColor="text1"/>
           <w:szCs w:val="28"/>
           <w:lang w:val="ru-RU"/>
         </w:rPr>
@@ -467,6 +516,7 @@
         <w:jc w:val="center"/>
         <w:rPr>
           <w:rFonts w:ascii="Times New Roman" w:hAnsi="Times New Roman" w:cs="Times New Roman"/>
+          <w:color w:val="000000" w:themeColor="text1"/>
           <w:szCs w:val="28"/>
           <w:lang w:val="ru-RU"/>
         </w:rPr>
@@ -476,6 +526,7 @@
           <w:rFonts w:ascii="Times New Roman" w:hAnsi="Times New Roman" w:cs="Times New Roman"/>
           <w:b/>
           <w:bCs/>
+          <w:color w:val="000000" w:themeColor="text1"/>
           <w:sz w:val="32"/>
           <w:szCs w:val="32"/>
           <w:lang w:val="ru-RU"/>
@@ -489,6 +540,7 @@
         <w:spacing w:before="2"/>
         <w:rPr>
           <w:rFonts w:ascii="Times New Roman" w:hAnsi="Times New Roman" w:cs="Times New Roman"/>
+          <w:color w:val="000000" w:themeColor="text1"/>
           <w:szCs w:val="28"/>
           <w:lang w:val="ru-RU"/>
         </w:rPr>
@@ -500,6 +552,7 @@
         <w:spacing w:before="2"/>
         <w:rPr>
           <w:rFonts w:ascii="Times New Roman" w:hAnsi="Times New Roman" w:cs="Times New Roman"/>
+          <w:color w:val="000000" w:themeColor="text1"/>
           <w:szCs w:val="28"/>
           <w:lang w:val="ru-RU"/>
         </w:rPr>
@@ -512,13 +565,15 @@
         <w:jc w:val="center"/>
         <w:rPr>
           <w:rFonts w:ascii="Times New Roman" w:hAnsi="Times New Roman" w:cs="Times New Roman"/>
-          <w:szCs w:val="28"/>
-          <w:lang w:val="ru-RU"/>
-        </w:rPr>
-      </w:pPr>
-      <w:r>
-        <w:rPr>
-          <w:rFonts w:ascii="Times New Roman" w:hAnsi="Times New Roman" w:cs="Times New Roman"/>
+          <w:color w:val="000000" w:themeColor="text1"/>
+          <w:szCs w:val="28"/>
+          <w:lang w:val="ru-RU"/>
+        </w:rPr>
+      </w:pPr>
+      <w:r>
+        <w:rPr>
+          <w:rFonts w:ascii="Times New Roman" w:hAnsi="Times New Roman" w:cs="Times New Roman"/>
+          <w:color w:val="000000" w:themeColor="text1"/>
           <w:szCs w:val="28"/>
           <w:lang w:val="ru-RU"/>
         </w:rPr>
@@ -533,6 +588,7 @@
         <w:rPr>
           <w:rFonts w:ascii="Times New Roman" w:hAnsi="Times New Roman" w:cs="Times New Roman"/>
           <w:bCs/>
+          <w:color w:val="000000" w:themeColor="text1"/>
           <w:szCs w:val="28"/>
           <w:lang w:val="ru-RU"/>
         </w:rPr>
@@ -541,6 +597,7 @@
         <w:rPr>
           <w:rFonts w:ascii="Times New Roman" w:hAnsi="Times New Roman" w:cs="Times New Roman"/>
           <w:bCs/>
+          <w:color w:val="000000" w:themeColor="text1"/>
           <w:szCs w:val="28"/>
           <w:lang w:val="ru-RU"/>
         </w:rPr>
@@ -552,6 +609,7 @@
         <w:pStyle w:val="af1"/>
         <w:rPr>
           <w:rFonts w:ascii="Times New Roman" w:hAnsi="Times New Roman" w:cs="Times New Roman"/>
+          <w:color w:val="000000" w:themeColor="text1"/>
           <w:szCs w:val="28"/>
           <w:lang w:val="ru-RU"/>
         </w:rPr>
@@ -563,6 +621,7 @@
         <w:jc w:val="center"/>
         <w:rPr>
           <w:rFonts w:ascii="Times New Roman" w:hAnsi="Times New Roman" w:cs="Times New Roman"/>
+          <w:color w:val="000000" w:themeColor="text1"/>
           <w:szCs w:val="28"/>
           <w:lang w:val="ru-RU"/>
         </w:rPr>
@@ -575,13 +634,15 @@
         <w:jc w:val="center"/>
         <w:rPr>
           <w:rFonts w:ascii="Times New Roman" w:hAnsi="Times New Roman" w:cs="Times New Roman"/>
-          <w:szCs w:val="28"/>
-          <w:lang w:val="ru-RU"/>
-        </w:rPr>
-      </w:pPr>
-      <w:r>
-        <w:rPr>
-          <w:rFonts w:ascii="Times New Roman" w:hAnsi="Times New Roman" w:cs="Times New Roman"/>
+          <w:color w:val="000000" w:themeColor="text1"/>
+          <w:szCs w:val="28"/>
+          <w:lang w:val="ru-RU"/>
+        </w:rPr>
+      </w:pPr>
+      <w:r>
+        <w:rPr>
+          <w:rFonts w:ascii="Times New Roman" w:hAnsi="Times New Roman" w:cs="Times New Roman"/>
+          <w:color w:val="000000" w:themeColor="text1"/>
           <w:szCs w:val="28"/>
           <w:lang w:val="ru-RU"/>
         </w:rPr>
@@ -594,6 +655,7 @@
         <w:spacing w:before="2"/>
         <w:rPr>
           <w:rFonts w:ascii="Times New Roman" w:hAnsi="Times New Roman" w:cs="Times New Roman"/>
+          <w:color w:val="000000" w:themeColor="text1"/>
           <w:szCs w:val="28"/>
           <w:lang w:val="ru-RU"/>
         </w:rPr>
@@ -605,6 +667,7 @@
         <w:spacing w:before="2"/>
         <w:rPr>
           <w:rFonts w:ascii="Times New Roman" w:hAnsi="Times New Roman" w:cs="Times New Roman"/>
+          <w:color w:val="000000" w:themeColor="text1"/>
           <w:szCs w:val="28"/>
           <w:lang w:val="ru-RU"/>
         </w:rPr>
@@ -616,6 +679,7 @@
         <w:spacing w:before="2"/>
         <w:rPr>
           <w:rFonts w:ascii="Times New Roman" w:hAnsi="Times New Roman" w:cs="Times New Roman"/>
+          <w:color w:val="000000" w:themeColor="text1"/>
           <w:szCs w:val="28"/>
           <w:lang w:val="ru-RU"/>
         </w:rPr>
@@ -627,6 +691,7 @@
         <w:spacing w:before="2"/>
         <w:rPr>
           <w:rFonts w:ascii="Times New Roman" w:hAnsi="Times New Roman" w:cs="Times New Roman"/>
+          <w:color w:val="000000" w:themeColor="text1"/>
           <w:szCs w:val="28"/>
           <w:lang w:val="ru-RU"/>
         </w:rPr>
@@ -639,13 +704,15 @@
         <w:jc w:val="center"/>
         <w:rPr>
           <w:rFonts w:ascii="Times New Roman" w:hAnsi="Times New Roman" w:cs="Times New Roman"/>
-          <w:szCs w:val="28"/>
-          <w:lang w:val="ru-RU"/>
-        </w:rPr>
-      </w:pPr>
-      <w:r>
-        <w:rPr>
-          <w:rFonts w:ascii="Times New Roman" w:hAnsi="Times New Roman" w:cs="Times New Roman"/>
+          <w:color w:val="000000" w:themeColor="text1"/>
+          <w:szCs w:val="28"/>
+          <w:lang w:val="ru-RU"/>
+        </w:rPr>
+      </w:pPr>
+      <w:r>
+        <w:rPr>
+          <w:rFonts w:ascii="Times New Roman" w:hAnsi="Times New Roman" w:cs="Times New Roman"/>
+          <w:color w:val="000000" w:themeColor="text1"/>
           <w:szCs w:val="28"/>
           <w:lang w:val="ru-RU"/>
         </w:rPr>
@@ -654,6 +721,7 @@
       <w:r>
         <w:rPr>
           <w:rFonts w:ascii="Times New Roman" w:hAnsi="Times New Roman" w:cs="Times New Roman"/>
+          <w:color w:val="000000" w:themeColor="text1"/>
           <w:spacing w:val="-7"/>
           <w:szCs w:val="28"/>
           <w:lang w:val="ru-RU"/>
@@ -663,6 +731,7 @@
       <w:r>
         <w:rPr>
           <w:rFonts w:ascii="Times New Roman" w:hAnsi="Times New Roman" w:cs="Times New Roman"/>
+          <w:color w:val="000000" w:themeColor="text1"/>
           <w:spacing w:val="-4"/>
           <w:szCs w:val="28"/>
           <w:lang w:val="ru-RU"/>
@@ -675,6 +744,7 @@
         <w:spacing w:after="0" w:line="240" w:lineRule="auto"/>
         <w:rPr>
           <w:rFonts w:ascii="Times New Roman" w:hAnsi="Times New Roman" w:cs="Times New Roman"/>
+          <w:color w:val="000000" w:themeColor="text1"/>
           <w:szCs w:val="28"/>
           <w:lang w:val="ru-RU"/>
         </w:rPr>
@@ -685,6 +755,7 @@
         <w:spacing w:after="0" w:line="240" w:lineRule="auto"/>
         <w:rPr>
           <w:rFonts w:ascii="Times New Roman" w:hAnsi="Times New Roman" w:cs="Times New Roman"/>
+          <w:color w:val="000000" w:themeColor="text1"/>
           <w:szCs w:val="28"/>
           <w:lang w:val="ru-RU"/>
         </w:rPr>
@@ -695,6 +766,7 @@
         <w:spacing w:after="0" w:line="240" w:lineRule="auto"/>
         <w:rPr>
           <w:rFonts w:ascii="Times New Roman" w:hAnsi="Times New Roman" w:cs="Times New Roman"/>
+          <w:color w:val="000000" w:themeColor="text1"/>
           <w:szCs w:val="28"/>
           <w:lang w:val="ru-RU"/>
         </w:rPr>
@@ -705,6 +777,7 @@
         <w:spacing w:after="0" w:line="240" w:lineRule="auto"/>
         <w:rPr>
           <w:rFonts w:ascii="Times New Roman" w:hAnsi="Times New Roman" w:cs="Times New Roman"/>
+          <w:color w:val="000000" w:themeColor="text1"/>
           <w:szCs w:val="28"/>
           <w:lang w:val="ru-RU"/>
         </w:rPr>
@@ -716,7 +789,7 @@
           <w:rFonts w:ascii="Times New Roman" w:eastAsiaTheme="minorHAnsi" w:hAnsi="Times New Roman" w:cs="Times New Roman"/>
           <w:b/>
           <w:bCs/>
-          <w:color w:val="auto"/>
+          <w:color w:val="000000" w:themeColor="text1"/>
           <w:kern w:val="2"/>
           <w:sz w:val="22"/>
           <w:szCs w:val="22"/>
@@ -745,6 +818,7 @@
               <w:rFonts w:ascii="Times New Roman" w:hAnsi="Times New Roman" w:cs="Times New Roman"/>
               <w:b/>
               <w:bCs/>
+              <w:color w:val="000000" w:themeColor="text1"/>
             </w:rPr>
           </w:pPr>
           <w:r>
@@ -752,6 +826,7 @@
               <w:rFonts w:ascii="Times New Roman" w:hAnsi="Times New Roman" w:cs="Times New Roman"/>
               <w:b/>
               <w:bCs/>
+              <w:color w:val="000000" w:themeColor="text1"/>
               <w:lang w:val="ru-RU"/>
             </w:rPr>
             <w:t>С</w:t>
@@ -761,6 +836,7 @@
               <w:rFonts w:ascii="Times New Roman" w:hAnsi="Times New Roman" w:cs="Times New Roman"/>
               <w:b/>
               <w:bCs/>
+              <w:color w:val="000000" w:themeColor="text1"/>
               <w:lang w:val="ru-RU"/>
             </w:rPr>
             <w:t>О</w:t>
@@ -770,6 +846,7 @@
               <w:rFonts w:ascii="Times New Roman" w:hAnsi="Times New Roman" w:cs="Times New Roman"/>
               <w:b/>
               <w:bCs/>
+              <w:color w:val="000000" w:themeColor="text1"/>
               <w:lang w:val="ru-RU"/>
             </w:rPr>
             <w:t>ДЕРЖАНИЕ</w:t>
@@ -786,12 +863,13 @@
               <w:noProof/>
               <w:sz w:val="24"/>
               <w:szCs w:val="24"/>
-              <w:lang w:eastAsia="ru-BY"/>
+              <w:lang w:val="ru-BY" w:eastAsia="ru-BY"/>
             </w:rPr>
           </w:pPr>
           <w:r>
             <w:rPr>
               <w:rFonts w:ascii="Times New Roman" w:hAnsi="Times New Roman" w:cs="Times New Roman"/>
+              <w:color w:val="000000" w:themeColor="text1"/>
               <w:szCs w:val="28"/>
             </w:rPr>
             <w:fldChar w:fldCharType="begin"/>
@@ -799,6 +877,7 @@
           <w:r>
             <w:rPr>
               <w:rFonts w:ascii="Times New Roman" w:hAnsi="Times New Roman" w:cs="Times New Roman"/>
+              <w:color w:val="000000" w:themeColor="text1"/>
               <w:szCs w:val="28"/>
             </w:rPr>
             <w:instrText xml:space="preserve"> TOC \o "1-3" \h \z \u </w:instrText>
@@ -806,11 +885,12 @@
           <w:r>
             <w:rPr>
               <w:rFonts w:ascii="Times New Roman" w:hAnsi="Times New Roman" w:cs="Times New Roman"/>
+              <w:color w:val="000000" w:themeColor="text1"/>
               <w:szCs w:val="28"/>
             </w:rPr>
             <w:fldChar w:fldCharType="separate"/>
           </w:r>
-          <w:hyperlink w:anchor="_Toc242020827" w:history="1">
+          <w:hyperlink w:anchor="_Toc242094832" w:history="1">
             <w:r>
               <w:rPr>
                 <w:rStyle w:val="af9"/>
@@ -841,7 +921,7 @@
                 <w:noProof/>
                 <w:webHidden/>
               </w:rPr>
-              <w:instrText xml:space="preserve"> PAGEREF _Toc242020827 \h </w:instrText>
+              <w:instrText xml:space="preserve"> PAGEREF _Toc242094832 \h </w:instrText>
             </w:r>
             <w:r>
               <w:rPr>
@@ -883,10 +963,10 @@
               <w:noProof/>
               <w:sz w:val="24"/>
               <w:szCs w:val="24"/>
-              <w:lang w:eastAsia="ru-BY"/>
+              <w:lang w:val="ru-BY" w:eastAsia="ru-BY"/>
             </w:rPr>
           </w:pPr>
-          <w:hyperlink w:anchor="_Toc242020828" w:history="1">
+          <w:hyperlink w:anchor="_Toc242094833" w:history="1">
             <w:r>
               <w:rPr>
                 <w:rStyle w:val="af9"/>
@@ -917,7 +997,7 @@
                 <w:noProof/>
                 <w:webHidden/>
               </w:rPr>
-              <w:instrText xml:space="preserve"> PAGEREF _Toc242020828 \h </w:instrText>
+              <w:instrText xml:space="preserve"> PAGEREF _Toc242094833 \h </w:instrText>
             </w:r>
             <w:r>
               <w:rPr>
@@ -959,10 +1039,10 @@
               <w:noProof/>
               <w:sz w:val="24"/>
               <w:szCs w:val="24"/>
-              <w:lang w:eastAsia="ru-BY"/>
+              <w:lang w:val="ru-BY" w:eastAsia="ru-BY"/>
             </w:rPr>
           </w:pPr>
-          <w:hyperlink w:anchor="_Toc242020829" w:history="1">
+          <w:hyperlink w:anchor="_Toc242094834" w:history="1">
             <w:r>
               <w:rPr>
                 <w:rStyle w:val="af9"/>
@@ -993,7 +1073,7 @@
                 <w:noProof/>
                 <w:webHidden/>
               </w:rPr>
-              <w:instrText xml:space="preserve"> PAGEREF _Toc242020829 \h </w:instrText>
+              <w:instrText xml:space="preserve"> PAGEREF _Toc242094834 \h </w:instrText>
             </w:r>
             <w:r>
               <w:rPr>
@@ -1035,10 +1115,10 @@
               <w:noProof/>
               <w:sz w:val="24"/>
               <w:szCs w:val="24"/>
-              <w:lang w:eastAsia="ru-BY"/>
+              <w:lang w:val="ru-BY" w:eastAsia="ru-BY"/>
             </w:rPr>
           </w:pPr>
-          <w:hyperlink w:anchor="_Toc242020830" w:history="1">
+          <w:hyperlink w:anchor="_Toc242094835" w:history="1">
             <w:r>
               <w:rPr>
                 <w:rStyle w:val="af9"/>
@@ -1069,7 +1149,7 @@
                 <w:noProof/>
                 <w:webHidden/>
               </w:rPr>
-              <w:instrText xml:space="preserve"> PAGEREF _Toc242020830 \h </w:instrText>
+              <w:instrText xml:space="preserve"> PAGEREF _Toc242094835 \h </w:instrText>
             </w:r>
             <w:r>
               <w:rPr>
@@ -1111,10 +1191,10 @@
               <w:noProof/>
               <w:sz w:val="24"/>
               <w:szCs w:val="24"/>
-              <w:lang w:eastAsia="ru-BY"/>
+              <w:lang w:val="ru-BY" w:eastAsia="ru-BY"/>
             </w:rPr>
           </w:pPr>
-          <w:hyperlink w:anchor="_Toc242020831" w:history="1">
+          <w:hyperlink w:anchor="_Toc242094836" w:history="1">
             <w:r>
               <w:rPr>
                 <w:rStyle w:val="af9"/>
@@ -1124,7 +1204,7 @@
                 <w:noProof/>
                 <w:lang w:val="ru-RU"/>
               </w:rPr>
-              <w:t>3.2 Цифровой Паспорт</w:t>
+              <w:t>3.2 Цифровой паспорт</w:t>
             </w:r>
             <w:r>
               <w:rPr>
@@ -1145,7 +1225,7 @@
                 <w:noProof/>
                 <w:webHidden/>
               </w:rPr>
-              <w:instrText xml:space="preserve"> PAGEREF _Toc242020831 \h </w:instrText>
+              <w:instrText xml:space="preserve"> PAGEREF _Toc242094836 \h </w:instrText>
             </w:r>
             <w:r>
               <w:rPr>
@@ -1187,10 +1267,10 @@
               <w:noProof/>
               <w:sz w:val="24"/>
               <w:szCs w:val="24"/>
-              <w:lang w:eastAsia="ru-BY"/>
+              <w:lang w:val="ru-BY" w:eastAsia="ru-BY"/>
             </w:rPr>
           </w:pPr>
-          <w:hyperlink w:anchor="_Toc242020832" w:history="1">
+          <w:hyperlink w:anchor="_Toc242094837" w:history="1">
             <w:r>
               <w:rPr>
                 <w:rStyle w:val="af9"/>
@@ -1221,7 +1301,7 @@
                 <w:noProof/>
                 <w:webHidden/>
               </w:rPr>
-              <w:instrText xml:space="preserve"> PAGEREF _Toc242020832 \h </w:instrText>
+              <w:instrText xml:space="preserve"> PAGEREF _Toc242094837 \h </w:instrText>
             </w:r>
             <w:r>
               <w:rPr>
@@ -1263,10 +1343,10 @@
               <w:noProof/>
               <w:sz w:val="24"/>
               <w:szCs w:val="24"/>
-              <w:lang w:eastAsia="ru-BY"/>
+              <w:lang w:val="ru-BY" w:eastAsia="ru-BY"/>
             </w:rPr>
           </w:pPr>
-          <w:hyperlink w:anchor="_Toc242020833" w:history="1">
+          <w:hyperlink w:anchor="_Toc242094838" w:history="1">
             <w:r>
               <w:rPr>
                 <w:rStyle w:val="af9"/>
@@ -1297,7 +1377,7 @@
                 <w:noProof/>
                 <w:webHidden/>
               </w:rPr>
-              <w:instrText xml:space="preserve"> PAGEREF _Toc242020833 \h </w:instrText>
+              <w:instrText xml:space="preserve"> PAGEREF _Toc242094838 \h </w:instrText>
             </w:r>
             <w:r>
               <w:rPr>
@@ -1339,10 +1419,10 @@
               <w:noProof/>
               <w:sz w:val="24"/>
               <w:szCs w:val="24"/>
-              <w:lang w:eastAsia="ru-BY"/>
+              <w:lang w:val="ru-BY" w:eastAsia="ru-BY"/>
             </w:rPr>
           </w:pPr>
-          <w:hyperlink w:anchor="_Toc242020834" w:history="1">
+          <w:hyperlink w:anchor="_Toc242094839" w:history="1">
             <w:r>
               <w:rPr>
                 <w:rStyle w:val="af9"/>
@@ -1383,7 +1463,7 @@
                 <w:noProof/>
                 <w:webHidden/>
               </w:rPr>
-              <w:instrText xml:space="preserve"> PAGEREF _Toc242020834 \h </w:instrText>
+              <w:instrText xml:space="preserve"> PAGEREF _Toc242094839 \h </w:instrText>
             </w:r>
             <w:r>
               <w:rPr>
@@ -1425,10 +1505,10 @@
               <w:noProof/>
               <w:sz w:val="24"/>
               <w:szCs w:val="24"/>
-              <w:lang w:eastAsia="ru-BY"/>
+              <w:lang w:val="ru-BY" w:eastAsia="ru-BY"/>
             </w:rPr>
           </w:pPr>
-          <w:hyperlink w:anchor="_Toc242020835" w:history="1">
+          <w:hyperlink w:anchor="_Toc242094840" w:history="1">
             <w:r>
               <w:rPr>
                 <w:rStyle w:val="af9"/>
@@ -1459,7 +1539,7 @@
                 <w:noProof/>
                 <w:webHidden/>
               </w:rPr>
-              <w:instrText xml:space="preserve"> PAGEREF _Toc242020835 \h </w:instrText>
+              <w:instrText xml:space="preserve"> PAGEREF _Toc242094840 \h </w:instrText>
             </w:r>
             <w:r>
               <w:rPr>
@@ -1494,6 +1574,7 @@
           <w:pPr>
             <w:rPr>
               <w:rFonts w:ascii="Times New Roman" w:hAnsi="Times New Roman" w:cs="Times New Roman"/>
+              <w:color w:val="000000" w:themeColor="text1"/>
               <w:szCs w:val="28"/>
               <w:lang w:val="ru-RU"/>
             </w:rPr>
@@ -1503,6 +1584,7 @@
               <w:rFonts w:ascii="Times New Roman" w:hAnsi="Times New Roman" w:cs="Times New Roman"/>
               <w:b/>
               <w:bCs/>
+              <w:color w:val="000000" w:themeColor="text1"/>
               <w:szCs w:val="28"/>
               <w:lang w:val="ru-RU"/>
             </w:rPr>
@@ -1514,185 +1596,186 @@
     <w:p>
       <w:pPr>
         <w:rPr>
-          <w:lang w:val="ru-RU"/>
-        </w:rPr>
-      </w:pPr>
-    </w:p>
-    <w:p>
-      <w:pPr>
-        <w:rPr>
-          <w:rFonts w:ascii="Times New Roman" w:hAnsi="Times New Roman" w:cs="Times New Roman"/>
-          <w:szCs w:val="28"/>
-          <w:lang w:val="ru-RU"/>
-        </w:rPr>
-      </w:pPr>
-    </w:p>
-    <w:p>
-      <w:pPr>
-        <w:rPr>
-          <w:rFonts w:ascii="Times New Roman" w:hAnsi="Times New Roman" w:cs="Times New Roman"/>
-          <w:szCs w:val="28"/>
-          <w:lang w:val="ru-RU"/>
-        </w:rPr>
-      </w:pPr>
-    </w:p>
-    <w:p>
-      <w:pPr>
-        <w:rPr>
-          <w:rFonts w:ascii="Times New Roman" w:hAnsi="Times New Roman" w:cs="Times New Roman"/>
-          <w:szCs w:val="28"/>
-          <w:lang w:val="ru-RU"/>
-        </w:rPr>
-      </w:pPr>
-    </w:p>
-    <w:p>
-      <w:pPr>
-        <w:rPr>
-          <w:rFonts w:ascii="Times New Roman" w:hAnsi="Times New Roman" w:cs="Times New Roman"/>
-          <w:szCs w:val="28"/>
-          <w:lang w:val="ru-RU"/>
-        </w:rPr>
-      </w:pPr>
-    </w:p>
-    <w:p>
-      <w:pPr>
-        <w:rPr>
-          <w:rFonts w:ascii="Times New Roman" w:hAnsi="Times New Roman" w:cs="Times New Roman"/>
-          <w:szCs w:val="28"/>
-          <w:lang w:val="ru-RU"/>
-        </w:rPr>
-      </w:pPr>
-    </w:p>
-    <w:p>
-      <w:pPr>
-        <w:rPr>
-          <w:rFonts w:ascii="Times New Roman" w:hAnsi="Times New Roman" w:cs="Times New Roman"/>
-          <w:szCs w:val="28"/>
-          <w:lang w:val="ru-RU"/>
-        </w:rPr>
-      </w:pPr>
-    </w:p>
-    <w:p>
-      <w:pPr>
-        <w:rPr>
-          <w:rFonts w:ascii="Times New Roman" w:hAnsi="Times New Roman" w:cs="Times New Roman"/>
-          <w:szCs w:val="28"/>
-          <w:lang w:val="ru-RU"/>
-        </w:rPr>
-      </w:pPr>
-    </w:p>
-    <w:p>
-      <w:pPr>
-        <w:rPr>
-          <w:rFonts w:ascii="Times New Roman" w:hAnsi="Times New Roman" w:cs="Times New Roman"/>
-          <w:szCs w:val="28"/>
-          <w:lang w:val="ru-RU"/>
-        </w:rPr>
-      </w:pPr>
-    </w:p>
-    <w:p>
-      <w:pPr>
-        <w:rPr>
-          <w:rFonts w:ascii="Times New Roman" w:hAnsi="Times New Roman" w:cs="Times New Roman"/>
-          <w:szCs w:val="28"/>
-          <w:lang w:val="ru-RU"/>
-        </w:rPr>
-      </w:pPr>
-    </w:p>
-    <w:p>
-      <w:pPr>
-        <w:rPr>
-          <w:rFonts w:ascii="Times New Roman" w:hAnsi="Times New Roman" w:cs="Times New Roman"/>
-          <w:szCs w:val="28"/>
-          <w:lang w:val="ru-RU"/>
-        </w:rPr>
-      </w:pPr>
-    </w:p>
-    <w:p>
-      <w:pPr>
-        <w:rPr>
-          <w:rFonts w:ascii="Times New Roman" w:hAnsi="Times New Roman" w:cs="Times New Roman"/>
-          <w:szCs w:val="28"/>
-          <w:lang w:val="ru-RU"/>
-        </w:rPr>
-      </w:pPr>
-    </w:p>
-    <w:p>
-      <w:pPr>
-        <w:rPr>
-          <w:rFonts w:ascii="Times New Roman" w:hAnsi="Times New Roman" w:cs="Times New Roman"/>
-          <w:szCs w:val="28"/>
-          <w:lang w:val="ru-RU"/>
-        </w:rPr>
-      </w:pPr>
-    </w:p>
-    <w:p>
-      <w:pPr>
-        <w:rPr>
-          <w:rFonts w:ascii="Times New Roman" w:hAnsi="Times New Roman" w:cs="Times New Roman"/>
-          <w:szCs w:val="28"/>
-          <w:lang w:val="ru-RU"/>
-        </w:rPr>
-      </w:pPr>
-    </w:p>
-    <w:p>
-      <w:pPr>
-        <w:rPr>
-          <w:rFonts w:ascii="Times New Roman" w:hAnsi="Times New Roman" w:cs="Times New Roman"/>
-          <w:szCs w:val="28"/>
-          <w:lang w:val="ru-RU"/>
-        </w:rPr>
-      </w:pPr>
-    </w:p>
-    <w:p>
-      <w:pPr>
-        <w:rPr>
-          <w:rFonts w:ascii="Times New Roman" w:hAnsi="Times New Roman" w:cs="Times New Roman"/>
-          <w:szCs w:val="28"/>
-          <w:lang w:val="ru-RU"/>
-        </w:rPr>
-      </w:pPr>
-    </w:p>
-    <w:p>
-      <w:pPr>
-        <w:rPr>
-          <w:rFonts w:ascii="Times New Roman" w:hAnsi="Times New Roman" w:cs="Times New Roman"/>
-          <w:szCs w:val="28"/>
-          <w:lang w:val="ru-RU"/>
-        </w:rPr>
-      </w:pPr>
-    </w:p>
-    <w:p>
-      <w:pPr>
-        <w:rPr>
-          <w:rFonts w:ascii="Times New Roman" w:hAnsi="Times New Roman" w:cs="Times New Roman"/>
-          <w:szCs w:val="28"/>
-          <w:lang w:val="ru-RU"/>
-        </w:rPr>
-      </w:pPr>
-    </w:p>
-    <w:p>
-      <w:pPr>
-        <w:rPr>
-          <w:rFonts w:ascii="Times New Roman" w:hAnsi="Times New Roman" w:cs="Times New Roman"/>
-          <w:szCs w:val="28"/>
-          <w:lang w:val="ru-RU"/>
-        </w:rPr>
-      </w:pPr>
-    </w:p>
-    <w:p>
-      <w:pPr>
-        <w:rPr>
-          <w:rFonts w:ascii="Times New Roman" w:hAnsi="Times New Roman" w:cs="Times New Roman"/>
-          <w:szCs w:val="28"/>
-          <w:lang w:val="ru-RU"/>
-        </w:rPr>
-      </w:pPr>
-    </w:p>
-    <w:p>
-      <w:pPr>
-        <w:rPr>
-          <w:rFonts w:ascii="Times New Roman" w:hAnsi="Times New Roman" w:cs="Times New Roman"/>
+          <w:color w:val="000000" w:themeColor="text1"/>
+          <w:lang w:val="ru-RU"/>
+        </w:rPr>
+      </w:pPr>
+    </w:p>
+    <w:p>
+      <w:pPr>
+        <w:rPr>
+          <w:rFonts w:ascii="Times New Roman" w:hAnsi="Times New Roman" w:cs="Times New Roman"/>
+          <w:color w:val="000000" w:themeColor="text1"/>
+          <w:szCs w:val="28"/>
+          <w:lang w:val="ru-RU"/>
+        </w:rPr>
+      </w:pPr>
+    </w:p>
+    <w:p>
+      <w:pPr>
+        <w:rPr>
+          <w:rFonts w:ascii="Times New Roman" w:hAnsi="Times New Roman" w:cs="Times New Roman"/>
+          <w:color w:val="000000" w:themeColor="text1"/>
+          <w:szCs w:val="28"/>
+          <w:lang w:val="ru-RU"/>
+        </w:rPr>
+      </w:pPr>
+    </w:p>
+    <w:p>
+      <w:pPr>
+        <w:rPr>
+          <w:rFonts w:ascii="Times New Roman" w:hAnsi="Times New Roman" w:cs="Times New Roman"/>
+          <w:color w:val="000000" w:themeColor="text1"/>
+          <w:szCs w:val="28"/>
+          <w:lang w:val="ru-RU"/>
+        </w:rPr>
+      </w:pPr>
+    </w:p>
+    <w:p>
+      <w:pPr>
+        <w:rPr>
+          <w:rFonts w:ascii="Times New Roman" w:hAnsi="Times New Roman" w:cs="Times New Roman"/>
+          <w:color w:val="000000" w:themeColor="text1"/>
+          <w:szCs w:val="28"/>
+          <w:lang w:val="ru-RU"/>
+        </w:rPr>
+      </w:pPr>
+    </w:p>
+    <w:p>
+      <w:pPr>
+        <w:rPr>
+          <w:rFonts w:ascii="Times New Roman" w:hAnsi="Times New Roman" w:cs="Times New Roman"/>
+          <w:color w:val="000000" w:themeColor="text1"/>
+          <w:szCs w:val="28"/>
+          <w:lang w:val="ru-RU"/>
+        </w:rPr>
+      </w:pPr>
+    </w:p>
+    <w:p>
+      <w:pPr>
+        <w:rPr>
+          <w:rFonts w:ascii="Times New Roman" w:hAnsi="Times New Roman" w:cs="Times New Roman"/>
+          <w:color w:val="000000" w:themeColor="text1"/>
+          <w:szCs w:val="28"/>
+          <w:lang w:val="ru-RU"/>
+        </w:rPr>
+      </w:pPr>
+    </w:p>
+    <w:p>
+      <w:pPr>
+        <w:rPr>
+          <w:rFonts w:ascii="Times New Roman" w:hAnsi="Times New Roman" w:cs="Times New Roman"/>
+          <w:color w:val="000000" w:themeColor="text1"/>
+          <w:szCs w:val="28"/>
+          <w:lang w:val="ru-RU"/>
+        </w:rPr>
+      </w:pPr>
+    </w:p>
+    <w:p>
+      <w:pPr>
+        <w:rPr>
+          <w:rFonts w:ascii="Times New Roman" w:hAnsi="Times New Roman" w:cs="Times New Roman"/>
+          <w:color w:val="000000" w:themeColor="text1"/>
+          <w:szCs w:val="28"/>
+          <w:lang w:val="ru-RU"/>
+        </w:rPr>
+      </w:pPr>
+    </w:p>
+    <w:p>
+      <w:pPr>
+        <w:rPr>
+          <w:rFonts w:ascii="Times New Roman" w:hAnsi="Times New Roman" w:cs="Times New Roman"/>
+          <w:color w:val="000000" w:themeColor="text1"/>
+          <w:szCs w:val="28"/>
+          <w:lang w:val="ru-RU"/>
+        </w:rPr>
+      </w:pPr>
+    </w:p>
+    <w:p>
+      <w:pPr>
+        <w:rPr>
+          <w:rFonts w:ascii="Times New Roman" w:hAnsi="Times New Roman" w:cs="Times New Roman"/>
+          <w:color w:val="000000" w:themeColor="text1"/>
+          <w:szCs w:val="28"/>
+          <w:lang w:val="ru-RU"/>
+        </w:rPr>
+      </w:pPr>
+    </w:p>
+    <w:p>
+      <w:pPr>
+        <w:rPr>
+          <w:rFonts w:ascii="Times New Roman" w:hAnsi="Times New Roman" w:cs="Times New Roman"/>
+          <w:color w:val="000000" w:themeColor="text1"/>
+          <w:szCs w:val="28"/>
+          <w:lang w:val="ru-RU"/>
+        </w:rPr>
+      </w:pPr>
+    </w:p>
+    <w:p>
+      <w:pPr>
+        <w:rPr>
+          <w:rFonts w:ascii="Times New Roman" w:hAnsi="Times New Roman" w:cs="Times New Roman"/>
+          <w:color w:val="000000" w:themeColor="text1"/>
+          <w:szCs w:val="28"/>
+          <w:lang w:val="ru-RU"/>
+        </w:rPr>
+      </w:pPr>
+    </w:p>
+    <w:p>
+      <w:pPr>
+        <w:rPr>
+          <w:rFonts w:ascii="Times New Roman" w:hAnsi="Times New Roman" w:cs="Times New Roman"/>
+          <w:color w:val="000000" w:themeColor="text1"/>
+          <w:szCs w:val="28"/>
+          <w:lang w:val="ru-RU"/>
+        </w:rPr>
+      </w:pPr>
+    </w:p>
+    <w:p>
+      <w:pPr>
+        <w:rPr>
+          <w:rFonts w:ascii="Times New Roman" w:hAnsi="Times New Roman" w:cs="Times New Roman"/>
+          <w:color w:val="000000" w:themeColor="text1"/>
+          <w:szCs w:val="28"/>
+          <w:lang w:val="ru-RU"/>
+        </w:rPr>
+      </w:pPr>
+    </w:p>
+    <w:p>
+      <w:pPr>
+        <w:rPr>
+          <w:rFonts w:ascii="Times New Roman" w:hAnsi="Times New Roman" w:cs="Times New Roman"/>
+          <w:color w:val="000000" w:themeColor="text1"/>
+          <w:szCs w:val="28"/>
+          <w:lang w:val="ru-RU"/>
+        </w:rPr>
+      </w:pPr>
+    </w:p>
+    <w:p>
+      <w:pPr>
+        <w:rPr>
+          <w:rFonts w:ascii="Times New Roman" w:hAnsi="Times New Roman" w:cs="Times New Roman"/>
+          <w:color w:val="000000" w:themeColor="text1"/>
+          <w:szCs w:val="28"/>
+          <w:lang w:val="ru-RU"/>
+        </w:rPr>
+      </w:pPr>
+    </w:p>
+    <w:p>
+      <w:pPr>
+        <w:rPr>
+          <w:rFonts w:ascii="Times New Roman" w:hAnsi="Times New Roman" w:cs="Times New Roman"/>
+          <w:color w:val="000000" w:themeColor="text1"/>
+          <w:szCs w:val="28"/>
+          <w:lang w:val="ru-RU"/>
+        </w:rPr>
+      </w:pPr>
+    </w:p>
+    <w:p>
+      <w:pPr>
+        <w:rPr>
+          <w:rFonts w:ascii="Times New Roman" w:hAnsi="Times New Roman" w:cs="Times New Roman"/>
+          <w:color w:val="000000" w:themeColor="text1"/>
           <w:szCs w:val="28"/>
           <w:lang w:val="ru-RU"/>
         </w:rPr>
@@ -1705,21 +1788,24 @@
           <w:rFonts w:ascii="Times New Roman" w:hAnsi="Times New Roman" w:cs="Times New Roman"/>
           <w:b/>
           <w:bCs/>
+          <w:color w:val="000000" w:themeColor="text1"/>
           <w:sz w:val="32"/>
           <w:szCs w:val="32"/>
           <w:lang w:val="ru-RU"/>
         </w:rPr>
       </w:pPr>
-      <w:bookmarkStart w:id="0" w:name="_Toc242020827"/>
+      <w:bookmarkStart w:id="0" w:name="_Toc242094832"/>
       <w:r>
         <w:rPr>
           <w:rFonts w:ascii="Times New Roman" w:hAnsi="Times New Roman" w:cs="Times New Roman"/>
           <w:b/>
           <w:bCs/>
+          <w:color w:val="000000" w:themeColor="text1"/>
           <w:sz w:val="32"/>
           <w:szCs w:val="32"/>
           <w:lang w:val="ru-RU"/>
         </w:rPr>
+        <w:lastRenderedPageBreak/>
         <w:t>1 ЦЕЛЬ РАБОТЫ</w:t>
       </w:r>
       <w:bookmarkEnd w:id="0"/>
@@ -1731,13 +1817,15 @@
         <w:jc w:val="both"/>
         <w:rPr>
           <w:rFonts w:ascii="Times New Roman" w:hAnsi="Times New Roman" w:cs="Times New Roman"/>
-          <w:szCs w:val="28"/>
-          <w:lang w:val="ru-RU"/>
-        </w:rPr>
-      </w:pPr>
-      <w:r>
-        <w:rPr>
-          <w:rFonts w:ascii="Times New Roman" w:hAnsi="Times New Roman" w:cs="Times New Roman"/>
+          <w:color w:val="000000" w:themeColor="text1"/>
+          <w:szCs w:val="28"/>
+          <w:lang w:val="ru-RU"/>
+        </w:rPr>
+      </w:pPr>
+      <w:r>
+        <w:rPr>
+          <w:rFonts w:ascii="Times New Roman" w:hAnsi="Times New Roman" w:cs="Times New Roman"/>
+          <w:color w:val="000000" w:themeColor="text1"/>
           <w:szCs w:val="28"/>
           <w:lang w:val="ru-RU"/>
         </w:rPr>
@@ -1746,6 +1834,7 @@
       <w:r>
         <w:rPr>
           <w:rFonts w:ascii="Times New Roman" w:hAnsi="Times New Roman" w:cs="Times New Roman"/>
+          <w:color w:val="000000" w:themeColor="text1"/>
           <w:szCs w:val="28"/>
         </w:rPr>
         <w:t xml:space="preserve"> концепции профилактического обслуживания ПК (в рамках методологии IT </w:t>
@@ -1754,6 +1843,7 @@
       <w:r>
         <w:rPr>
           <w:rFonts w:ascii="Times New Roman" w:hAnsi="Times New Roman" w:cs="Times New Roman"/>
+          <w:color w:val="000000" w:themeColor="text1"/>
           <w:szCs w:val="28"/>
         </w:rPr>
         <w:t>Essentials</w:t>
@@ -1762,6 +1852,7 @@
       <w:r>
         <w:rPr>
           <w:rFonts w:ascii="Times New Roman" w:hAnsi="Times New Roman" w:cs="Times New Roman"/>
+          <w:color w:val="000000" w:themeColor="text1"/>
           <w:szCs w:val="28"/>
         </w:rPr>
         <w:t>), получение практических навыков работы со встроенными инструментами операционных систем (Windows/</w:t>
@@ -1770,6 +1861,7 @@
       <w:r>
         <w:rPr>
           <w:rFonts w:ascii="Times New Roman" w:hAnsi="Times New Roman" w:cs="Times New Roman"/>
+          <w:color w:val="000000" w:themeColor="text1"/>
           <w:szCs w:val="28"/>
         </w:rPr>
         <w:t>macOS</w:t>
@@ -1778,6 +1870,7 @@
       <w:r>
         <w:rPr>
           <w:rFonts w:ascii="Times New Roman" w:hAnsi="Times New Roman" w:cs="Times New Roman"/>
+          <w:color w:val="000000" w:themeColor="text1"/>
           <w:szCs w:val="28"/>
         </w:rPr>
         <w:t>) для бесконтактной инвентаризации аппаратных компонентов, выявления конфликтов оборудования и составления цифрового паспорта вычислительной машины.</w:t>
@@ -1790,17 +1883,19 @@
           <w:rFonts w:ascii="Times New Roman" w:hAnsi="Times New Roman" w:cs="Times New Roman"/>
           <w:b/>
           <w:bCs/>
+          <w:color w:val="000000" w:themeColor="text1"/>
           <w:sz w:val="32"/>
           <w:szCs w:val="32"/>
           <w:lang w:val="ru-RU"/>
         </w:rPr>
       </w:pPr>
-      <w:bookmarkStart w:id="1" w:name="_Toc242020828"/>
+      <w:bookmarkStart w:id="1" w:name="_Toc242094833"/>
       <w:r>
         <w:rPr>
           <w:rFonts w:ascii="Times New Roman" w:hAnsi="Times New Roman" w:cs="Times New Roman"/>
           <w:b/>
           <w:bCs/>
+          <w:color w:val="000000" w:themeColor="text1"/>
           <w:sz w:val="32"/>
           <w:szCs w:val="32"/>
           <w:lang w:val="ru-RU"/>
@@ -1824,13 +1919,15 @@
         <w:jc w:val="both"/>
         <w:rPr>
           <w:rFonts w:ascii="Times New Roman" w:eastAsiaTheme="minorEastAsia" w:hAnsi="Times New Roman" w:cs="Times New Roman"/>
-          <w:szCs w:val="28"/>
-          <w:lang w:val="ru-RU"/>
-        </w:rPr>
-      </w:pPr>
-      <w:r>
-        <w:rPr>
-          <w:rFonts w:ascii="Times New Roman" w:hAnsi="Times New Roman" w:cs="Times New Roman"/>
+          <w:color w:val="000000" w:themeColor="text1"/>
+          <w:szCs w:val="28"/>
+          <w:lang w:val="ru-RU"/>
+        </w:rPr>
+      </w:pPr>
+      <w:r>
+        <w:rPr>
+          <w:rFonts w:ascii="Times New Roman" w:hAnsi="Times New Roman" w:cs="Times New Roman"/>
+          <w:color w:val="000000" w:themeColor="text1"/>
           <w:szCs w:val="28"/>
           <w:lang w:val="ru-RU"/>
         </w:rPr>
@@ -1839,6 +1936,7 @@
       <w:r>
         <w:rPr>
           <w:rFonts w:ascii="Times New Roman" w:hAnsi="Times New Roman" w:cs="Times New Roman"/>
+          <w:color w:val="000000" w:themeColor="text1"/>
           <w:szCs w:val="28"/>
           <w:lang w:val="en-US"/>
         </w:rPr>
@@ -1847,6 +1945,7 @@
       <w:r>
         <w:rPr>
           <w:rFonts w:ascii="Times New Roman" w:hAnsi="Times New Roman" w:cs="Times New Roman"/>
+          <w:color w:val="000000" w:themeColor="text1"/>
           <w:szCs w:val="28"/>
           <w:lang w:val="ru-RU"/>
         </w:rPr>
@@ -1855,6 +1954,7 @@
       <w:r>
         <w:rPr>
           <w:rFonts w:ascii="Times New Roman" w:hAnsi="Times New Roman" w:cs="Times New Roman"/>
+          <w:color w:val="000000" w:themeColor="text1"/>
           <w:szCs w:val="28"/>
           <w:lang w:val="en-US"/>
         </w:rPr>
@@ -1863,6 +1963,7 @@
       <w:r>
         <w:rPr>
           <w:rFonts w:ascii="Times New Roman" w:hAnsi="Times New Roman" w:cs="Times New Roman"/>
+          <w:color w:val="000000" w:themeColor="text1"/>
           <w:szCs w:val="28"/>
           <w:lang w:val="ru-RU"/>
         </w:rPr>
@@ -1871,6 +1972,7 @@
       <w:r>
         <w:rPr>
           <w:rFonts w:ascii="Times New Roman" w:hAnsi="Times New Roman" w:cs="Times New Roman"/>
+          <w:color w:val="000000" w:themeColor="text1"/>
           <w:szCs w:val="28"/>
           <w:lang w:val="en-US"/>
         </w:rPr>
@@ -1879,6 +1981,7 @@
       <w:r>
         <w:rPr>
           <w:rFonts w:ascii="Times New Roman" w:hAnsi="Times New Roman" w:cs="Times New Roman"/>
+          <w:color w:val="000000" w:themeColor="text1"/>
           <w:szCs w:val="28"/>
           <w:lang w:val="ru-RU"/>
         </w:rPr>
@@ -1887,6 +1990,7 @@
       <w:r>
         <w:rPr>
           <w:rFonts w:ascii="Times New Roman" w:hAnsi="Times New Roman" w:cs="Times New Roman"/>
+          <w:color w:val="000000" w:themeColor="text1"/>
           <w:szCs w:val="28"/>
           <w:lang w:val="en-US"/>
         </w:rPr>
@@ -1895,6 +1999,7 @@
       <w:r>
         <w:rPr>
           <w:rFonts w:ascii="Times New Roman" w:hAnsi="Times New Roman" w:cs="Times New Roman"/>
+          <w:color w:val="000000" w:themeColor="text1"/>
           <w:szCs w:val="28"/>
           <w:lang w:val="ru-RU"/>
         </w:rPr>
@@ -1903,6 +2008,7 @@
       <w:r>
         <w:rPr>
           <w:rFonts w:ascii="Times New Roman" w:hAnsi="Times New Roman" w:cs="Times New Roman"/>
+          <w:color w:val="000000" w:themeColor="text1"/>
           <w:szCs w:val="28"/>
           <w:lang w:val="en-US"/>
         </w:rPr>
@@ -1911,6 +2017,7 @@
       <w:r>
         <w:rPr>
           <w:rFonts w:ascii="Times New Roman" w:hAnsi="Times New Roman" w:cs="Times New Roman"/>
+          <w:color w:val="000000" w:themeColor="text1"/>
           <w:szCs w:val="28"/>
           <w:lang w:val="ru-RU"/>
         </w:rPr>
@@ -1919,6 +2026,7 @@
       <w:r>
         <w:rPr>
           <w:rFonts w:ascii="Times New Roman" w:hAnsi="Times New Roman" w:cs="Times New Roman"/>
+          <w:color w:val="000000" w:themeColor="text1"/>
           <w:szCs w:val="28"/>
           <w:lang w:val="en-US"/>
         </w:rPr>
@@ -1927,6 +2035,7 @@
       <w:r>
         <w:rPr>
           <w:rFonts w:ascii="Times New Roman" w:hAnsi="Times New Roman" w:cs="Times New Roman"/>
+          <w:color w:val="000000" w:themeColor="text1"/>
           <w:szCs w:val="28"/>
           <w:lang w:val="ru-RU"/>
         </w:rPr>
@@ -1935,6 +2044,7 @@
       <w:r>
         <w:rPr>
           <w:rFonts w:ascii="Times New Roman" w:hAnsi="Times New Roman" w:cs="Times New Roman"/>
+          <w:color w:val="000000" w:themeColor="text1"/>
           <w:szCs w:val="28"/>
           <w:lang w:val="en-US"/>
         </w:rPr>
@@ -1943,6 +2053,7 @@
       <w:r>
         <w:rPr>
           <w:rFonts w:ascii="Times New Roman" w:hAnsi="Times New Roman" w:cs="Times New Roman"/>
+          <w:color w:val="000000" w:themeColor="text1"/>
           <w:szCs w:val="28"/>
           <w:lang w:val="ru-RU"/>
         </w:rPr>
@@ -1951,6 +2062,7 @@
       <w:r>
         <w:rPr>
           <w:rFonts w:ascii="Times New Roman" w:hAnsi="Times New Roman" w:cs="Times New Roman"/>
+          <w:color w:val="000000" w:themeColor="text1"/>
           <w:szCs w:val="28"/>
           <w:lang w:val="en-US"/>
         </w:rPr>
@@ -1959,6 +2071,7 @@
       <w:r>
         <w:rPr>
           <w:rFonts w:ascii="Times New Roman" w:hAnsi="Times New Roman" w:cs="Times New Roman"/>
+          <w:color w:val="000000" w:themeColor="text1"/>
           <w:szCs w:val="28"/>
           <w:lang w:val="ru-RU"/>
         </w:rPr>
@@ -1967,6 +2080,7 @@
       <w:r>
         <w:rPr>
           <w:rFonts w:ascii="Times New Roman" w:hAnsi="Times New Roman" w:cs="Times New Roman"/>
+          <w:color w:val="000000" w:themeColor="text1"/>
           <w:szCs w:val="28"/>
           <w:lang w:val="ru-RU"/>
         </w:rPr>
@@ -1975,6 +2089,7 @@
       <w:r>
         <w:rPr>
           <w:rFonts w:ascii="Times New Roman" w:hAnsi="Times New Roman" w:cs="Times New Roman"/>
+          <w:color w:val="000000" w:themeColor="text1"/>
           <w:szCs w:val="28"/>
           <w:lang w:val="en-US"/>
         </w:rPr>
@@ -1983,6 +2098,7 @@
       <w:r>
         <w:rPr>
           <w:rFonts w:ascii="Times New Roman" w:hAnsi="Times New Roman" w:cs="Times New Roman"/>
+          <w:color w:val="000000" w:themeColor="text1"/>
           <w:szCs w:val="28"/>
           <w:lang w:val="ru-RU"/>
         </w:rPr>
@@ -1991,6 +2107,7 @@
       <w:r>
         <w:rPr>
           <w:rFonts w:ascii="Times New Roman" w:hAnsi="Times New Roman" w:cs="Times New Roman"/>
+          <w:color w:val="000000" w:themeColor="text1"/>
           <w:szCs w:val="28"/>
           <w:lang w:val="en-US"/>
         </w:rPr>
@@ -1999,6 +2116,7 @@
       <w:r>
         <w:rPr>
           <w:rFonts w:ascii="Times New Roman" w:hAnsi="Times New Roman" w:cs="Times New Roman"/>
+          <w:color w:val="000000" w:themeColor="text1"/>
           <w:szCs w:val="28"/>
           <w:lang w:val="ru-RU"/>
         </w:rPr>
@@ -2007,6 +2125,7 @@
       <w:r>
         <w:rPr>
           <w:rFonts w:ascii="Times New Roman" w:eastAsiaTheme="minorEastAsia" w:hAnsi="Times New Roman" w:cs="Times New Roman"/>
+          <w:color w:val="000000" w:themeColor="text1"/>
           <w:szCs w:val="28"/>
           <w:lang w:val="ru-RU"/>
         </w:rPr>
@@ -2028,13 +2147,15 @@
         <w:jc w:val="both"/>
         <w:rPr>
           <w:rFonts w:ascii="Times New Roman" w:eastAsiaTheme="minorEastAsia" w:hAnsi="Times New Roman" w:cs="Times New Roman"/>
-          <w:szCs w:val="28"/>
-          <w:lang w:val="ru-RU"/>
-        </w:rPr>
-      </w:pPr>
-      <w:r>
-        <w:rPr>
-          <w:rFonts w:ascii="Times New Roman" w:hAnsi="Times New Roman" w:cs="Times New Roman"/>
+          <w:color w:val="000000" w:themeColor="text1"/>
+          <w:szCs w:val="28"/>
+          <w:lang w:val="ru-RU"/>
+        </w:rPr>
+      </w:pPr>
+      <w:r>
+        <w:rPr>
+          <w:rFonts w:ascii="Times New Roman" w:hAnsi="Times New Roman" w:cs="Times New Roman"/>
+          <w:color w:val="000000" w:themeColor="text1"/>
           <w:szCs w:val="28"/>
           <w:lang w:val="ru-RU"/>
         </w:rPr>
@@ -2043,6 +2164,7 @@
       <w:r>
         <w:rPr>
           <w:rFonts w:ascii="Times New Roman" w:hAnsi="Times New Roman" w:cs="Times New Roman"/>
+          <w:color w:val="000000" w:themeColor="text1"/>
           <w:szCs w:val="28"/>
           <w:lang w:val="en-US"/>
         </w:rPr>
@@ -2051,6 +2173,7 @@
       <w:r>
         <w:rPr>
           <w:rFonts w:ascii="Times New Roman" w:hAnsi="Times New Roman" w:cs="Times New Roman"/>
+          <w:color w:val="000000" w:themeColor="text1"/>
           <w:szCs w:val="28"/>
           <w:lang w:val="ru-RU"/>
         </w:rPr>
@@ -2059,6 +2182,7 @@
       <w:r>
         <w:rPr>
           <w:rFonts w:ascii="Times New Roman" w:hAnsi="Times New Roman" w:cs="Times New Roman"/>
+          <w:color w:val="000000" w:themeColor="text1"/>
           <w:szCs w:val="28"/>
           <w:lang w:val="en-US"/>
         </w:rPr>
@@ -2067,6 +2191,7 @@
       <w:r>
         <w:rPr>
           <w:rFonts w:ascii="Times New Roman" w:hAnsi="Times New Roman" w:cs="Times New Roman"/>
+          <w:color w:val="000000" w:themeColor="text1"/>
           <w:szCs w:val="28"/>
           <w:lang w:val="ru-RU"/>
         </w:rPr>
@@ -2075,6 +2200,7 @@
       <w:r>
         <w:rPr>
           <w:rFonts w:ascii="Times New Roman" w:eastAsiaTheme="minorEastAsia" w:hAnsi="Times New Roman" w:cs="Times New Roman"/>
+          <w:color w:val="000000" w:themeColor="text1"/>
           <w:szCs w:val="28"/>
           <w:lang w:val="ru-RU"/>
         </w:rPr>
@@ -2096,13 +2222,15 @@
         <w:jc w:val="both"/>
         <w:rPr>
           <w:rFonts w:ascii="Times New Roman" w:eastAsiaTheme="minorEastAsia" w:hAnsi="Times New Roman" w:cs="Times New Roman"/>
-          <w:szCs w:val="28"/>
-          <w:lang w:val="ru-RU"/>
-        </w:rPr>
-      </w:pPr>
-      <w:r>
-        <w:rPr>
-          <w:rFonts w:ascii="Times New Roman" w:eastAsiaTheme="minorEastAsia" w:hAnsi="Times New Roman" w:cs="Times New Roman"/>
+          <w:color w:val="000000" w:themeColor="text1"/>
+          <w:szCs w:val="28"/>
+          <w:lang w:val="ru-RU"/>
+        </w:rPr>
+      </w:pPr>
+      <w:r>
+        <w:rPr>
+          <w:rFonts w:ascii="Times New Roman" w:eastAsiaTheme="minorEastAsia" w:hAnsi="Times New Roman" w:cs="Times New Roman"/>
+          <w:color w:val="000000" w:themeColor="text1"/>
           <w:szCs w:val="28"/>
           <w:lang w:val="ru-RU"/>
         </w:rPr>
@@ -2111,6 +2239,7 @@
       <w:r>
         <w:rPr>
           <w:rFonts w:ascii="Times New Roman" w:eastAsiaTheme="minorEastAsia" w:hAnsi="Times New Roman" w:cs="Times New Roman"/>
+          <w:color w:val="000000" w:themeColor="text1"/>
           <w:szCs w:val="28"/>
           <w:lang w:val="ru-RU"/>
         </w:rPr>
@@ -2119,6 +2248,7 @@
       <w:r>
         <w:rPr>
           <w:rFonts w:ascii="Times New Roman" w:eastAsiaTheme="minorEastAsia" w:hAnsi="Times New Roman" w:cs="Times New Roman"/>
+          <w:color w:val="000000" w:themeColor="text1"/>
           <w:szCs w:val="28"/>
         </w:rPr>
         <w:t>системные оснастки «Сведения о системе»</w:t>
@@ -2126,6 +2256,7 @@
       <w:r>
         <w:rPr>
           <w:rFonts w:ascii="Times New Roman" w:eastAsiaTheme="minorEastAsia" w:hAnsi="Times New Roman" w:cs="Times New Roman"/>
+          <w:color w:val="000000" w:themeColor="text1"/>
           <w:szCs w:val="28"/>
           <w:lang w:val="ru-RU"/>
         </w:rPr>
@@ -2134,6 +2265,7 @@
       <w:r>
         <w:rPr>
           <w:rFonts w:ascii="Times New Roman" w:eastAsiaTheme="minorEastAsia" w:hAnsi="Times New Roman" w:cs="Times New Roman"/>
+          <w:color w:val="000000" w:themeColor="text1"/>
           <w:szCs w:val="28"/>
         </w:rPr>
         <w:t>«Диспетчер</w:t>
@@ -2141,6 +2273,7 @@
       <w:r>
         <w:rPr>
           <w:rFonts w:ascii="Times New Roman" w:eastAsiaTheme="minorEastAsia" w:hAnsi="Times New Roman" w:cs="Times New Roman"/>
+          <w:color w:val="000000" w:themeColor="text1"/>
           <w:szCs w:val="28"/>
           <w:lang w:val="ru-RU"/>
         </w:rPr>
@@ -2149,6 +2282,7 @@
       <w:r>
         <w:rPr>
           <w:rFonts w:ascii="Times New Roman" w:eastAsiaTheme="minorEastAsia" w:hAnsi="Times New Roman" w:cs="Times New Roman"/>
+          <w:color w:val="000000" w:themeColor="text1"/>
           <w:szCs w:val="28"/>
         </w:rPr>
         <w:t>устройств»</w:t>
@@ -2156,6 +2290,7 @@
       <w:r>
         <w:rPr>
           <w:rFonts w:ascii="Times New Roman" w:eastAsiaTheme="minorEastAsia" w:hAnsi="Times New Roman" w:cs="Times New Roman"/>
+          <w:color w:val="000000" w:themeColor="text1"/>
           <w:szCs w:val="28"/>
           <w:lang w:val="ru-RU"/>
         </w:rPr>
@@ -2169,17 +2304,19 @@
           <w:rFonts w:ascii="Times New Roman" w:hAnsi="Times New Roman" w:cs="Times New Roman"/>
           <w:b/>
           <w:bCs/>
+          <w:color w:val="000000" w:themeColor="text1"/>
           <w:sz w:val="32"/>
           <w:szCs w:val="32"/>
           <w:lang w:val="ru-RU"/>
         </w:rPr>
       </w:pPr>
-      <w:bookmarkStart w:id="2" w:name="_Toc242020829"/>
+      <w:bookmarkStart w:id="2" w:name="_Toc242094834"/>
       <w:r>
         <w:rPr>
           <w:rFonts w:ascii="Times New Roman" w:hAnsi="Times New Roman" w:cs="Times New Roman"/>
           <w:b/>
           <w:bCs/>
+          <w:color w:val="000000" w:themeColor="text1"/>
           <w:sz w:val="32"/>
           <w:szCs w:val="32"/>
           <w:lang w:val="ru-RU"/>
@@ -2199,17 +2336,19 @@
           <w:rFonts w:ascii="Times New Roman" w:hAnsi="Times New Roman" w:cs="Times New Roman"/>
           <w:b/>
           <w:bCs/>
+          <w:color w:val="000000" w:themeColor="text1"/>
           <w:sz w:val="28"/>
           <w:szCs w:val="28"/>
           <w:lang w:val="ru-RU"/>
         </w:rPr>
       </w:pPr>
-      <w:bookmarkStart w:id="3" w:name="_Toc242020830"/>
+      <w:bookmarkStart w:id="3" w:name="_Toc242094835"/>
       <w:r>
         <w:rPr>
           <w:rFonts w:ascii="Times New Roman" w:hAnsi="Times New Roman" w:cs="Times New Roman"/>
           <w:b/>
           <w:bCs/>
+          <w:color w:val="000000" w:themeColor="text1"/>
           <w:sz w:val="28"/>
           <w:szCs w:val="28"/>
           <w:lang w:val="ru-RU"/>
@@ -2221,6 +2360,7 @@
           <w:rFonts w:ascii="Times New Roman" w:hAnsi="Times New Roman" w:cs="Times New Roman"/>
           <w:b/>
           <w:bCs/>
+          <w:color w:val="000000" w:themeColor="text1"/>
           <w:sz w:val="28"/>
           <w:szCs w:val="28"/>
           <w:lang w:val="ru-RU"/>
@@ -2228,6 +2368,62 @@
         <w:t>Теоретический блок</w:t>
       </w:r>
       <w:bookmarkEnd w:id="3"/>
+    </w:p>
+    <w:p>
+      <w:pPr>
+        <w:spacing w:after="0" w:line="240" w:lineRule="auto"/>
+        <w:jc w:val="both"/>
+        <w:rPr>
+          <w:rFonts w:ascii="Times New Roman" w:hAnsi="Times New Roman" w:cs="Times New Roman"/>
+          <w:b/>
+          <w:bCs/>
+          <w:color w:val="000000" w:themeColor="text1"/>
+          <w:szCs w:val="28"/>
+        </w:rPr>
+      </w:pPr>
+      <w:r>
+        <w:rPr>
+          <w:rFonts w:ascii="Times New Roman" w:hAnsi="Times New Roman" w:cs="Times New Roman"/>
+          <w:b/>
+          <w:bCs/>
+          <w:color w:val="000000" w:themeColor="text1"/>
+          <w:szCs w:val="28"/>
+          <w:lang w:val="ru-RU"/>
+        </w:rPr>
+        <w:t xml:space="preserve">Шаг № 1. </w:t>
+      </w:r>
+      <w:r>
+        <w:rPr>
+          <w:rFonts w:ascii="Times New Roman" w:hAnsi="Times New Roman" w:cs="Times New Roman"/>
+          <w:b/>
+          <w:bCs/>
+          <w:color w:val="000000" w:themeColor="text1"/>
+          <w:szCs w:val="28"/>
+        </w:rPr>
+        <w:t xml:space="preserve"> Изучение концепции профилактического обслуживания (IT </w:t>
+      </w:r>
+      <w:proofErr w:type="spellStart"/>
+      <w:r>
+        <w:rPr>
+          <w:rFonts w:ascii="Times New Roman" w:hAnsi="Times New Roman" w:cs="Times New Roman"/>
+          <w:b/>
+          <w:bCs/>
+          <w:color w:val="000000" w:themeColor="text1"/>
+          <w:szCs w:val="28"/>
+        </w:rPr>
+        <w:t>Essentials</w:t>
+      </w:r>
+      <w:proofErr w:type="spellEnd"/>
+      <w:r>
+        <w:rPr>
+          <w:rFonts w:ascii="Times New Roman" w:hAnsi="Times New Roman" w:cs="Times New Roman"/>
+          <w:b/>
+          <w:bCs/>
+          <w:color w:val="000000" w:themeColor="text1"/>
+          <w:szCs w:val="28"/>
+        </w:rPr>
+        <w:t>)</w:t>
+      </w:r>
     </w:p>
     <w:p>
       <w:pPr>
@@ -2238,7 +2434,9 @@
           <w:rFonts w:ascii="Times New Roman" w:hAnsi="Times New Roman" w:cs="Times New Roman"/>
           <w:b/>
           <w:bCs/>
-          <w:szCs w:val="28"/>
+          <w:color w:val="000000" w:themeColor="text1"/>
+          <w:szCs w:val="28"/>
+          <w:lang w:val="ru-RU"/>
         </w:rPr>
       </w:pPr>
       <w:r>
@@ -2246,68 +2444,17 @@
           <w:rFonts w:ascii="Times New Roman" w:hAnsi="Times New Roman" w:cs="Times New Roman"/>
           <w:b/>
           <w:bCs/>
-          <w:szCs w:val="28"/>
-          <w:lang w:val="ru-RU"/>
-        </w:rPr>
-        <w:t xml:space="preserve">Шаг № 1. </w:t>
+          <w:color w:val="000000" w:themeColor="text1"/>
+          <w:szCs w:val="28"/>
+        </w:rPr>
+        <w:t>Почему диагностику начинают с утилит ОС</w:t>
       </w:r>
       <w:r>
         <w:rPr>
           <w:rFonts w:ascii="Times New Roman" w:hAnsi="Times New Roman" w:cs="Times New Roman"/>
           <w:b/>
           <w:bCs/>
-          <w:szCs w:val="28"/>
-        </w:rPr>
-        <w:t xml:space="preserve"> Изучение концепции профилактического обслуживания (IT </w:t>
-      </w:r>
-      <w:proofErr w:type="spellStart"/>
-      <w:r>
-        <w:rPr>
-          <w:rFonts w:ascii="Times New Roman" w:hAnsi="Times New Roman" w:cs="Times New Roman"/>
-          <w:b/>
-          <w:bCs/>
-          <w:szCs w:val="28"/>
-        </w:rPr>
-        <w:t>Essentials</w:t>
-      </w:r>
-      <w:proofErr w:type="spellEnd"/>
-      <w:r>
-        <w:rPr>
-          <w:rFonts w:ascii="Times New Roman" w:hAnsi="Times New Roman" w:cs="Times New Roman"/>
-          <w:b/>
-          <w:bCs/>
-          <w:szCs w:val="28"/>
-        </w:rPr>
-        <w:t>)</w:t>
-      </w:r>
-    </w:p>
-    <w:p>
-      <w:pPr>
-        <w:spacing w:after="0" w:line="240" w:lineRule="auto"/>
-        <w:ind w:firstLine="709"/>
-        <w:jc w:val="both"/>
-        <w:rPr>
-          <w:rFonts w:ascii="Times New Roman" w:hAnsi="Times New Roman" w:cs="Times New Roman"/>
-          <w:b/>
-          <w:bCs/>
-          <w:szCs w:val="28"/>
-          <w:lang w:val="ru-RU"/>
-        </w:rPr>
-      </w:pPr>
-      <w:r>
-        <w:rPr>
-          <w:rFonts w:ascii="Times New Roman" w:hAnsi="Times New Roman" w:cs="Times New Roman"/>
-          <w:b/>
-          <w:bCs/>
-          <w:szCs w:val="28"/>
-        </w:rPr>
-        <w:t>Почему диагностику начинают с утилит ОС</w:t>
-      </w:r>
-      <w:r>
-        <w:rPr>
-          <w:rFonts w:ascii="Times New Roman" w:hAnsi="Times New Roman" w:cs="Times New Roman"/>
-          <w:b/>
-          <w:bCs/>
+          <w:color w:val="000000" w:themeColor="text1"/>
           <w:szCs w:val="28"/>
           <w:lang w:val="ru-RU"/>
         </w:rPr>
@@ -2329,13 +2476,15 @@
         <w:jc w:val="both"/>
         <w:rPr>
           <w:rFonts w:ascii="Times New Roman" w:hAnsi="Times New Roman" w:cs="Times New Roman"/>
-          <w:szCs w:val="28"/>
-          <w:lang w:val="ru-RU"/>
-        </w:rPr>
-      </w:pPr>
-      <w:r>
-        <w:rPr>
-          <w:rFonts w:ascii="Times New Roman" w:hAnsi="Times New Roman" w:cs="Times New Roman"/>
+          <w:color w:val="000000" w:themeColor="text1"/>
+          <w:szCs w:val="28"/>
+          <w:lang w:val="ru-RU"/>
+        </w:rPr>
+      </w:pPr>
+      <w:r>
+        <w:rPr>
+          <w:rFonts w:ascii="Times New Roman" w:hAnsi="Times New Roman" w:cs="Times New Roman"/>
+          <w:color w:val="000000" w:themeColor="text1"/>
           <w:szCs w:val="28"/>
         </w:rPr>
         <w:t xml:space="preserve">Программная проверка исключает риск случайного повреждения хрупких внутренних деталей </w:t>
@@ -2343,6 +2492,7 @@
       <w:r>
         <w:rPr>
           <w:rFonts w:ascii="Times New Roman" w:hAnsi="Times New Roman" w:cs="Times New Roman"/>
+          <w:color w:val="000000" w:themeColor="text1"/>
           <w:szCs w:val="28"/>
           <w:lang w:val="ru-RU"/>
         </w:rPr>
@@ -2351,6 +2501,7 @@
       <w:r>
         <w:rPr>
           <w:rFonts w:ascii="Times New Roman" w:hAnsi="Times New Roman" w:cs="Times New Roman"/>
+          <w:color w:val="000000" w:themeColor="text1"/>
           <w:szCs w:val="28"/>
         </w:rPr>
         <w:t>.</w:t>
@@ -2371,13 +2522,15 @@
         <w:jc w:val="both"/>
         <w:rPr>
           <w:rFonts w:ascii="Times New Roman" w:hAnsi="Times New Roman" w:cs="Times New Roman"/>
-          <w:szCs w:val="28"/>
-          <w:lang w:val="ru-RU"/>
-        </w:rPr>
-      </w:pPr>
-      <w:r>
-        <w:rPr>
-          <w:rFonts w:ascii="Times New Roman" w:hAnsi="Times New Roman" w:cs="Times New Roman"/>
+          <w:color w:val="000000" w:themeColor="text1"/>
+          <w:szCs w:val="28"/>
+          <w:lang w:val="ru-RU"/>
+        </w:rPr>
+      </w:pPr>
+      <w:r>
+        <w:rPr>
+          <w:rFonts w:ascii="Times New Roman" w:hAnsi="Times New Roman" w:cs="Times New Roman"/>
+          <w:color w:val="000000" w:themeColor="text1"/>
           <w:szCs w:val="28"/>
         </w:rPr>
         <w:t xml:space="preserve">Зависания и отключения периферии часто вызваны не поломкой </w:t>
@@ -2385,6 +2538,7 @@
       <w:r>
         <w:rPr>
           <w:rFonts w:ascii="Times New Roman" w:hAnsi="Times New Roman" w:cs="Times New Roman"/>
+          <w:color w:val="000000" w:themeColor="text1"/>
           <w:szCs w:val="28"/>
           <w:lang w:val="ru-RU"/>
         </w:rPr>
@@ -2393,6 +2547,7 @@
       <w:r>
         <w:rPr>
           <w:rFonts w:ascii="Times New Roman" w:hAnsi="Times New Roman" w:cs="Times New Roman"/>
+          <w:color w:val="000000" w:themeColor="text1"/>
           <w:szCs w:val="28"/>
         </w:rPr>
         <w:t>железа</w:t>
@@ -2400,6 +2555,7 @@
       <w:r>
         <w:rPr>
           <w:rFonts w:ascii="Times New Roman" w:hAnsi="Times New Roman" w:cs="Times New Roman"/>
+          <w:color w:val="000000" w:themeColor="text1"/>
           <w:szCs w:val="28"/>
           <w:lang w:val="ru-RU"/>
         </w:rPr>
@@ -2408,6 +2564,7 @@
       <w:r>
         <w:rPr>
           <w:rFonts w:ascii="Times New Roman" w:hAnsi="Times New Roman" w:cs="Times New Roman"/>
+          <w:color w:val="000000" w:themeColor="text1"/>
           <w:szCs w:val="28"/>
         </w:rPr>
         <w:t>конфликтами драйверов или ошибками ОС.</w:t>
@@ -2428,13 +2585,15 @@
         <w:jc w:val="both"/>
         <w:rPr>
           <w:rFonts w:ascii="Times New Roman" w:hAnsi="Times New Roman" w:cs="Times New Roman"/>
-          <w:szCs w:val="28"/>
-          <w:lang w:val="ru-RU"/>
-        </w:rPr>
-      </w:pPr>
-      <w:r>
-        <w:rPr>
-          <w:rFonts w:ascii="Times New Roman" w:hAnsi="Times New Roman" w:cs="Times New Roman"/>
+          <w:color w:val="000000" w:themeColor="text1"/>
+          <w:szCs w:val="28"/>
+          <w:lang w:val="ru-RU"/>
+        </w:rPr>
+      </w:pPr>
+      <w:r>
+        <w:rPr>
+          <w:rFonts w:ascii="Times New Roman" w:hAnsi="Times New Roman" w:cs="Times New Roman"/>
+          <w:color w:val="000000" w:themeColor="text1"/>
           <w:szCs w:val="28"/>
         </w:rPr>
         <w:t>Встроенные инструменты</w:t>
@@ -2442,6 +2601,7 @@
       <w:r>
         <w:rPr>
           <w:rFonts w:ascii="Times New Roman" w:hAnsi="Times New Roman" w:cs="Times New Roman"/>
+          <w:color w:val="000000" w:themeColor="text1"/>
           <w:szCs w:val="28"/>
           <w:lang w:val="ru-RU"/>
         </w:rPr>
@@ -2450,6 +2610,7 @@
       <w:r>
         <w:rPr>
           <w:rFonts w:ascii="Times New Roman" w:hAnsi="Times New Roman" w:cs="Times New Roman"/>
+          <w:color w:val="000000" w:themeColor="text1"/>
           <w:szCs w:val="28"/>
         </w:rPr>
         <w:t>фиксируют точные коды ошибок и точное время сбоя.</w:t>
@@ -2470,13 +2631,15 @@
         <w:jc w:val="both"/>
         <w:rPr>
           <w:rFonts w:ascii="Times New Roman" w:hAnsi="Times New Roman" w:cs="Times New Roman"/>
-          <w:szCs w:val="28"/>
-          <w:lang w:val="ru-RU"/>
-        </w:rPr>
-      </w:pPr>
-      <w:r>
-        <w:rPr>
-          <w:rFonts w:ascii="Times New Roman" w:hAnsi="Times New Roman" w:cs="Times New Roman"/>
+          <w:color w:val="000000" w:themeColor="text1"/>
+          <w:szCs w:val="28"/>
+          <w:lang w:val="ru-RU"/>
+        </w:rPr>
+      </w:pPr>
+      <w:r>
+        <w:rPr>
+          <w:rFonts w:ascii="Times New Roman" w:hAnsi="Times New Roman" w:cs="Times New Roman"/>
+          <w:color w:val="000000" w:themeColor="text1"/>
           <w:szCs w:val="28"/>
         </w:rPr>
         <w:t xml:space="preserve">Сбор информации через </w:t>
@@ -2484,6 +2647,7 @@
       <w:r>
         <w:rPr>
           <w:rFonts w:ascii="Times New Roman" w:hAnsi="Times New Roman" w:cs="Times New Roman"/>
+          <w:color w:val="000000" w:themeColor="text1"/>
           <w:szCs w:val="28"/>
           <w:lang w:val="ru-RU"/>
         </w:rPr>
@@ -2492,6 +2656,7 @@
       <w:r>
         <w:rPr>
           <w:rFonts w:ascii="Times New Roman" w:hAnsi="Times New Roman" w:cs="Times New Roman"/>
+          <w:color w:val="000000" w:themeColor="text1"/>
           <w:szCs w:val="28"/>
         </w:rPr>
         <w:t xml:space="preserve"> </w:t>
@@ -2499,6 +2664,7 @@
       <w:r>
         <w:rPr>
           <w:rFonts w:ascii="Times New Roman" w:hAnsi="Times New Roman" w:cs="Times New Roman"/>
+          <w:color w:val="000000" w:themeColor="text1"/>
           <w:szCs w:val="28"/>
           <w:lang w:val="ru-RU"/>
         </w:rPr>
@@ -2507,6 +2673,7 @@
       <w:r>
         <w:rPr>
           <w:rFonts w:ascii="Times New Roman" w:hAnsi="Times New Roman" w:cs="Times New Roman"/>
+          <w:color w:val="000000" w:themeColor="text1"/>
           <w:szCs w:val="28"/>
         </w:rPr>
         <w:t>занимает несколько минут</w:t>
@@ -2514,6 +2681,7 @@
       <w:r>
         <w:rPr>
           <w:rFonts w:ascii="Times New Roman" w:hAnsi="Times New Roman" w:cs="Times New Roman"/>
+          <w:color w:val="000000" w:themeColor="text1"/>
           <w:szCs w:val="28"/>
           <w:lang w:val="ru-RU"/>
         </w:rPr>
@@ -2522,6 +2690,7 @@
       <w:r>
         <w:rPr>
           <w:rFonts w:ascii="Times New Roman" w:hAnsi="Times New Roman" w:cs="Times New Roman"/>
+          <w:color w:val="000000" w:themeColor="text1"/>
           <w:szCs w:val="28"/>
         </w:rPr>
         <w:t xml:space="preserve"> и не требует выключения </w:t>
@@ -2529,6 +2698,7 @@
       <w:r>
         <w:rPr>
           <w:rFonts w:ascii="Times New Roman" w:hAnsi="Times New Roman" w:cs="Times New Roman"/>
+          <w:color w:val="000000" w:themeColor="text1"/>
           <w:szCs w:val="28"/>
           <w:lang w:val="ru-RU"/>
         </w:rPr>
@@ -2537,6 +2707,7 @@
       <w:r>
         <w:rPr>
           <w:rFonts w:ascii="Times New Roman" w:hAnsi="Times New Roman" w:cs="Times New Roman"/>
+          <w:color w:val="000000" w:themeColor="text1"/>
           <w:szCs w:val="28"/>
         </w:rPr>
         <w:t xml:space="preserve"> или разбора корпуса.</w:t>
@@ -2551,6 +2722,7 @@
         <w:jc w:val="both"/>
         <w:rPr>
           <w:rFonts w:ascii="Times New Roman" w:hAnsi="Times New Roman" w:cs="Times New Roman"/>
+          <w:color w:val="000000" w:themeColor="text1"/>
           <w:szCs w:val="28"/>
           <w:lang w:val="ru-RU"/>
         </w:rPr>
@@ -2565,6 +2737,7 @@
           <w:rFonts w:ascii="Times New Roman" w:hAnsi="Times New Roman" w:cs="Times New Roman"/>
           <w:b/>
           <w:bCs/>
+          <w:color w:val="000000" w:themeColor="text1"/>
           <w:szCs w:val="28"/>
           <w:lang w:val="ru-RU"/>
         </w:rPr>
@@ -2574,6 +2747,7 @@
           <w:rFonts w:ascii="Times New Roman" w:hAnsi="Times New Roman" w:cs="Times New Roman"/>
           <w:b/>
           <w:bCs/>
+          <w:color w:val="000000" w:themeColor="text1"/>
           <w:szCs w:val="28"/>
           <w:lang w:val="ru-RU"/>
         </w:rPr>
@@ -2595,13 +2769,15 @@
         <w:jc w:val="both"/>
         <w:rPr>
           <w:rFonts w:ascii="Times New Roman" w:hAnsi="Times New Roman" w:cs="Times New Roman"/>
-          <w:szCs w:val="28"/>
-          <w:lang w:val="ru-RU"/>
-        </w:rPr>
-      </w:pPr>
-      <w:r>
-        <w:rPr>
-          <w:rFonts w:ascii="Times New Roman" w:hAnsi="Times New Roman" w:cs="Times New Roman"/>
+          <w:color w:val="000000" w:themeColor="text1"/>
+          <w:szCs w:val="28"/>
+          <w:lang w:val="ru-RU"/>
+        </w:rPr>
+      </w:pPr>
+      <w:r>
+        <w:rPr>
+          <w:rFonts w:ascii="Times New Roman" w:hAnsi="Times New Roman" w:cs="Times New Roman"/>
+          <w:color w:val="000000" w:themeColor="text1"/>
           <w:szCs w:val="28"/>
         </w:rPr>
         <w:t xml:space="preserve">Разряд электростатики (ESD) может </w:t>
@@ -2609,6 +2785,7 @@
       <w:r>
         <w:rPr>
           <w:rFonts w:ascii="Times New Roman" w:hAnsi="Times New Roman" w:cs="Times New Roman"/>
+          <w:color w:val="000000" w:themeColor="text1"/>
           <w:szCs w:val="28"/>
           <w:lang w:val="ru-RU"/>
         </w:rPr>
@@ -2617,6 +2794,7 @@
       <w:r>
         <w:rPr>
           <w:rFonts w:ascii="Times New Roman" w:hAnsi="Times New Roman" w:cs="Times New Roman"/>
+          <w:color w:val="000000" w:themeColor="text1"/>
           <w:szCs w:val="28"/>
         </w:rPr>
         <w:t>полностью вывести из строя микросхемы платы или оперативной памяти.</w:t>
@@ -2637,13 +2815,15 @@
         <w:jc w:val="both"/>
         <w:rPr>
           <w:rFonts w:ascii="Times New Roman" w:hAnsi="Times New Roman" w:cs="Times New Roman"/>
-          <w:szCs w:val="28"/>
-          <w:lang w:val="ru-RU"/>
-        </w:rPr>
-      </w:pPr>
-      <w:r>
-        <w:rPr>
-          <w:rFonts w:ascii="Times New Roman" w:hAnsi="Times New Roman" w:cs="Times New Roman"/>
+          <w:color w:val="000000" w:themeColor="text1"/>
+          <w:szCs w:val="28"/>
+          <w:lang w:val="ru-RU"/>
+        </w:rPr>
+      </w:pPr>
+      <w:r>
+        <w:rPr>
+          <w:rFonts w:ascii="Times New Roman" w:hAnsi="Times New Roman" w:cs="Times New Roman"/>
+          <w:color w:val="000000" w:themeColor="text1"/>
           <w:szCs w:val="28"/>
         </w:rPr>
         <w:t>Высока вероятность сломать пластиковые защелки, погнуть контакты сокета или поцарапать дорожки на материнской плате.</w:t>
@@ -2664,13 +2844,15 @@
         <w:jc w:val="both"/>
         <w:rPr>
           <w:rFonts w:ascii="Times New Roman" w:hAnsi="Times New Roman" w:cs="Times New Roman"/>
-          <w:szCs w:val="28"/>
-          <w:lang w:val="ru-RU"/>
-        </w:rPr>
-      </w:pPr>
-      <w:r>
-        <w:rPr>
-          <w:rFonts w:ascii="Times New Roman" w:hAnsi="Times New Roman" w:cs="Times New Roman"/>
+          <w:color w:val="000000" w:themeColor="text1"/>
+          <w:szCs w:val="28"/>
+          <w:lang w:val="ru-RU"/>
+        </w:rPr>
+      </w:pPr>
+      <w:r>
+        <w:rPr>
+          <w:rFonts w:ascii="Times New Roman" w:hAnsi="Times New Roman" w:cs="Times New Roman"/>
+          <w:color w:val="000000" w:themeColor="text1"/>
           <w:szCs w:val="28"/>
         </w:rPr>
         <w:t>Принудительное отключение питания может стереть временные логи, которые указывали на корень проблемы.</w:t>
@@ -2691,13 +2873,15 @@
         <w:jc w:val="both"/>
         <w:rPr>
           <w:rFonts w:ascii="Times New Roman" w:hAnsi="Times New Roman" w:cs="Times New Roman"/>
-          <w:szCs w:val="28"/>
-          <w:lang w:val="ru-RU"/>
-        </w:rPr>
-      </w:pPr>
-      <w:r>
-        <w:rPr>
-          <w:rFonts w:ascii="Times New Roman" w:hAnsi="Times New Roman" w:cs="Times New Roman"/>
+          <w:color w:val="000000" w:themeColor="text1"/>
+          <w:szCs w:val="28"/>
+          <w:lang w:val="ru-RU"/>
+        </w:rPr>
+      </w:pPr>
+      <w:r>
+        <w:rPr>
+          <w:rFonts w:ascii="Times New Roman" w:hAnsi="Times New Roman" w:cs="Times New Roman"/>
+          <w:color w:val="000000" w:themeColor="text1"/>
           <w:szCs w:val="28"/>
         </w:rPr>
         <w:t>Вскрытие корпуса нового компьютера или срыв пломб автоматически аннулирует гарантию производителя.</w:t>
@@ -2718,21 +2902,23 @@
         <w:jc w:val="both"/>
         <w:rPr>
           <w:rFonts w:ascii="Times New Roman" w:hAnsi="Times New Roman" w:cs="Times New Roman"/>
-          <w:szCs w:val="28"/>
-          <w:lang w:val="ru-RU"/>
-        </w:rPr>
-      </w:pPr>
-      <w:r>
-        <w:rPr>
-          <w:rFonts w:ascii="Times New Roman" w:hAnsi="Times New Roman" w:cs="Times New Roman"/>
-          <w:szCs w:val="28"/>
-        </w:rPr>
-        <w:lastRenderedPageBreak/>
+          <w:color w:val="000000" w:themeColor="text1"/>
+          <w:szCs w:val="28"/>
+          <w:lang w:val="ru-RU"/>
+        </w:rPr>
+      </w:pPr>
+      <w:r>
+        <w:rPr>
+          <w:rFonts w:ascii="Times New Roman" w:hAnsi="Times New Roman" w:cs="Times New Roman"/>
+          <w:color w:val="000000" w:themeColor="text1"/>
+          <w:szCs w:val="28"/>
+        </w:rPr>
         <w:t>Замена исправных деталей вслепую не решит проблему, если сбой был вызван вирусом или поврежденным системным файлом</w:t>
       </w:r>
       <w:r>
         <w:rPr>
           <w:rFonts w:ascii="Times New Roman" w:hAnsi="Times New Roman" w:cs="Times New Roman"/>
+          <w:color w:val="000000" w:themeColor="text1"/>
           <w:szCs w:val="28"/>
           <w:lang w:val="ru-RU"/>
         </w:rPr>
@@ -2743,22 +2929,16 @@
       <w:pPr>
         <w:rPr>
           <w:rFonts w:ascii="Times New Roman" w:hAnsi="Times New Roman" w:cs="Times New Roman"/>
-          <w:lang w:val="ru-RU"/>
-        </w:rPr>
-      </w:pPr>
-    </w:p>
-    <w:p>
-      <w:pPr>
-        <w:rPr>
-          <w:rFonts w:ascii="Times New Roman" w:hAnsi="Times New Roman" w:cs="Times New Roman"/>
-          <w:lang w:val="ru-RU"/>
-        </w:rPr>
-      </w:pPr>
-    </w:p>
-    <w:p>
-      <w:pPr>
-        <w:rPr>
-          <w:rFonts w:ascii="Times New Roman" w:hAnsi="Times New Roman" w:cs="Times New Roman"/>
+          <w:color w:val="000000" w:themeColor="text1"/>
+          <w:lang w:val="ru-RU"/>
+        </w:rPr>
+      </w:pPr>
+    </w:p>
+    <w:p>
+      <w:pPr>
+        <w:rPr>
+          <w:rFonts w:ascii="Times New Roman" w:hAnsi="Times New Roman" w:cs="Times New Roman"/>
+          <w:color w:val="000000" w:themeColor="text1"/>
           <w:lang w:val="ru-RU"/>
         </w:rPr>
       </w:pPr>
@@ -2774,21 +2954,24 @@
           <w:rFonts w:ascii="Times New Roman" w:hAnsi="Times New Roman" w:cs="Times New Roman"/>
           <w:b/>
           <w:bCs/>
+          <w:color w:val="000000" w:themeColor="text1"/>
           <w:sz w:val="28"/>
           <w:szCs w:val="28"/>
           <w:lang w:val="ru-RU"/>
         </w:rPr>
       </w:pPr>
-      <w:bookmarkStart w:id="4" w:name="_Toc242020831"/>
+      <w:bookmarkStart w:id="4" w:name="_Toc242094836"/>
       <w:r>
         <w:rPr>
           <w:rFonts w:ascii="Times New Roman" w:hAnsi="Times New Roman" w:cs="Times New Roman"/>
           <w:b/>
           <w:bCs/>
+          <w:color w:val="000000" w:themeColor="text1"/>
           <w:sz w:val="28"/>
           <w:szCs w:val="28"/>
           <w:lang w:val="ru-RU"/>
         </w:rPr>
+        <w:lastRenderedPageBreak/>
         <w:t xml:space="preserve">3.2 </w:t>
       </w:r>
       <w:r>
@@ -2796,13 +2979,94 @@
           <w:rFonts w:ascii="Times New Roman" w:hAnsi="Times New Roman" w:cs="Times New Roman"/>
           <w:b/>
           <w:bCs/>
+          <w:color w:val="000000" w:themeColor="text1"/>
           <w:sz w:val="28"/>
           <w:szCs w:val="28"/>
           <w:lang w:val="ru-RU"/>
         </w:rPr>
-        <w:t>Цифровой Паспорт</w:t>
+        <w:t xml:space="preserve">Цифровой </w:t>
+      </w:r>
+      <w:r>
+        <w:rPr>
+          <w:rFonts w:ascii="Times New Roman" w:hAnsi="Times New Roman" w:cs="Times New Roman"/>
+          <w:b/>
+          <w:bCs/>
+          <w:color w:val="000000" w:themeColor="text1"/>
+          <w:sz w:val="28"/>
+          <w:szCs w:val="28"/>
+          <w:lang w:val="ru-RU"/>
+        </w:rPr>
+        <w:t>п</w:t>
+      </w:r>
+      <w:r>
+        <w:rPr>
+          <w:rFonts w:ascii="Times New Roman" w:hAnsi="Times New Roman" w:cs="Times New Roman"/>
+          <w:b/>
+          <w:bCs/>
+          <w:color w:val="000000" w:themeColor="text1"/>
+          <w:sz w:val="28"/>
+          <w:szCs w:val="28"/>
+          <w:lang w:val="ru-RU"/>
+        </w:rPr>
+        <w:t>аспорт</w:t>
       </w:r>
       <w:bookmarkEnd w:id="4"/>
+    </w:p>
+    <w:p>
+      <w:pPr>
+        <w:spacing w:after="0" w:line="240" w:lineRule="auto"/>
+        <w:jc w:val="both"/>
+        <w:rPr>
+          <w:rFonts w:ascii="Times New Roman" w:hAnsi="Times New Roman" w:cs="Times New Roman"/>
+          <w:b/>
+          <w:bCs/>
+          <w:color w:val="000000" w:themeColor="text1"/>
+          <w:szCs w:val="28"/>
+          <w:lang w:val="ru-RU"/>
+        </w:rPr>
+      </w:pPr>
+      <w:r>
+        <w:rPr>
+          <w:rFonts w:ascii="Times New Roman" w:hAnsi="Times New Roman" w:cs="Times New Roman"/>
+          <w:b/>
+          <w:bCs/>
+          <w:color w:val="000000" w:themeColor="text1"/>
+          <w:szCs w:val="28"/>
+          <w:lang w:val="ru-RU"/>
+        </w:rPr>
+        <w:t>Шаги</w:t>
+      </w:r>
+      <w:r>
+        <w:rPr>
+          <w:rFonts w:ascii="Times New Roman" w:hAnsi="Times New Roman" w:cs="Times New Roman"/>
+          <w:b/>
+          <w:bCs/>
+          <w:color w:val="000000" w:themeColor="text1"/>
+          <w:szCs w:val="28"/>
+        </w:rPr>
+        <w:t xml:space="preserve"> </w:t>
+      </w:r>
+      <w:r>
+        <w:rPr>
+          <w:rFonts w:ascii="Times New Roman" w:hAnsi="Times New Roman" w:cs="Times New Roman"/>
+          <w:b/>
+          <w:bCs/>
+          <w:color w:val="000000" w:themeColor="text1"/>
+          <w:szCs w:val="28"/>
+          <w:lang w:val="ru-RU"/>
+        </w:rPr>
+        <w:t>№ 2 и 3</w:t>
+      </w:r>
+      <w:r>
+        <w:rPr>
+          <w:rFonts w:ascii="Times New Roman" w:hAnsi="Times New Roman" w:cs="Times New Roman"/>
+          <w:b/>
+          <w:bCs/>
+          <w:color w:val="000000" w:themeColor="text1"/>
+          <w:szCs w:val="28"/>
+        </w:rPr>
+        <w:t>. Программный анализ компонентов и составление цифрового паспорта</w:t>
+      </w:r>
     </w:p>
     <w:p>
       <w:pPr>
@@ -2813,58 +3077,7 @@
           <w:rFonts w:ascii="Times New Roman" w:hAnsi="Times New Roman" w:cs="Times New Roman"/>
           <w:b/>
           <w:bCs/>
-          <w:szCs w:val="28"/>
-          <w:lang w:val="ru-RU"/>
-        </w:rPr>
-      </w:pPr>
-      <w:r>
-        <w:rPr>
-          <w:rFonts w:ascii="Times New Roman" w:hAnsi="Times New Roman" w:cs="Times New Roman"/>
-          <w:b/>
-          <w:bCs/>
-          <w:szCs w:val="28"/>
-          <w:lang w:val="ru-RU"/>
-        </w:rPr>
-        <w:t>Шаги</w:t>
-      </w:r>
-      <w:r>
-        <w:rPr>
-          <w:rFonts w:ascii="Times New Roman" w:hAnsi="Times New Roman" w:cs="Times New Roman"/>
-          <w:b/>
-          <w:bCs/>
-          <w:szCs w:val="28"/>
-        </w:rPr>
-        <w:t xml:space="preserve"> </w:t>
-      </w:r>
-      <w:r>
-        <w:rPr>
-          <w:rFonts w:ascii="Times New Roman" w:hAnsi="Times New Roman" w:cs="Times New Roman"/>
-          <w:b/>
-          <w:bCs/>
-          <w:szCs w:val="28"/>
-          <w:lang w:val="ru-RU"/>
-        </w:rPr>
-        <w:t>№ 2 и 3</w:t>
-      </w:r>
-      <w:r>
-        <w:rPr>
-          <w:rFonts w:ascii="Times New Roman" w:hAnsi="Times New Roman" w:cs="Times New Roman"/>
-          <w:b/>
-          <w:bCs/>
-          <w:szCs w:val="28"/>
-        </w:rPr>
-        <w:t>. Программный анализ компонентов и составление цифрового паспорта</w:t>
-      </w:r>
-    </w:p>
-    <w:p>
-      <w:pPr>
-        <w:spacing w:after="0" w:line="240" w:lineRule="auto"/>
-        <w:ind w:firstLine="709"/>
-        <w:jc w:val="both"/>
-        <w:rPr>
-          <w:rFonts w:ascii="Times New Roman" w:hAnsi="Times New Roman" w:cs="Times New Roman"/>
-          <w:b/>
-          <w:bCs/>
+          <w:color w:val="000000" w:themeColor="text1"/>
           <w:szCs w:val="28"/>
           <w:lang w:val="ru-RU"/>
         </w:rPr>
@@ -2889,6 +3102,7 @@
             <w:pPr>
               <w:rPr>
                 <w:rFonts w:ascii="Times New Roman" w:hAnsi="Times New Roman" w:cs="Times New Roman"/>
+                <w:color w:val="000000" w:themeColor="text1"/>
                 <w:szCs w:val="28"/>
                 <w:lang w:val="ru-RU"/>
               </w:rPr>
@@ -2896,6 +3110,7 @@
             <w:r>
               <w:rPr>
                 <w:rFonts w:ascii="Times New Roman" w:hAnsi="Times New Roman" w:cs="Times New Roman"/>
+                <w:color w:val="000000" w:themeColor="text1"/>
                 <w:szCs w:val="28"/>
                 <w:lang w:val="ru-RU"/>
               </w:rPr>
@@ -2911,6 +3126,7 @@
             <w:pPr>
               <w:rPr>
                 <w:rFonts w:ascii="Times New Roman" w:hAnsi="Times New Roman" w:cs="Times New Roman"/>
+                <w:color w:val="000000" w:themeColor="text1"/>
                 <w:szCs w:val="28"/>
                 <w:lang w:val="en-US"/>
               </w:rPr>
@@ -2918,6 +3134,7 @@
             <w:r>
               <w:rPr>
                 <w:rFonts w:ascii="Times New Roman" w:hAnsi="Times New Roman" w:cs="Times New Roman"/>
+                <w:color w:val="000000" w:themeColor="text1"/>
                 <w:szCs w:val="28"/>
                 <w:lang w:val="ru-RU"/>
               </w:rPr>
@@ -2926,6 +3143,7 @@
             <w:r>
               <w:rPr>
                 <w:rFonts w:ascii="Times New Roman" w:hAnsi="Times New Roman" w:cs="Times New Roman"/>
+                <w:color w:val="000000" w:themeColor="text1"/>
                 <w:szCs w:val="28"/>
                 <w:lang w:val="en-US"/>
               </w:rPr>
@@ -2943,6 +3161,7 @@
             <w:pPr>
               <w:rPr>
                 <w:rFonts w:ascii="Times New Roman" w:hAnsi="Times New Roman" w:cs="Times New Roman"/>
+                <w:color w:val="000000" w:themeColor="text1"/>
                 <w:szCs w:val="28"/>
                 <w:lang w:val="ru-RU"/>
               </w:rPr>
@@ -2950,6 +3169,7 @@
             <w:r>
               <w:rPr>
                 <w:rFonts w:ascii="Times New Roman" w:hAnsi="Times New Roman" w:cs="Times New Roman"/>
+                <w:color w:val="000000" w:themeColor="text1"/>
                 <w:szCs w:val="28"/>
               </w:rPr>
               <w:t>Изготовитель и модель материнской</w:t>
@@ -2957,6 +3177,7 @@
             <w:r>
               <w:rPr>
                 <w:rFonts w:ascii="Times New Roman" w:hAnsi="Times New Roman" w:cs="Times New Roman"/>
+                <w:color w:val="000000" w:themeColor="text1"/>
                 <w:szCs w:val="28"/>
                 <w:lang w:val="ru-RU"/>
               </w:rPr>
@@ -2965,6 +3186,7 @@
             <w:r>
               <w:rPr>
                 <w:rFonts w:ascii="Times New Roman" w:hAnsi="Times New Roman" w:cs="Times New Roman"/>
+                <w:color w:val="000000" w:themeColor="text1"/>
                 <w:szCs w:val="28"/>
               </w:rPr>
               <w:t>платы</w:t>
@@ -2979,6 +3201,7 @@
             <w:pPr>
               <w:rPr>
                 <w:rFonts w:ascii="Times New Roman" w:hAnsi="Times New Roman" w:cs="Times New Roman"/>
+                <w:color w:val="000000" w:themeColor="text1"/>
                 <w:szCs w:val="28"/>
                 <w:lang w:val="en-US"/>
               </w:rPr>
@@ -2987,6 +3210,7 @@
             <w:r>
               <w:rPr>
                 <w:rFonts w:ascii="Times New Roman" w:hAnsi="Times New Roman" w:cs="Times New Roman"/>
+                <w:color w:val="000000" w:themeColor="text1"/>
                 <w:szCs w:val="28"/>
                 <w:lang w:val="en-US"/>
               </w:rPr>
@@ -2996,6 +3220,7 @@
             <w:r>
               <w:rPr>
                 <w:rFonts w:ascii="Times New Roman" w:hAnsi="Times New Roman" w:cs="Times New Roman"/>
+                <w:color w:val="000000" w:themeColor="text1"/>
                 <w:szCs w:val="28"/>
                 <w:lang w:val="en-US"/>
               </w:rPr>
@@ -3006,6 +3231,7 @@
             <w:pPr>
               <w:rPr>
                 <w:rFonts w:ascii="Times New Roman" w:hAnsi="Times New Roman" w:cs="Times New Roman"/>
+                <w:color w:val="000000" w:themeColor="text1"/>
                 <w:szCs w:val="28"/>
                 <w:lang w:val="en-US"/>
               </w:rPr>
@@ -3013,6 +3239,7 @@
             <w:r>
               <w:rPr>
                 <w:rFonts w:ascii="Times New Roman" w:hAnsi="Times New Roman" w:cs="Times New Roman"/>
+                <w:color w:val="000000" w:themeColor="text1"/>
                 <w:szCs w:val="28"/>
                 <w:lang w:val="en-US"/>
               </w:rPr>
@@ -3030,6 +3257,7 @@
             <w:pPr>
               <w:rPr>
                 <w:rFonts w:ascii="Times New Roman" w:hAnsi="Times New Roman" w:cs="Times New Roman"/>
+                <w:color w:val="000000" w:themeColor="text1"/>
                 <w:szCs w:val="28"/>
                 <w:lang w:val="ru-RU"/>
               </w:rPr>
@@ -3037,6 +3265,7 @@
             <w:r>
               <w:rPr>
                 <w:rFonts w:ascii="Times New Roman" w:hAnsi="Times New Roman" w:cs="Times New Roman"/>
+                <w:color w:val="000000" w:themeColor="text1"/>
                 <w:szCs w:val="28"/>
               </w:rPr>
               <w:t xml:space="preserve">Точная модель </w:t>
@@ -3044,6 +3273,7 @@
             <w:r>
               <w:rPr>
                 <w:rFonts w:ascii="Times New Roman" w:hAnsi="Times New Roman" w:cs="Times New Roman"/>
+                <w:color w:val="000000" w:themeColor="text1"/>
                 <w:szCs w:val="28"/>
                 <w:lang w:val="ru-RU"/>
               </w:rPr>
@@ -3052,6 +3282,7 @@
             <w:r>
               <w:rPr>
                 <w:rFonts w:ascii="Times New Roman" w:hAnsi="Times New Roman" w:cs="Times New Roman"/>
+                <w:color w:val="000000" w:themeColor="text1"/>
                 <w:szCs w:val="28"/>
               </w:rPr>
               <w:t xml:space="preserve"> и его базовая тактовая частота</w:t>
@@ -3066,6 +3297,7 @@
             <w:pPr>
               <w:rPr>
                 <w:rFonts w:ascii="Times New Roman" w:hAnsi="Times New Roman" w:cs="Times New Roman"/>
+                <w:color w:val="000000" w:themeColor="text1"/>
                 <w:szCs w:val="28"/>
                 <w:lang w:val="en-US"/>
               </w:rPr>
@@ -3073,32 +3305,18 @@
             <w:r>
               <w:rPr>
                 <w:rFonts w:ascii="Times New Roman" w:hAnsi="Times New Roman" w:cs="Times New Roman"/>
+                <w:color w:val="000000" w:themeColor="text1"/>
                 <w:szCs w:val="28"/>
                 <w:lang w:val="en-US"/>
               </w:rPr>
-              <w:t>Intel(R) Core</w:t>
-            </w:r>
-            <w:r>
-              <w:rPr>
-                <w:rFonts w:ascii="Times New Roman" w:hAnsi="Times New Roman" w:cs="Times New Roman"/>
-                <w:szCs w:val="28"/>
-                <w:lang w:val="ru-RU"/>
-              </w:rPr>
-              <w:t xml:space="preserve"> </w:t>
-            </w:r>
-            <w:r>
-              <w:rPr>
-                <w:rFonts w:ascii="Times New Roman" w:hAnsi="Times New Roman" w:cs="Times New Roman"/>
-                <w:szCs w:val="28"/>
-                <w:lang w:val="en-US"/>
-              </w:rPr>
-              <w:t>(TM) 5 210H</w:t>
+              <w:t>Intel(R) Core (TM) 5 210H</w:t>
             </w:r>
           </w:p>
           <w:p>
             <w:pPr>
               <w:rPr>
                 <w:rFonts w:ascii="Times New Roman" w:hAnsi="Times New Roman" w:cs="Times New Roman"/>
+                <w:color w:val="000000" w:themeColor="text1"/>
                 <w:szCs w:val="28"/>
                 <w:lang w:val="en-US"/>
               </w:rPr>
@@ -3106,6 +3324,7 @@
             <w:r>
               <w:rPr>
                 <w:rFonts w:ascii="Times New Roman" w:hAnsi="Times New Roman" w:cs="Times New Roman"/>
+                <w:color w:val="000000" w:themeColor="text1"/>
                 <w:szCs w:val="28"/>
                 <w:lang w:val="en-US"/>
               </w:rPr>
@@ -3114,6 +3333,7 @@
             <w:r>
               <w:rPr>
                 <w:rFonts w:ascii="Times New Roman" w:hAnsi="Times New Roman" w:cs="Times New Roman"/>
+                <w:color w:val="000000" w:themeColor="text1"/>
                 <w:szCs w:val="28"/>
                 <w:lang w:val="ru-RU"/>
               </w:rPr>
@@ -3131,6 +3351,7 @@
             <w:pPr>
               <w:rPr>
                 <w:rFonts w:ascii="Times New Roman" w:hAnsi="Times New Roman" w:cs="Times New Roman"/>
+                <w:color w:val="000000" w:themeColor="text1"/>
                 <w:szCs w:val="28"/>
                 <w:lang w:val="ru-RU"/>
               </w:rPr>
@@ -3138,6 +3359,7 @@
             <w:r>
               <w:rPr>
                 <w:rFonts w:ascii="Times New Roman" w:hAnsi="Times New Roman" w:cs="Times New Roman"/>
+                <w:color w:val="000000" w:themeColor="text1"/>
                 <w:szCs w:val="28"/>
                 <w:lang w:val="ru-RU"/>
               </w:rPr>
@@ -3153,6 +3375,7 @@
             <w:pPr>
               <w:rPr>
                 <w:rFonts w:ascii="Times New Roman" w:hAnsi="Times New Roman" w:cs="Times New Roman"/>
+                <w:color w:val="000000" w:themeColor="text1"/>
                 <w:szCs w:val="28"/>
                 <w:lang w:val="en-US"/>
               </w:rPr>
@@ -3160,6 +3383,7 @@
             <w:r>
               <w:rPr>
                 <w:rFonts w:ascii="Times New Roman" w:hAnsi="Times New Roman" w:cs="Times New Roman"/>
+                <w:color w:val="000000" w:themeColor="text1"/>
                 <w:szCs w:val="28"/>
                 <w:lang w:val="ru-RU"/>
               </w:rPr>
@@ -3177,6 +3401,7 @@
             <w:pPr>
               <w:rPr>
                 <w:rFonts w:ascii="Times New Roman" w:hAnsi="Times New Roman" w:cs="Times New Roman"/>
+                <w:color w:val="000000" w:themeColor="text1"/>
                 <w:szCs w:val="28"/>
                 <w:lang w:val="ru-RU"/>
               </w:rPr>
@@ -3184,6 +3409,7 @@
             <w:r>
               <w:rPr>
                 <w:rFonts w:ascii="Times New Roman" w:hAnsi="Times New Roman" w:cs="Times New Roman"/>
+                <w:color w:val="000000" w:themeColor="text1"/>
                 <w:szCs w:val="28"/>
               </w:rPr>
               <w:t>Версия и дата выпуска</w:t>
@@ -3191,6 +3417,7 @@
             <w:r>
               <w:rPr>
                 <w:rFonts w:ascii="Times New Roman" w:hAnsi="Times New Roman" w:cs="Times New Roman"/>
+                <w:color w:val="000000" w:themeColor="text1"/>
                 <w:szCs w:val="28"/>
                 <w:lang w:val="ru-RU"/>
               </w:rPr>
@@ -3199,6 +3426,7 @@
             <w:r>
               <w:rPr>
                 <w:rFonts w:ascii="Times New Roman" w:hAnsi="Times New Roman" w:cs="Times New Roman"/>
+                <w:color w:val="000000" w:themeColor="text1"/>
                 <w:szCs w:val="28"/>
                 <w:lang w:val="en-US"/>
               </w:rPr>
@@ -3214,6 +3442,7 @@
             <w:pPr>
               <w:rPr>
                 <w:rFonts w:ascii="Times New Roman" w:hAnsi="Times New Roman" w:cs="Times New Roman"/>
+                <w:color w:val="000000" w:themeColor="text1"/>
                 <w:szCs w:val="28"/>
                 <w:lang w:val="en-US"/>
               </w:rPr>
@@ -3221,6 +3450,7 @@
             <w:r>
               <w:rPr>
                 <w:rFonts w:ascii="Times New Roman" w:hAnsi="Times New Roman" w:cs="Times New Roman"/>
+                <w:color w:val="000000" w:themeColor="text1"/>
                 <w:szCs w:val="28"/>
                 <w:lang w:val="en-US"/>
               </w:rPr>
@@ -3235,6 +3465,7 @@
         <w:spacing w:after="0" w:line="240" w:lineRule="auto"/>
         <w:rPr>
           <w:rFonts w:ascii="Times New Roman" w:eastAsiaTheme="minorEastAsia" w:hAnsi="Times New Roman" w:cs="Times New Roman"/>
+          <w:color w:val="000000" w:themeColor="text1"/>
           <w:szCs w:val="28"/>
           <w:lang w:val="en-US"/>
         </w:rPr>
@@ -3251,17 +3482,19 @@
           <w:rFonts w:ascii="Times New Roman" w:hAnsi="Times New Roman" w:cs="Times New Roman"/>
           <w:b/>
           <w:bCs/>
+          <w:color w:val="000000" w:themeColor="text1"/>
           <w:sz w:val="28"/>
           <w:szCs w:val="28"/>
           <w:lang w:val="ru-RU"/>
         </w:rPr>
       </w:pPr>
-      <w:bookmarkStart w:id="5" w:name="_Toc242020832"/>
+      <w:bookmarkStart w:id="5" w:name="_Toc242094837"/>
       <w:r>
         <w:rPr>
           <w:rFonts w:ascii="Times New Roman" w:hAnsi="Times New Roman" w:cs="Times New Roman"/>
           <w:b/>
           <w:bCs/>
+          <w:color w:val="000000" w:themeColor="text1"/>
           <w:sz w:val="28"/>
           <w:szCs w:val="28"/>
           <w:lang w:val="ru-RU"/>
@@ -3273,6 +3506,7 @@
           <w:rFonts w:ascii="Times New Roman" w:hAnsi="Times New Roman" w:cs="Times New Roman"/>
           <w:b/>
           <w:bCs/>
+          <w:color w:val="000000" w:themeColor="text1"/>
           <w:sz w:val="28"/>
           <w:szCs w:val="28"/>
           <w:lang w:val="ru-RU"/>
@@ -3284,6 +3518,7 @@
           <w:rFonts w:ascii="Times New Roman" w:hAnsi="Times New Roman" w:cs="Times New Roman"/>
           <w:b/>
           <w:bCs/>
+          <w:color w:val="000000" w:themeColor="text1"/>
           <w:sz w:val="28"/>
           <w:szCs w:val="28"/>
           <w:lang w:val="ru-RU"/>
@@ -3295,6 +3530,7 @@
           <w:rFonts w:ascii="Times New Roman" w:hAnsi="Times New Roman" w:cs="Times New Roman"/>
           <w:b/>
           <w:bCs/>
+          <w:color w:val="000000" w:themeColor="text1"/>
           <w:sz w:val="28"/>
           <w:szCs w:val="28"/>
           <w:lang w:val="ru-RU"/>
@@ -3302,6 +3538,51 @@
         <w:t>Мониторинг драйверов</w:t>
       </w:r>
       <w:bookmarkEnd w:id="5"/>
+    </w:p>
+    <w:p>
+      <w:pPr>
+        <w:spacing w:after="0" w:line="240" w:lineRule="auto"/>
+        <w:jc w:val="both"/>
+        <w:rPr>
+          <w:rFonts w:ascii="Times New Roman" w:eastAsiaTheme="minorEastAsia" w:hAnsi="Times New Roman" w:cs="Times New Roman"/>
+          <w:b/>
+          <w:bCs/>
+          <w:color w:val="000000" w:themeColor="text1"/>
+          <w:szCs w:val="28"/>
+          <w:lang w:val="ru-RU"/>
+        </w:rPr>
+      </w:pPr>
+      <w:r>
+        <w:rPr>
+          <w:rFonts w:ascii="Times New Roman" w:eastAsiaTheme="minorEastAsia" w:hAnsi="Times New Roman" w:cs="Times New Roman"/>
+          <w:b/>
+          <w:bCs/>
+          <w:color w:val="000000" w:themeColor="text1"/>
+          <w:szCs w:val="28"/>
+          <w:lang w:val="ru-RU"/>
+        </w:rPr>
+        <w:t>Шаг № 4.</w:t>
+      </w:r>
+      <w:r>
+        <w:rPr>
+          <w:rFonts w:ascii="Times New Roman" w:hAnsi="Times New Roman" w:cs="Times New Roman"/>
+          <w:b/>
+          <w:bCs/>
+          <w:color w:val="000000" w:themeColor="text1"/>
+          <w:szCs w:val="28"/>
+        </w:rPr>
+        <w:t xml:space="preserve"> </w:t>
+      </w:r>
+      <w:r>
+        <w:rPr>
+          <w:rFonts w:ascii="Times New Roman" w:eastAsiaTheme="minorEastAsia" w:hAnsi="Times New Roman" w:cs="Times New Roman"/>
+          <w:b/>
+          <w:bCs/>
+          <w:color w:val="000000" w:themeColor="text1"/>
+          <w:szCs w:val="28"/>
+        </w:rPr>
+        <w:t> Диагностика состояния драйверов и контроллеров</w:t>
+      </w:r>
     </w:p>
     <w:p>
       <w:pPr>
@@ -3312,49 +3593,7 @@
           <w:rFonts w:ascii="Times New Roman" w:eastAsiaTheme="minorEastAsia" w:hAnsi="Times New Roman" w:cs="Times New Roman"/>
           <w:b/>
           <w:bCs/>
-          <w:szCs w:val="28"/>
-          <w:lang w:val="ru-RU"/>
-        </w:rPr>
-      </w:pPr>
-      <w:r>
-        <w:rPr>
-          <w:rFonts w:ascii="Times New Roman" w:eastAsiaTheme="minorEastAsia" w:hAnsi="Times New Roman" w:cs="Times New Roman"/>
-          <w:b/>
-          <w:bCs/>
-          <w:szCs w:val="28"/>
-          <w:lang w:val="ru-RU"/>
-        </w:rPr>
-        <w:t>Шаг № 4.</w:t>
-      </w:r>
-      <w:r>
-        <w:rPr>
-          <w:rFonts w:ascii="Times New Roman" w:hAnsi="Times New Roman" w:cs="Times New Roman"/>
-          <w:b/>
-          <w:bCs/>
-          <w:color w:val="000000"/>
-          <w:szCs w:val="28"/>
-        </w:rPr>
-        <w:t xml:space="preserve"> </w:t>
-      </w:r>
-      <w:r>
-        <w:rPr>
-          <w:rFonts w:ascii="Times New Roman" w:eastAsiaTheme="minorEastAsia" w:hAnsi="Times New Roman" w:cs="Times New Roman"/>
-          <w:b/>
-          <w:bCs/>
-          <w:szCs w:val="28"/>
-        </w:rPr>
-        <w:t> Диагностика состояния драйверов и контроллеров</w:t>
-      </w:r>
-    </w:p>
-    <w:p>
-      <w:pPr>
-        <w:spacing w:after="0" w:line="240" w:lineRule="auto"/>
-        <w:ind w:firstLine="720"/>
-        <w:jc w:val="both"/>
-        <w:rPr>
-          <w:rFonts w:ascii="Times New Roman" w:eastAsiaTheme="minorEastAsia" w:hAnsi="Times New Roman" w:cs="Times New Roman"/>
-          <w:b/>
-          <w:bCs/>
+          <w:color w:val="000000" w:themeColor="text1"/>
           <w:szCs w:val="28"/>
           <w:lang w:val="ru-RU"/>
         </w:rPr>
@@ -3366,6 +3605,7 @@
         <w:jc w:val="center"/>
         <w:rPr>
           <w:rFonts w:ascii="Times New Roman" w:eastAsiaTheme="minorEastAsia" w:hAnsi="Times New Roman" w:cs="Times New Roman"/>
+          <w:color w:val="000000" w:themeColor="text1"/>
           <w:szCs w:val="28"/>
           <w:lang w:val="en-US"/>
         </w:rPr>
@@ -3374,6 +3614,7 @@
         <w:rPr>
           <w:rFonts w:ascii="Times New Roman" w:eastAsiaTheme="minorEastAsia" w:hAnsi="Times New Roman" w:cs="Times New Roman"/>
           <w:noProof/>
+          <w:color w:val="000000" w:themeColor="text1"/>
           <w:szCs w:val="28"/>
           <w:lang w:val="en-US"/>
         </w:rPr>
@@ -3420,6 +3661,7 @@
         <w:jc w:val="center"/>
         <w:rPr>
           <w:rFonts w:ascii="Times New Roman" w:eastAsiaTheme="minorEastAsia" w:hAnsi="Times New Roman" w:cs="Times New Roman"/>
+          <w:color w:val="000000" w:themeColor="text1"/>
           <w:szCs w:val="28"/>
           <w:lang w:val="en-US"/>
         </w:rPr>
@@ -3428,6 +3670,7 @@
         <w:rPr>
           <w:rFonts w:ascii="Times New Roman" w:eastAsiaTheme="minorEastAsia" w:hAnsi="Times New Roman" w:cs="Times New Roman"/>
           <w:noProof/>
+          <w:color w:val="000000" w:themeColor="text1"/>
           <w:szCs w:val="28"/>
           <w:lang w:val="en-US"/>
         </w:rPr>
@@ -3475,6 +3718,7 @@
         <w:jc w:val="center"/>
         <w:rPr>
           <w:rFonts w:ascii="Times New Roman" w:eastAsiaTheme="minorEastAsia" w:hAnsi="Times New Roman" w:cs="Times New Roman"/>
+          <w:color w:val="000000" w:themeColor="text1"/>
           <w:szCs w:val="28"/>
           <w:lang w:val="en-US"/>
         </w:rPr>
@@ -3483,6 +3727,7 @@
         <w:rPr>
           <w:rFonts w:ascii="Times New Roman" w:eastAsiaTheme="minorEastAsia" w:hAnsi="Times New Roman" w:cs="Times New Roman"/>
           <w:noProof/>
+          <w:color w:val="000000" w:themeColor="text1"/>
           <w:szCs w:val="28"/>
           <w:lang w:val="en-US"/>
         </w:rPr>
@@ -3529,6 +3774,7 @@
         <w:jc w:val="center"/>
         <w:rPr>
           <w:rFonts w:ascii="Times New Roman" w:eastAsiaTheme="minorEastAsia" w:hAnsi="Times New Roman" w:cs="Times New Roman"/>
+          <w:color w:val="000000" w:themeColor="text1"/>
           <w:szCs w:val="28"/>
           <w:lang w:val="en-US"/>
         </w:rPr>
@@ -3537,6 +3783,7 @@
         <w:rPr>
           <w:rFonts w:ascii="Times New Roman" w:eastAsiaTheme="minorEastAsia" w:hAnsi="Times New Roman" w:cs="Times New Roman"/>
           <w:noProof/>
+          <w:color w:val="000000" w:themeColor="text1"/>
           <w:szCs w:val="28"/>
           <w:lang w:val="en-US"/>
         </w:rPr>
@@ -3584,6 +3831,7 @@
         <w:jc w:val="center"/>
         <w:rPr>
           <w:rFonts w:ascii="Times New Roman" w:eastAsiaTheme="minorEastAsia" w:hAnsi="Times New Roman" w:cs="Times New Roman"/>
+          <w:color w:val="000000" w:themeColor="text1"/>
           <w:szCs w:val="28"/>
           <w:lang w:val="en-US"/>
         </w:rPr>
@@ -3592,6 +3840,7 @@
         <w:rPr>
           <w:rFonts w:ascii="Times New Roman" w:eastAsiaTheme="minorEastAsia" w:hAnsi="Times New Roman" w:cs="Times New Roman"/>
           <w:noProof/>
+          <w:color w:val="000000" w:themeColor="text1"/>
           <w:szCs w:val="28"/>
           <w:lang w:val="en-US"/>
         </w:rPr>
@@ -3638,6 +3887,7 @@
         <w:jc w:val="center"/>
         <w:rPr>
           <w:rFonts w:ascii="Times New Roman" w:eastAsiaTheme="minorEastAsia" w:hAnsi="Times New Roman" w:cs="Times New Roman"/>
+          <w:color w:val="000000" w:themeColor="text1"/>
           <w:szCs w:val="28"/>
           <w:lang w:val="en-US"/>
         </w:rPr>
@@ -3646,6 +3896,7 @@
         <w:rPr>
           <w:rFonts w:ascii="Times New Roman" w:eastAsiaTheme="minorEastAsia" w:hAnsi="Times New Roman" w:cs="Times New Roman"/>
           <w:noProof/>
+          <w:color w:val="000000" w:themeColor="text1"/>
           <w:szCs w:val="28"/>
           <w:lang w:val="en-US"/>
         </w:rPr>
@@ -3693,6 +3944,7 @@
         <w:jc w:val="center"/>
         <w:rPr>
           <w:rFonts w:ascii="Times New Roman" w:eastAsiaTheme="minorEastAsia" w:hAnsi="Times New Roman" w:cs="Times New Roman"/>
+          <w:color w:val="000000" w:themeColor="text1"/>
           <w:szCs w:val="28"/>
           <w:lang w:val="en-US"/>
         </w:rPr>
@@ -3701,6 +3953,7 @@
         <w:rPr>
           <w:rFonts w:ascii="Times New Roman" w:eastAsiaTheme="minorEastAsia" w:hAnsi="Times New Roman" w:cs="Times New Roman"/>
           <w:noProof/>
+          <w:color w:val="000000" w:themeColor="text1"/>
           <w:szCs w:val="28"/>
           <w:lang w:val="en-US"/>
         </w:rPr>
@@ -3747,6 +4000,7 @@
         <w:jc w:val="center"/>
         <w:rPr>
           <w:rFonts w:ascii="Times New Roman" w:eastAsiaTheme="minorEastAsia" w:hAnsi="Times New Roman" w:cs="Times New Roman"/>
+          <w:color w:val="000000" w:themeColor="text1"/>
           <w:szCs w:val="28"/>
           <w:lang w:val="en-US"/>
         </w:rPr>
@@ -3755,6 +4009,7 @@
         <w:rPr>
           <w:rFonts w:ascii="Times New Roman" w:eastAsiaTheme="minorEastAsia" w:hAnsi="Times New Roman" w:cs="Times New Roman"/>
           <w:noProof/>
+          <w:color w:val="000000" w:themeColor="text1"/>
           <w:szCs w:val="28"/>
           <w:lang w:val="en-US"/>
         </w:rPr>
@@ -3802,6 +4057,7 @@
         <w:jc w:val="center"/>
         <w:rPr>
           <w:rFonts w:ascii="Times New Roman" w:eastAsiaTheme="minorEastAsia" w:hAnsi="Times New Roman" w:cs="Times New Roman"/>
+          <w:color w:val="000000" w:themeColor="text1"/>
           <w:szCs w:val="28"/>
           <w:lang w:val="ru-RU"/>
         </w:rPr>
@@ -3813,6 +4069,7 @@
         <w:jc w:val="center"/>
         <w:rPr>
           <w:rFonts w:ascii="Times New Roman" w:eastAsiaTheme="minorEastAsia" w:hAnsi="Times New Roman" w:cs="Times New Roman"/>
+          <w:color w:val="000000" w:themeColor="text1"/>
           <w:szCs w:val="28"/>
           <w:lang w:val="ru-RU"/>
         </w:rPr>
@@ -3824,6 +4081,7 @@
         <w:jc w:val="center"/>
         <w:rPr>
           <w:rFonts w:ascii="Times New Roman" w:eastAsiaTheme="minorEastAsia" w:hAnsi="Times New Roman" w:cs="Times New Roman"/>
+          <w:color w:val="000000" w:themeColor="text1"/>
           <w:szCs w:val="28"/>
           <w:lang w:val="ru-RU"/>
         </w:rPr>
@@ -3835,6 +4093,7 @@
         <w:jc w:val="center"/>
         <w:rPr>
           <w:rFonts w:ascii="Times New Roman" w:eastAsiaTheme="minorEastAsia" w:hAnsi="Times New Roman" w:cs="Times New Roman"/>
+          <w:color w:val="000000" w:themeColor="text1"/>
           <w:szCs w:val="28"/>
           <w:lang w:val="ru-RU"/>
         </w:rPr>
@@ -3846,6 +4105,7 @@
         <w:jc w:val="center"/>
         <w:rPr>
           <w:rFonts w:ascii="Times New Roman" w:eastAsiaTheme="minorEastAsia" w:hAnsi="Times New Roman" w:cs="Times New Roman"/>
+          <w:color w:val="000000" w:themeColor="text1"/>
           <w:szCs w:val="28"/>
           <w:lang w:val="ru-RU"/>
         </w:rPr>
@@ -3857,6 +4117,7 @@
         <w:jc w:val="center"/>
         <w:rPr>
           <w:rFonts w:ascii="Times New Roman" w:eastAsiaTheme="minorEastAsia" w:hAnsi="Times New Roman" w:cs="Times New Roman"/>
+          <w:color w:val="000000" w:themeColor="text1"/>
           <w:szCs w:val="28"/>
           <w:lang w:val="ru-RU"/>
         </w:rPr>
@@ -3868,6 +4129,7 @@
         <w:jc w:val="center"/>
         <w:rPr>
           <w:rFonts w:ascii="Times New Roman" w:eastAsiaTheme="minorEastAsia" w:hAnsi="Times New Roman" w:cs="Times New Roman"/>
+          <w:color w:val="000000" w:themeColor="text1"/>
           <w:szCs w:val="28"/>
           <w:lang w:val="ru-RU"/>
         </w:rPr>
@@ -3879,6 +4141,7 @@
         <w:jc w:val="center"/>
         <w:rPr>
           <w:rFonts w:ascii="Times New Roman" w:eastAsiaTheme="minorEastAsia" w:hAnsi="Times New Roman" w:cs="Times New Roman"/>
+          <w:color w:val="000000" w:themeColor="text1"/>
           <w:szCs w:val="28"/>
           <w:lang w:val="ru-RU"/>
         </w:rPr>
@@ -3890,6 +4153,7 @@
         <w:jc w:val="center"/>
         <w:rPr>
           <w:rFonts w:ascii="Times New Roman" w:eastAsiaTheme="minorEastAsia" w:hAnsi="Times New Roman" w:cs="Times New Roman"/>
+          <w:color w:val="000000" w:themeColor="text1"/>
           <w:szCs w:val="28"/>
           <w:lang w:val="ru-RU"/>
         </w:rPr>
@@ -3901,6 +4165,7 @@
         <w:jc w:val="center"/>
         <w:rPr>
           <w:rFonts w:ascii="Times New Roman" w:eastAsiaTheme="minorEastAsia" w:hAnsi="Times New Roman" w:cs="Times New Roman"/>
+          <w:color w:val="000000" w:themeColor="text1"/>
           <w:szCs w:val="28"/>
           <w:lang w:val="ru-RU"/>
         </w:rPr>
@@ -3912,6 +4177,7 @@
         <w:jc w:val="center"/>
         <w:rPr>
           <w:rFonts w:ascii="Times New Roman" w:eastAsiaTheme="minorEastAsia" w:hAnsi="Times New Roman" w:cs="Times New Roman"/>
+          <w:color w:val="000000" w:themeColor="text1"/>
           <w:szCs w:val="28"/>
           <w:lang w:val="ru-RU"/>
         </w:rPr>
@@ -3923,6 +4189,7 @@
         <w:jc w:val="center"/>
         <w:rPr>
           <w:rFonts w:ascii="Times New Roman" w:eastAsiaTheme="minorEastAsia" w:hAnsi="Times New Roman" w:cs="Times New Roman"/>
+          <w:color w:val="000000" w:themeColor="text1"/>
           <w:szCs w:val="28"/>
           <w:lang w:val="ru-RU"/>
         </w:rPr>
@@ -3934,6 +4201,7 @@
         <w:jc w:val="center"/>
         <w:rPr>
           <w:rFonts w:ascii="Times New Roman" w:eastAsiaTheme="minorEastAsia" w:hAnsi="Times New Roman" w:cs="Times New Roman"/>
+          <w:color w:val="000000" w:themeColor="text1"/>
           <w:szCs w:val="28"/>
           <w:lang w:val="ru-RU"/>
         </w:rPr>
@@ -3946,17 +4214,19 @@
           <w:rFonts w:ascii="Times New Roman" w:hAnsi="Times New Roman" w:cs="Times New Roman"/>
           <w:b/>
           <w:bCs/>
+          <w:color w:val="000000" w:themeColor="text1"/>
           <w:sz w:val="28"/>
           <w:szCs w:val="28"/>
           <w:lang w:val="ru-RU"/>
         </w:rPr>
       </w:pPr>
-      <w:bookmarkStart w:id="6" w:name="_Toc242020833"/>
+      <w:bookmarkStart w:id="6" w:name="_Toc242094838"/>
       <w:r>
         <w:rPr>
           <w:rFonts w:ascii="Times New Roman" w:hAnsi="Times New Roman" w:cs="Times New Roman"/>
           <w:b/>
           <w:bCs/>
+          <w:color w:val="000000" w:themeColor="text1"/>
           <w:sz w:val="28"/>
           <w:szCs w:val="28"/>
           <w:lang w:val="ru-RU"/>
@@ -3969,6 +4239,7 @@
           <w:rFonts w:ascii="Times New Roman" w:hAnsi="Times New Roman" w:cs="Times New Roman"/>
           <w:b/>
           <w:bCs/>
+          <w:color w:val="000000" w:themeColor="text1"/>
           <w:sz w:val="28"/>
           <w:szCs w:val="28"/>
           <w:lang w:val="ru-RU"/>
@@ -3980,6 +4251,7 @@
           <w:rFonts w:ascii="Times New Roman" w:hAnsi="Times New Roman" w:cs="Times New Roman"/>
           <w:b/>
           <w:bCs/>
+          <w:color w:val="000000" w:themeColor="text1"/>
           <w:sz w:val="28"/>
           <w:szCs w:val="28"/>
           <w:lang w:val="ru-RU"/>
@@ -3991,12 +4263,12 @@
     <w:p>
       <w:pPr>
         <w:spacing w:after="0" w:line="240" w:lineRule="auto"/>
-        <w:ind w:firstLine="720"/>
         <w:jc w:val="both"/>
         <w:rPr>
           <w:rFonts w:ascii="Times New Roman" w:eastAsiaTheme="minorEastAsia" w:hAnsi="Times New Roman" w:cs="Times New Roman"/>
           <w:b/>
           <w:bCs/>
+          <w:color w:val="000000" w:themeColor="text1"/>
           <w:szCs w:val="28"/>
           <w:lang w:val="ru-RU"/>
         </w:rPr>
@@ -4006,6 +4278,7 @@
           <w:rFonts w:ascii="Times New Roman" w:eastAsiaTheme="minorEastAsia" w:hAnsi="Times New Roman" w:cs="Times New Roman"/>
           <w:b/>
           <w:bCs/>
+          <w:color w:val="000000" w:themeColor="text1"/>
           <w:szCs w:val="28"/>
         </w:rPr>
         <w:t xml:space="preserve">Шаг </w:t>
@@ -4015,6 +4288,7 @@
           <w:rFonts w:ascii="Times New Roman" w:eastAsiaTheme="minorEastAsia" w:hAnsi="Times New Roman" w:cs="Times New Roman"/>
           <w:b/>
           <w:bCs/>
+          <w:color w:val="000000" w:themeColor="text1"/>
           <w:szCs w:val="28"/>
           <w:lang w:val="ru-RU"/>
         </w:rPr>
@@ -4025,6 +4299,7 @@
           <w:rFonts w:ascii="Times New Roman" w:eastAsiaTheme="minorEastAsia" w:hAnsi="Times New Roman" w:cs="Times New Roman"/>
           <w:b/>
           <w:bCs/>
+          <w:color w:val="000000" w:themeColor="text1"/>
           <w:szCs w:val="28"/>
         </w:rPr>
         <w:t>5. Изучение аппаратных идентификаторов (</w:t>
@@ -4035,6 +4310,7 @@
           <w:rFonts w:ascii="Times New Roman" w:eastAsiaTheme="minorEastAsia" w:hAnsi="Times New Roman" w:cs="Times New Roman"/>
           <w:b/>
           <w:bCs/>
+          <w:color w:val="000000" w:themeColor="text1"/>
           <w:szCs w:val="28"/>
         </w:rPr>
         <w:t>Hardware</w:t>
@@ -4045,6 +4321,7 @@
           <w:rFonts w:ascii="Times New Roman" w:eastAsiaTheme="minorEastAsia" w:hAnsi="Times New Roman" w:cs="Times New Roman"/>
           <w:b/>
           <w:bCs/>
+          <w:color w:val="000000" w:themeColor="text1"/>
           <w:szCs w:val="28"/>
         </w:rPr>
         <w:t xml:space="preserve"> ID)</w:t>
@@ -4057,6 +4334,7 @@
         <w:jc w:val="both"/>
         <w:rPr>
           <w:rFonts w:ascii="Times New Roman" w:eastAsiaTheme="minorEastAsia" w:hAnsi="Times New Roman" w:cs="Times New Roman"/>
+          <w:color w:val="000000" w:themeColor="text1"/>
           <w:szCs w:val="28"/>
           <w:lang w:val="en-US"/>
         </w:rPr>
@@ -4064,6 +4342,7 @@
       <w:r>
         <w:rPr>
           <w:rFonts w:ascii="Times New Roman" w:eastAsiaTheme="minorEastAsia" w:hAnsi="Times New Roman" w:cs="Times New Roman"/>
+          <w:color w:val="000000" w:themeColor="text1"/>
           <w:szCs w:val="28"/>
           <w:lang w:val="ru-RU"/>
         </w:rPr>
@@ -4072,6 +4351,7 @@
       <w:r>
         <w:rPr>
           <w:rFonts w:ascii="Times New Roman" w:eastAsiaTheme="minorEastAsia" w:hAnsi="Times New Roman" w:cs="Times New Roman"/>
+          <w:color w:val="000000" w:themeColor="text1"/>
           <w:szCs w:val="28"/>
           <w:lang w:val="en-US"/>
         </w:rPr>
@@ -4080,6 +4360,7 @@
       <w:r>
         <w:rPr>
           <w:rFonts w:ascii="Times New Roman" w:eastAsiaTheme="minorEastAsia" w:hAnsi="Times New Roman" w:cs="Times New Roman"/>
+          <w:color w:val="000000" w:themeColor="text1"/>
           <w:szCs w:val="28"/>
           <w:lang w:val="ru-RU"/>
         </w:rPr>
@@ -4088,6 +4369,7 @@
       <w:r>
         <w:rPr>
           <w:rFonts w:ascii="Times New Roman" w:eastAsiaTheme="minorEastAsia" w:hAnsi="Times New Roman" w:cs="Times New Roman"/>
+          <w:color w:val="000000" w:themeColor="text1"/>
           <w:szCs w:val="28"/>
           <w:lang w:val="en-US"/>
         </w:rPr>
@@ -4097,6 +4379,7 @@
       <w:r>
         <w:rPr>
           <w:rFonts w:ascii="Times New Roman" w:eastAsiaTheme="minorEastAsia" w:hAnsi="Times New Roman" w:cs="Times New Roman"/>
+          <w:color w:val="000000" w:themeColor="text1"/>
           <w:szCs w:val="28"/>
           <w:lang w:val="en-US"/>
         </w:rPr>
@@ -4106,6 +4389,7 @@
       <w:r>
         <w:rPr>
           <w:rFonts w:ascii="Times New Roman" w:eastAsiaTheme="minorEastAsia" w:hAnsi="Times New Roman" w:cs="Times New Roman"/>
+          <w:color w:val="000000" w:themeColor="text1"/>
           <w:szCs w:val="28"/>
           <w:lang w:val="en-US"/>
         </w:rPr>
@@ -4119,6 +4403,7 @@
         <w:jc w:val="both"/>
         <w:rPr>
           <w:rFonts w:ascii="Times New Roman" w:eastAsiaTheme="minorEastAsia" w:hAnsi="Times New Roman" w:cs="Times New Roman"/>
+          <w:color w:val="000000" w:themeColor="text1"/>
           <w:szCs w:val="28"/>
           <w:lang w:val="en-US"/>
         </w:rPr>
@@ -4126,6 +4411,7 @@
       <w:r>
         <w:rPr>
           <w:rFonts w:ascii="Times New Roman" w:eastAsiaTheme="minorEastAsia" w:hAnsi="Times New Roman" w:cs="Times New Roman"/>
+          <w:color w:val="000000" w:themeColor="text1"/>
           <w:szCs w:val="28"/>
           <w:lang w:val="en-US"/>
         </w:rPr>
@@ -4134,6 +4420,7 @@
       <w:r>
         <w:rPr>
           <w:rFonts w:ascii="Times New Roman" w:eastAsiaTheme="minorEastAsia" w:hAnsi="Times New Roman" w:cs="Times New Roman"/>
+          <w:color w:val="000000" w:themeColor="text1"/>
           <w:szCs w:val="28"/>
         </w:rPr>
         <w:t>PCI\VEN_10EC&amp;DEV_B852&amp;SUBSYS_E111105B&amp;REV_00</w:t>
@@ -4141,6 +4428,7 @@
       <w:r>
         <w:rPr>
           <w:rFonts w:ascii="Times New Roman" w:eastAsiaTheme="minorEastAsia" w:hAnsi="Times New Roman" w:cs="Times New Roman"/>
+          <w:color w:val="000000" w:themeColor="text1"/>
           <w:szCs w:val="28"/>
           <w:lang w:val="en-US"/>
         </w:rPr>
@@ -4154,6 +4442,7 @@
         <w:jc w:val="both"/>
         <w:rPr>
           <w:rFonts w:ascii="Times New Roman" w:eastAsiaTheme="minorEastAsia" w:hAnsi="Times New Roman" w:cs="Times New Roman"/>
+          <w:color w:val="000000" w:themeColor="text1"/>
           <w:szCs w:val="28"/>
           <w:lang w:val="en-US"/>
         </w:rPr>
@@ -4168,6 +4457,7 @@
           <w:rFonts w:ascii="Times New Roman" w:hAnsi="Times New Roman" w:cs="Times New Roman"/>
           <w:b/>
           <w:bCs/>
+          <w:color w:val="000000" w:themeColor="text1"/>
           <w:szCs w:val="28"/>
           <w:lang w:val="ru-RU"/>
         </w:rPr>
@@ -4177,6 +4467,7 @@
           <w:rFonts w:ascii="Times New Roman" w:eastAsiaTheme="minorEastAsia" w:hAnsi="Times New Roman" w:cs="Times New Roman"/>
           <w:b/>
           <w:bCs/>
+          <w:color w:val="000000" w:themeColor="text1"/>
           <w:szCs w:val="28"/>
           <w:lang w:val="en-US"/>
         </w:rPr>
@@ -4187,6 +4478,7 @@
           <w:rFonts w:ascii="Times New Roman" w:eastAsiaTheme="minorEastAsia" w:hAnsi="Times New Roman" w:cs="Times New Roman"/>
           <w:b/>
           <w:bCs/>
+          <w:color w:val="000000" w:themeColor="text1"/>
           <w:szCs w:val="28"/>
           <w:lang w:val="ru-RU"/>
         </w:rPr>
@@ -4197,6 +4489,7 @@
           <w:rFonts w:ascii="Times New Roman" w:eastAsiaTheme="minorEastAsia" w:hAnsi="Times New Roman" w:cs="Times New Roman"/>
           <w:b/>
           <w:bCs/>
+          <w:color w:val="000000" w:themeColor="text1"/>
           <w:szCs w:val="28"/>
           <w:lang w:val="en-US"/>
         </w:rPr>
@@ -4207,6 +4500,7 @@
           <w:rFonts w:ascii="Times New Roman" w:eastAsiaTheme="minorEastAsia" w:hAnsi="Times New Roman" w:cs="Times New Roman"/>
           <w:b/>
           <w:bCs/>
+          <w:color w:val="000000" w:themeColor="text1"/>
           <w:szCs w:val="28"/>
           <w:lang w:val="ru-RU"/>
         </w:rPr>
@@ -4217,6 +4511,7 @@
           <w:rFonts w:ascii="Times New Roman" w:eastAsiaTheme="minorEastAsia" w:hAnsi="Times New Roman" w:cs="Times New Roman"/>
           <w:b/>
           <w:bCs/>
+          <w:color w:val="000000" w:themeColor="text1"/>
           <w:szCs w:val="28"/>
           <w:lang w:val="en-US"/>
         </w:rPr>
@@ -4240,13 +4535,15 @@
           <w:rFonts w:ascii="Times New Roman" w:eastAsiaTheme="minorEastAsia" w:hAnsi="Times New Roman" w:cs="Times New Roman"/>
           <w:b/>
           <w:bCs/>
-          <w:szCs w:val="28"/>
-          <w:lang w:val="ru-RU"/>
-        </w:rPr>
-      </w:pPr>
-      <w:r>
-        <w:rPr>
-          <w:rFonts w:ascii="Times New Roman" w:hAnsi="Times New Roman" w:cs="Times New Roman"/>
+          <w:color w:val="000000" w:themeColor="text1"/>
+          <w:szCs w:val="28"/>
+          <w:lang w:val="ru-RU"/>
+        </w:rPr>
+      </w:pPr>
+      <w:r>
+        <w:rPr>
+          <w:rFonts w:ascii="Times New Roman" w:hAnsi="Times New Roman" w:cs="Times New Roman"/>
+          <w:color w:val="000000" w:themeColor="text1"/>
           <w:szCs w:val="28"/>
         </w:rPr>
         <w:t xml:space="preserve">VEN — </w:t>
@@ -4255,6 +4552,7 @@
       <w:r>
         <w:rPr>
           <w:rFonts w:ascii="Times New Roman" w:hAnsi="Times New Roman" w:cs="Times New Roman"/>
+          <w:color w:val="000000" w:themeColor="text1"/>
           <w:szCs w:val="28"/>
         </w:rPr>
         <w:t>Vendor</w:t>
@@ -4263,6 +4561,7 @@
       <w:r>
         <w:rPr>
           <w:rFonts w:ascii="Times New Roman" w:hAnsi="Times New Roman" w:cs="Times New Roman"/>
+          <w:color w:val="000000" w:themeColor="text1"/>
           <w:szCs w:val="28"/>
         </w:rPr>
         <w:t xml:space="preserve"> ID</w:t>
@@ -4270,6 +4569,7 @@
       <w:r>
         <w:rPr>
           <w:rFonts w:ascii="Times New Roman" w:hAnsi="Times New Roman" w:cs="Times New Roman"/>
+          <w:color w:val="000000" w:themeColor="text1"/>
           <w:szCs w:val="28"/>
           <w:lang w:val="ru-RU"/>
         </w:rPr>
@@ -4278,6 +4578,7 @@
       <w:r>
         <w:rPr>
           <w:rFonts w:ascii="Times New Roman" w:hAnsi="Times New Roman" w:cs="Times New Roman"/>
+          <w:color w:val="000000" w:themeColor="text1"/>
           <w:szCs w:val="28"/>
         </w:rPr>
         <w:t>уникальный четырехзначный шестнадцатеричный код, который закреплен за определенным производителем электронной платы</w:t>
@@ -4285,6 +4586,7 @@
       <w:r>
         <w:rPr>
           <w:rFonts w:ascii="Times New Roman" w:hAnsi="Times New Roman" w:cs="Times New Roman"/>
+          <w:color w:val="000000" w:themeColor="text1"/>
           <w:szCs w:val="28"/>
           <w:lang w:val="ru-RU"/>
         </w:rPr>
@@ -4293,6 +4595,7 @@
       <w:r>
         <w:rPr>
           <w:rFonts w:ascii="Times New Roman" w:hAnsi="Times New Roman" w:cs="Times New Roman"/>
+          <w:color w:val="000000" w:themeColor="text1"/>
           <w:szCs w:val="28"/>
         </w:rPr>
         <w:t xml:space="preserve">В данном случае VEN равен 10EC — плата изготовлена </w:t>
@@ -4301,6 +4604,7 @@
       <w:r>
         <w:rPr>
           <w:rFonts w:ascii="Times New Roman" w:hAnsi="Times New Roman" w:cs="Times New Roman"/>
+          <w:color w:val="000000" w:themeColor="text1"/>
           <w:szCs w:val="28"/>
         </w:rPr>
         <w:t>Realtek</w:t>
@@ -4309,6 +4613,7 @@
       <w:r>
         <w:rPr>
           <w:rFonts w:ascii="Times New Roman" w:hAnsi="Times New Roman" w:cs="Times New Roman"/>
+          <w:color w:val="000000" w:themeColor="text1"/>
           <w:szCs w:val="28"/>
           <w:lang w:val="ru-RU"/>
         </w:rPr>
@@ -4317,6 +4622,7 @@
       <w:r>
         <w:rPr>
           <w:rFonts w:ascii="Times New Roman" w:hAnsi="Times New Roman" w:cs="Times New Roman"/>
+          <w:color w:val="000000" w:themeColor="text1"/>
           <w:szCs w:val="28"/>
         </w:rPr>
         <w:t>Semiconductor</w:t>
@@ -4324,6 +4630,7 @@
       <w:r>
         <w:rPr>
           <w:rFonts w:ascii="Times New Roman" w:hAnsi="Times New Roman" w:cs="Times New Roman"/>
+          <w:color w:val="000000" w:themeColor="text1"/>
           <w:szCs w:val="28"/>
           <w:lang w:val="ru-RU"/>
         </w:rPr>
@@ -4332,6 +4639,7 @@
       <w:r>
         <w:rPr>
           <w:rFonts w:ascii="Times New Roman" w:hAnsi="Times New Roman" w:cs="Times New Roman"/>
+          <w:color w:val="000000" w:themeColor="text1"/>
           <w:szCs w:val="28"/>
         </w:rPr>
         <w:t>Co., Ltd</w:t>
@@ -4339,6 +4647,7 @@
       <w:r>
         <w:rPr>
           <w:rFonts w:ascii="Times New Roman" w:hAnsi="Times New Roman" w:cs="Times New Roman"/>
+          <w:color w:val="000000" w:themeColor="text1"/>
           <w:szCs w:val="28"/>
           <w:lang w:val="ru-RU"/>
         </w:rPr>
@@ -4360,13 +4669,15 @@
         <w:jc w:val="both"/>
         <w:rPr>
           <w:rFonts w:ascii="Times New Roman" w:eastAsiaTheme="minorEastAsia" w:hAnsi="Times New Roman" w:cs="Times New Roman"/>
-          <w:szCs w:val="28"/>
-          <w:lang w:val="ru-RU"/>
-        </w:rPr>
-      </w:pPr>
-      <w:r>
-        <w:rPr>
-          <w:rFonts w:ascii="Times New Roman" w:eastAsiaTheme="minorEastAsia" w:hAnsi="Times New Roman" w:cs="Times New Roman"/>
+          <w:color w:val="000000" w:themeColor="text1"/>
+          <w:szCs w:val="28"/>
+          <w:lang w:val="ru-RU"/>
+        </w:rPr>
+      </w:pPr>
+      <w:r>
+        <w:rPr>
+          <w:rFonts w:ascii="Times New Roman" w:eastAsiaTheme="minorEastAsia" w:hAnsi="Times New Roman" w:cs="Times New Roman"/>
+          <w:color w:val="000000" w:themeColor="text1"/>
           <w:szCs w:val="28"/>
         </w:rPr>
         <w:t>DEV</w:t>
@@ -4374,6 +4685,7 @@
       <w:r>
         <w:rPr>
           <w:rFonts w:ascii="Times New Roman" w:eastAsiaTheme="minorEastAsia" w:hAnsi="Times New Roman" w:cs="Times New Roman"/>
+          <w:color w:val="000000" w:themeColor="text1"/>
           <w:szCs w:val="28"/>
           <w:lang w:val="ru-RU"/>
         </w:rPr>
@@ -4382,6 +4694,7 @@
       <w:r>
         <w:rPr>
           <w:rFonts w:ascii="Times New Roman" w:eastAsiaTheme="minorEastAsia" w:hAnsi="Times New Roman" w:cs="Times New Roman"/>
+          <w:color w:val="000000" w:themeColor="text1"/>
           <w:szCs w:val="28"/>
         </w:rPr>
         <w:t>— Device ID</w:t>
@@ -4389,6 +4702,7 @@
       <w:r>
         <w:rPr>
           <w:rFonts w:ascii="Times New Roman" w:eastAsiaTheme="minorEastAsia" w:hAnsi="Times New Roman" w:cs="Times New Roman"/>
+          <w:color w:val="000000" w:themeColor="text1"/>
           <w:szCs w:val="28"/>
           <w:lang w:val="ru-RU"/>
         </w:rPr>
@@ -4397,6 +4711,7 @@
       <w:r>
         <w:rPr>
           <w:rFonts w:ascii="Times New Roman" w:eastAsiaTheme="minorEastAsia" w:hAnsi="Times New Roman" w:cs="Times New Roman"/>
+          <w:color w:val="000000" w:themeColor="text1"/>
           <w:szCs w:val="28"/>
         </w:rPr>
         <w:t xml:space="preserve">уникальный идентификатор конкретной модели устройства, созданного этим производителем (например, определенной модели </w:t>
@@ -4405,6 +4720,7 @@
       <w:r>
         <w:rPr>
           <w:rFonts w:ascii="Times New Roman" w:eastAsiaTheme="minorEastAsia" w:hAnsi="Times New Roman" w:cs="Times New Roman"/>
+          <w:color w:val="000000" w:themeColor="text1"/>
           <w:szCs w:val="28"/>
         </w:rPr>
         <w:t>Wi</w:t>
@@ -4413,6 +4729,7 @@
       <w:r>
         <w:rPr>
           <w:rFonts w:ascii="Times New Roman" w:eastAsiaTheme="minorEastAsia" w:hAnsi="Times New Roman" w:cs="Times New Roman"/>
+          <w:color w:val="000000" w:themeColor="text1"/>
           <w:szCs w:val="28"/>
         </w:rPr>
         <w:t xml:space="preserve">-Fi адаптера или звукового чипа). </w:t>
@@ -4420,6 +4737,7 @@
       <w:r>
         <w:rPr>
           <w:rFonts w:ascii="Times New Roman" w:eastAsiaTheme="minorEastAsia" w:hAnsi="Times New Roman" w:cs="Times New Roman"/>
+          <w:color w:val="000000" w:themeColor="text1"/>
           <w:szCs w:val="28"/>
           <w:lang w:val="ru-RU"/>
         </w:rPr>
@@ -4428,6 +4746,7 @@
       <w:r>
         <w:rPr>
           <w:rFonts w:ascii="Times New Roman" w:eastAsiaTheme="minorEastAsia" w:hAnsi="Times New Roman" w:cs="Times New Roman"/>
+          <w:color w:val="000000" w:themeColor="text1"/>
           <w:szCs w:val="28"/>
           <w:lang w:val="en-US"/>
         </w:rPr>
@@ -4436,6 +4755,7 @@
       <w:r>
         <w:rPr>
           <w:rFonts w:ascii="Times New Roman" w:eastAsiaTheme="minorEastAsia" w:hAnsi="Times New Roman" w:cs="Times New Roman"/>
+          <w:color w:val="000000" w:themeColor="text1"/>
           <w:szCs w:val="28"/>
           <w:lang w:val="ru-RU"/>
         </w:rPr>
@@ -4444,6 +4764,7 @@
       <w:r>
         <w:rPr>
           <w:rFonts w:ascii="Times New Roman" w:eastAsiaTheme="minorEastAsia" w:hAnsi="Times New Roman" w:cs="Times New Roman"/>
+          <w:color w:val="000000" w:themeColor="text1"/>
           <w:szCs w:val="28"/>
           <w:lang w:val="en-US"/>
         </w:rPr>
@@ -4452,6 +4773,7 @@
       <w:r>
         <w:rPr>
           <w:rFonts w:ascii="Times New Roman" w:eastAsiaTheme="minorEastAsia" w:hAnsi="Times New Roman" w:cs="Times New Roman"/>
+          <w:color w:val="000000" w:themeColor="text1"/>
           <w:szCs w:val="28"/>
           <w:lang w:val="ru-RU"/>
         </w:rPr>
@@ -4460,6 +4782,7 @@
       <w:r>
         <w:rPr>
           <w:rFonts w:ascii="Times New Roman" w:eastAsiaTheme="minorEastAsia" w:hAnsi="Times New Roman" w:cs="Times New Roman"/>
+          <w:color w:val="000000" w:themeColor="text1"/>
           <w:szCs w:val="28"/>
         </w:rPr>
         <w:t xml:space="preserve">беспроводной чип </w:t>
@@ -4468,6 +4791,7 @@
       <w:r>
         <w:rPr>
           <w:rFonts w:ascii="Times New Roman" w:eastAsiaTheme="minorEastAsia" w:hAnsi="Times New Roman" w:cs="Times New Roman"/>
+          <w:color w:val="000000" w:themeColor="text1"/>
           <w:szCs w:val="28"/>
         </w:rPr>
         <w:t>Realtek</w:t>
@@ -4476,6 +4800,7 @@
       <w:r>
         <w:rPr>
           <w:rFonts w:ascii="Times New Roman" w:eastAsiaTheme="minorEastAsia" w:hAnsi="Times New Roman" w:cs="Times New Roman"/>
+          <w:color w:val="000000" w:themeColor="text1"/>
           <w:szCs w:val="28"/>
         </w:rPr>
         <w:t xml:space="preserve"> 8852BE с поддержкой стандарта WiFi 6</w:t>
@@ -4483,6 +4808,7 @@
       <w:r>
         <w:rPr>
           <w:rFonts w:ascii="Times New Roman" w:eastAsiaTheme="minorEastAsia" w:hAnsi="Times New Roman" w:cs="Times New Roman"/>
+          <w:color w:val="000000" w:themeColor="text1"/>
           <w:szCs w:val="28"/>
           <w:lang w:val="ru-RU"/>
         </w:rPr>
@@ -4500,6 +4826,7 @@
         <w:jc w:val="both"/>
         <w:rPr>
           <w:rFonts w:ascii="Times New Roman" w:eastAsiaTheme="minorEastAsia" w:hAnsi="Times New Roman" w:cs="Times New Roman"/>
+          <w:color w:val="000000" w:themeColor="text1"/>
           <w:szCs w:val="28"/>
           <w:lang w:val="ru-RU"/>
         </w:rPr>
@@ -4512,6 +4839,7 @@
         <w:jc w:val="both"/>
         <w:rPr>
           <w:rFonts w:ascii="Times New Roman" w:eastAsiaTheme="minorEastAsia" w:hAnsi="Times New Roman" w:cs="Times New Roman"/>
+          <w:color w:val="000000" w:themeColor="text1"/>
           <w:szCs w:val="28"/>
           <w:lang w:val="ru-RU"/>
         </w:rPr>
@@ -4521,6 +4849,7 @@
           <w:rFonts w:ascii="Times New Roman" w:eastAsiaTheme="minorEastAsia" w:hAnsi="Times New Roman" w:cs="Times New Roman"/>
           <w:b/>
           <w:bCs/>
+          <w:color w:val="000000" w:themeColor="text1"/>
           <w:szCs w:val="28"/>
         </w:rPr>
         <w:t>Как они применяются для ручного поиска драйверов</w:t>
@@ -4530,6 +4859,7 @@
           <w:rFonts w:ascii="Times New Roman" w:eastAsiaTheme="minorEastAsia" w:hAnsi="Times New Roman" w:cs="Times New Roman"/>
           <w:b/>
           <w:bCs/>
+          <w:color w:val="000000" w:themeColor="text1"/>
           <w:szCs w:val="28"/>
           <w:lang w:val="ru-RU"/>
         </w:rPr>
@@ -4543,13 +4873,15 @@
         <w:jc w:val="both"/>
         <w:rPr>
           <w:rFonts w:ascii="Times New Roman" w:eastAsiaTheme="minorEastAsia" w:hAnsi="Times New Roman" w:cs="Times New Roman"/>
-          <w:szCs w:val="28"/>
-          <w:lang w:val="ru-RU"/>
-        </w:rPr>
-      </w:pPr>
-      <w:r>
-        <w:rPr>
-          <w:rFonts w:ascii="Times New Roman" w:eastAsiaTheme="minorEastAsia" w:hAnsi="Times New Roman" w:cs="Times New Roman"/>
+          <w:color w:val="000000" w:themeColor="text1"/>
+          <w:szCs w:val="28"/>
+          <w:lang w:val="ru-RU"/>
+        </w:rPr>
+      </w:pPr>
+      <w:r>
+        <w:rPr>
+          <w:rFonts w:ascii="Times New Roman" w:eastAsiaTheme="minorEastAsia" w:hAnsi="Times New Roman" w:cs="Times New Roman"/>
+          <w:color w:val="000000" w:themeColor="text1"/>
           <w:szCs w:val="28"/>
         </w:rPr>
         <w:t>Когда операционная система не может автоматически распознать устройство, оно отображается в системе как «Неизвестное устройство» с желтым значком. В этом случае поиск выполняют вручную:</w:t>
@@ -4570,13 +4902,15 @@
         <w:jc w:val="both"/>
         <w:rPr>
           <w:rFonts w:ascii="Times New Roman" w:eastAsiaTheme="minorEastAsia" w:hAnsi="Times New Roman" w:cs="Times New Roman"/>
-          <w:szCs w:val="28"/>
-          <w:lang w:val="ru-RU"/>
-        </w:rPr>
-      </w:pPr>
-      <w:r>
-        <w:rPr>
-          <w:rFonts w:ascii="Times New Roman" w:eastAsiaTheme="minorEastAsia" w:hAnsi="Times New Roman" w:cs="Times New Roman"/>
+          <w:color w:val="000000" w:themeColor="text1"/>
+          <w:szCs w:val="28"/>
+          <w:lang w:val="ru-RU"/>
+        </w:rPr>
+      </w:pPr>
+      <w:r>
+        <w:rPr>
+          <w:rFonts w:ascii="Times New Roman" w:eastAsiaTheme="minorEastAsia" w:hAnsi="Times New Roman" w:cs="Times New Roman"/>
+          <w:color w:val="000000" w:themeColor="text1"/>
           <w:szCs w:val="28"/>
         </w:rPr>
         <w:t>Сервисный инженер открывает свойства неизвестного устройства и копирует строку ИД оборудования, находя в ней значения после тегов VEN_ и DEV_.</w:t>
@@ -4597,13 +4931,15 @@
         <w:jc w:val="both"/>
         <w:rPr>
           <w:rFonts w:ascii="Times New Roman" w:eastAsiaTheme="minorEastAsia" w:hAnsi="Times New Roman" w:cs="Times New Roman"/>
-          <w:szCs w:val="28"/>
-          <w:lang w:val="ru-RU"/>
-        </w:rPr>
-      </w:pPr>
-      <w:r>
-        <w:rPr>
-          <w:rFonts w:ascii="Times New Roman" w:eastAsiaTheme="minorEastAsia" w:hAnsi="Times New Roman" w:cs="Times New Roman"/>
+          <w:color w:val="000000" w:themeColor="text1"/>
+          <w:szCs w:val="28"/>
+          <w:lang w:val="ru-RU"/>
+        </w:rPr>
+      </w:pPr>
+      <w:r>
+        <w:rPr>
+          <w:rFonts w:ascii="Times New Roman" w:eastAsiaTheme="minorEastAsia" w:hAnsi="Times New Roman" w:cs="Times New Roman"/>
+          <w:color w:val="000000" w:themeColor="text1"/>
           <w:szCs w:val="28"/>
         </w:rPr>
         <w:t xml:space="preserve">Полученные комбинации цифр и букв вводятся в поисковые строки специализированных онлайн-баз (например, PCI </w:t>
@@ -4612,6 +4948,7 @@
       <w:r>
         <w:rPr>
           <w:rFonts w:ascii="Times New Roman" w:eastAsiaTheme="minorEastAsia" w:hAnsi="Times New Roman" w:cs="Times New Roman"/>
+          <w:color w:val="000000" w:themeColor="text1"/>
           <w:szCs w:val="28"/>
         </w:rPr>
         <w:t>Lookup</w:t>
@@ -4620,6 +4957,7 @@
       <w:r>
         <w:rPr>
           <w:rFonts w:ascii="Times New Roman" w:eastAsiaTheme="minorEastAsia" w:hAnsi="Times New Roman" w:cs="Times New Roman"/>
+          <w:color w:val="000000" w:themeColor="text1"/>
           <w:szCs w:val="28"/>
         </w:rPr>
         <w:t xml:space="preserve"> или каталог центра обновления Windows).</w:t>
@@ -4640,13 +4978,15 @@
         <w:jc w:val="both"/>
         <w:rPr>
           <w:rFonts w:ascii="Times New Roman" w:eastAsiaTheme="minorEastAsia" w:hAnsi="Times New Roman" w:cs="Times New Roman"/>
-          <w:szCs w:val="28"/>
-          <w:lang w:val="ru-RU"/>
-        </w:rPr>
-      </w:pPr>
-      <w:r>
-        <w:rPr>
-          <w:rFonts w:ascii="Times New Roman" w:eastAsiaTheme="minorEastAsia" w:hAnsi="Times New Roman" w:cs="Times New Roman"/>
+          <w:color w:val="000000" w:themeColor="text1"/>
+          <w:szCs w:val="28"/>
+          <w:lang w:val="ru-RU"/>
+        </w:rPr>
+      </w:pPr>
+      <w:r>
+        <w:rPr>
+          <w:rFonts w:ascii="Times New Roman" w:eastAsiaTheme="minorEastAsia" w:hAnsi="Times New Roman" w:cs="Times New Roman"/>
+          <w:color w:val="000000" w:themeColor="text1"/>
           <w:szCs w:val="28"/>
         </w:rPr>
         <w:t xml:space="preserve">База данных мгновенно расшифровывает коды и выдает текстовое название (например: </w:t>
@@ -4654,6 +4994,7 @@
       <w:r>
         <w:rPr>
           <w:rFonts w:ascii="Times New Roman" w:eastAsiaTheme="minorEastAsia" w:hAnsi="Times New Roman" w:cs="Times New Roman"/>
+          <w:color w:val="000000" w:themeColor="text1"/>
           <w:szCs w:val="28"/>
           <w:lang w:val="en-US"/>
         </w:rPr>
@@ -4662,6 +5003,7 @@
       <w:r>
         <w:rPr>
           <w:rFonts w:ascii="Times New Roman" w:eastAsiaTheme="minorEastAsia" w:hAnsi="Times New Roman" w:cs="Times New Roman"/>
+          <w:color w:val="000000" w:themeColor="text1"/>
           <w:szCs w:val="28"/>
           <w:lang w:val="ru-RU"/>
         </w:rPr>
@@ -4670,6 +5012,7 @@
       <w:r>
         <w:rPr>
           <w:rFonts w:ascii="Times New Roman" w:eastAsiaTheme="minorEastAsia" w:hAnsi="Times New Roman" w:cs="Times New Roman"/>
+          <w:color w:val="000000" w:themeColor="text1"/>
           <w:szCs w:val="28"/>
           <w:lang w:val="en-US"/>
         </w:rPr>
@@ -4678,6 +5021,7 @@
       <w:r>
         <w:rPr>
           <w:rFonts w:ascii="Times New Roman" w:eastAsiaTheme="minorEastAsia" w:hAnsi="Times New Roman" w:cs="Times New Roman"/>
+          <w:color w:val="000000" w:themeColor="text1"/>
           <w:szCs w:val="28"/>
           <w:lang w:val="ru-RU"/>
         </w:rPr>
@@ -4686,6 +5030,7 @@
       <w:r>
         <w:rPr>
           <w:rFonts w:ascii="Times New Roman" w:eastAsiaTheme="minorEastAsia" w:hAnsi="Times New Roman" w:cs="Times New Roman"/>
+          <w:color w:val="000000" w:themeColor="text1"/>
           <w:szCs w:val="28"/>
           <w:lang w:val="en-US"/>
         </w:rPr>
@@ -4694,6 +5039,7 @@
       <w:r>
         <w:rPr>
           <w:rFonts w:ascii="Times New Roman" w:eastAsiaTheme="minorEastAsia" w:hAnsi="Times New Roman" w:cs="Times New Roman"/>
+          <w:color w:val="000000" w:themeColor="text1"/>
           <w:szCs w:val="28"/>
           <w:lang w:val="ru-RU"/>
         </w:rPr>
@@ -4702,6 +5048,7 @@
       <w:r>
         <w:rPr>
           <w:rFonts w:ascii="Times New Roman" w:eastAsiaTheme="minorEastAsia" w:hAnsi="Times New Roman" w:cs="Times New Roman"/>
+          <w:color w:val="000000" w:themeColor="text1"/>
           <w:szCs w:val="28"/>
           <w:lang w:val="en-US"/>
         </w:rPr>
@@ -4710,6 +5057,7 @@
       <w:r>
         <w:rPr>
           <w:rFonts w:ascii="Times New Roman" w:eastAsiaTheme="minorEastAsia" w:hAnsi="Times New Roman" w:cs="Times New Roman"/>
+          <w:color w:val="000000" w:themeColor="text1"/>
           <w:szCs w:val="28"/>
           <w:lang w:val="ru-RU"/>
         </w:rPr>
@@ -4719,6 +5067,7 @@
       <w:r>
         <w:rPr>
           <w:rFonts w:ascii="Times New Roman" w:eastAsiaTheme="minorEastAsia" w:hAnsi="Times New Roman" w:cs="Times New Roman"/>
+          <w:color w:val="000000" w:themeColor="text1"/>
           <w:szCs w:val="28"/>
           <w:lang w:val="en-US"/>
         </w:rPr>
@@ -4728,6 +5077,7 @@
       <w:r>
         <w:rPr>
           <w:rFonts w:ascii="Times New Roman" w:eastAsiaTheme="minorEastAsia" w:hAnsi="Times New Roman" w:cs="Times New Roman"/>
+          <w:color w:val="000000" w:themeColor="text1"/>
           <w:szCs w:val="28"/>
           <w:lang w:val="ru-RU"/>
         </w:rPr>
@@ -4736,6 +5086,7 @@
       <w:r>
         <w:rPr>
           <w:rFonts w:ascii="Times New Roman" w:eastAsiaTheme="minorEastAsia" w:hAnsi="Times New Roman" w:cs="Times New Roman"/>
+          <w:color w:val="000000" w:themeColor="text1"/>
           <w:szCs w:val="28"/>
           <w:lang w:val="en-US"/>
         </w:rPr>
@@ -4744,6 +5095,7 @@
       <w:r>
         <w:rPr>
           <w:rFonts w:ascii="Times New Roman" w:eastAsiaTheme="minorEastAsia" w:hAnsi="Times New Roman" w:cs="Times New Roman"/>
+          <w:color w:val="000000" w:themeColor="text1"/>
           <w:szCs w:val="28"/>
           <w:lang w:val="ru-RU"/>
         </w:rPr>
@@ -4752,6 +5104,7 @@
       <w:r>
         <w:rPr>
           <w:rFonts w:ascii="Times New Roman" w:eastAsiaTheme="minorEastAsia" w:hAnsi="Times New Roman" w:cs="Times New Roman"/>
+          <w:color w:val="000000" w:themeColor="text1"/>
           <w:szCs w:val="28"/>
           <w:lang w:val="en-US"/>
         </w:rPr>
@@ -4760,6 +5113,7 @@
       <w:r>
         <w:rPr>
           <w:rFonts w:ascii="Times New Roman" w:eastAsiaTheme="minorEastAsia" w:hAnsi="Times New Roman" w:cs="Times New Roman"/>
+          <w:color w:val="000000" w:themeColor="text1"/>
           <w:szCs w:val="28"/>
           <w:lang w:val="ru-RU"/>
         </w:rPr>
@@ -4768,6 +5122,7 @@
       <w:r>
         <w:rPr>
           <w:rFonts w:ascii="Times New Roman" w:eastAsiaTheme="minorEastAsia" w:hAnsi="Times New Roman" w:cs="Times New Roman"/>
+          <w:color w:val="000000" w:themeColor="text1"/>
           <w:szCs w:val="28"/>
           <w:lang w:val="en-US"/>
         </w:rPr>
@@ -4776,6 +5131,7 @@
       <w:r>
         <w:rPr>
           <w:rFonts w:ascii="Times New Roman" w:eastAsiaTheme="minorEastAsia" w:hAnsi="Times New Roman" w:cs="Times New Roman"/>
+          <w:color w:val="000000" w:themeColor="text1"/>
           <w:szCs w:val="28"/>
         </w:rPr>
         <w:t>).</w:t>
@@ -4796,11 +5152,13 @@
         <w:jc w:val="both"/>
         <w:rPr>
           <w:rFonts w:ascii="Times New Roman" w:hAnsi="Times New Roman" w:cs="Times New Roman"/>
-        </w:rPr>
-      </w:pPr>
-      <w:r>
-        <w:rPr>
-          <w:rFonts w:ascii="Times New Roman" w:eastAsiaTheme="minorEastAsia" w:hAnsi="Times New Roman" w:cs="Times New Roman"/>
+          <w:color w:val="000000" w:themeColor="text1"/>
+        </w:rPr>
+      </w:pPr>
+      <w:r>
+        <w:rPr>
+          <w:rFonts w:ascii="Times New Roman" w:eastAsiaTheme="minorEastAsia" w:hAnsi="Times New Roman" w:cs="Times New Roman"/>
+          <w:color w:val="000000" w:themeColor="text1"/>
           <w:szCs w:val="28"/>
         </w:rPr>
         <w:t>Зная точное название, инженер переходит на официальный сайт производителя и скачивает корректную версию драйвера, полностью исключая риск установить неподходящее ПО.</w:t>
@@ -4815,6 +5173,7 @@
         <w:jc w:val="both"/>
         <w:rPr>
           <w:rFonts w:ascii="Times New Roman" w:hAnsi="Times New Roman" w:cs="Times New Roman"/>
+          <w:color w:val="000000" w:themeColor="text1"/>
           <w:lang w:val="ru-RU"/>
         </w:rPr>
       </w:pPr>
@@ -4828,6 +5187,7 @@
         <w:jc w:val="both"/>
         <w:rPr>
           <w:rFonts w:ascii="Times New Roman" w:hAnsi="Times New Roman" w:cs="Times New Roman"/>
+          <w:color w:val="000000" w:themeColor="text1"/>
           <w:lang w:val="ru-RU"/>
         </w:rPr>
       </w:pPr>
@@ -4841,6 +5201,7 @@
         <w:jc w:val="both"/>
         <w:rPr>
           <w:rFonts w:ascii="Times New Roman" w:hAnsi="Times New Roman" w:cs="Times New Roman"/>
+          <w:color w:val="000000" w:themeColor="text1"/>
           <w:lang w:val="ru-RU"/>
         </w:rPr>
       </w:pPr>
@@ -4854,6 +5215,7 @@
         <w:jc w:val="both"/>
         <w:rPr>
           <w:rFonts w:ascii="Times New Roman" w:hAnsi="Times New Roman" w:cs="Times New Roman"/>
+          <w:color w:val="000000" w:themeColor="text1"/>
           <w:lang w:val="ru-RU"/>
         </w:rPr>
       </w:pPr>
@@ -4867,6 +5229,7 @@
         <w:jc w:val="both"/>
         <w:rPr>
           <w:rFonts w:ascii="Times New Roman" w:hAnsi="Times New Roman" w:cs="Times New Roman"/>
+          <w:color w:val="000000" w:themeColor="text1"/>
           <w:lang w:val="ru-RU"/>
         </w:rPr>
       </w:pPr>
@@ -4880,6 +5243,7 @@
         <w:jc w:val="both"/>
         <w:rPr>
           <w:rFonts w:ascii="Times New Roman" w:hAnsi="Times New Roman" w:cs="Times New Roman"/>
+          <w:color w:val="000000" w:themeColor="text1"/>
           <w:lang w:val="ru-RU"/>
         </w:rPr>
       </w:pPr>
@@ -4893,6 +5257,7 @@
         <w:jc w:val="both"/>
         <w:rPr>
           <w:rFonts w:ascii="Times New Roman" w:hAnsi="Times New Roman" w:cs="Times New Roman"/>
+          <w:color w:val="000000" w:themeColor="text1"/>
           <w:lang w:val="ru-RU"/>
         </w:rPr>
       </w:pPr>
@@ -4906,6 +5271,7 @@
         <w:jc w:val="both"/>
         <w:rPr>
           <w:rFonts w:ascii="Times New Roman" w:hAnsi="Times New Roman" w:cs="Times New Roman"/>
+          <w:color w:val="000000" w:themeColor="text1"/>
           <w:lang w:val="ru-RU"/>
         </w:rPr>
       </w:pPr>
@@ -4919,6 +5285,7 @@
         <w:jc w:val="both"/>
         <w:rPr>
           <w:rFonts w:ascii="Times New Roman" w:hAnsi="Times New Roman" w:cs="Times New Roman"/>
+          <w:color w:val="000000" w:themeColor="text1"/>
           <w:lang w:val="ru-RU"/>
         </w:rPr>
       </w:pPr>
@@ -4932,6 +5299,7 @@
         <w:jc w:val="both"/>
         <w:rPr>
           <w:rFonts w:ascii="Times New Roman" w:hAnsi="Times New Roman" w:cs="Times New Roman"/>
+          <w:color w:val="000000" w:themeColor="text1"/>
           <w:lang w:val="ru-RU"/>
         </w:rPr>
       </w:pPr>
@@ -4945,6 +5313,7 @@
         <w:jc w:val="both"/>
         <w:rPr>
           <w:rFonts w:ascii="Times New Roman" w:hAnsi="Times New Roman" w:cs="Times New Roman"/>
+          <w:color w:val="000000" w:themeColor="text1"/>
           <w:lang w:val="ru-RU"/>
         </w:rPr>
       </w:pPr>
@@ -4958,6 +5327,7 @@
         <w:jc w:val="both"/>
         <w:rPr>
           <w:rFonts w:ascii="Times New Roman" w:hAnsi="Times New Roman" w:cs="Times New Roman"/>
+          <w:color w:val="000000" w:themeColor="text1"/>
           <w:lang w:val="ru-RU"/>
         </w:rPr>
       </w:pPr>
@@ -4971,6 +5341,7 @@
         <w:jc w:val="both"/>
         <w:rPr>
           <w:rFonts w:ascii="Times New Roman" w:hAnsi="Times New Roman" w:cs="Times New Roman"/>
+          <w:color w:val="000000" w:themeColor="text1"/>
           <w:lang w:val="ru-RU"/>
         </w:rPr>
       </w:pPr>
@@ -4982,15 +5353,17 @@
           <w:rFonts w:cs="Times New Roman"/>
           <w:b/>
           <w:bCs/>
-          <w:lang w:val="ru-RU"/>
-        </w:rPr>
-      </w:pPr>
-      <w:bookmarkStart w:id="7" w:name="_Toc242020834"/>
+          <w:color w:val="000000" w:themeColor="text1"/>
+          <w:lang w:val="ru-RU"/>
+        </w:rPr>
+      </w:pPr>
+      <w:bookmarkStart w:id="7" w:name="_Toc242094839"/>
       <w:r>
         <w:rPr>
           <w:rFonts w:cs="Times New Roman"/>
           <w:b/>
           <w:bCs/>
+          <w:color w:val="000000" w:themeColor="text1"/>
         </w:rPr>
         <w:lastRenderedPageBreak/>
         <w:t xml:space="preserve">3.5 </w:t>
@@ -5000,6 +5373,7 @@
           <w:rFonts w:cs="Times New Roman"/>
           <w:b/>
           <w:bCs/>
+          <w:color w:val="000000" w:themeColor="text1"/>
           <w:lang w:val="ru-RU"/>
         </w:rPr>
         <w:t>Анализ архитектуры</w:t>
@@ -5009,12 +5383,12 @@
     <w:p>
       <w:pPr>
         <w:spacing w:after="0" w:line="240" w:lineRule="auto"/>
-        <w:ind w:firstLine="720"/>
         <w:jc w:val="both"/>
         <w:rPr>
           <w:rFonts w:ascii="Times New Roman" w:eastAsiaTheme="minorEastAsia" w:hAnsi="Times New Roman" w:cs="Times New Roman"/>
           <w:b/>
           <w:bCs/>
+          <w:color w:val="000000" w:themeColor="text1"/>
           <w:szCs w:val="28"/>
           <w:lang w:val="ru-RU"/>
         </w:rPr>
@@ -5024,6 +5398,7 @@
           <w:rFonts w:ascii="Times New Roman" w:eastAsiaTheme="minorEastAsia" w:hAnsi="Times New Roman" w:cs="Times New Roman"/>
           <w:b/>
           <w:bCs/>
+          <w:color w:val="000000" w:themeColor="text1"/>
           <w:szCs w:val="28"/>
         </w:rPr>
         <w:t xml:space="preserve">Шаг </w:t>
@@ -5033,38 +5408,21 @@
           <w:rFonts w:ascii="Times New Roman" w:eastAsiaTheme="minorEastAsia" w:hAnsi="Times New Roman" w:cs="Times New Roman"/>
           <w:b/>
           <w:bCs/>
-          <w:szCs w:val="28"/>
-          <w:lang w:val="ru-RU"/>
-        </w:rPr>
-        <w:t>№ </w:t>
+          <w:color w:val="000000" w:themeColor="text1"/>
+          <w:szCs w:val="28"/>
+          <w:lang w:val="ru-RU"/>
+        </w:rPr>
+        <w:t>№ 6</w:t>
       </w:r>
       <w:r>
         <w:rPr>
           <w:rFonts w:ascii="Times New Roman" w:eastAsiaTheme="minorEastAsia" w:hAnsi="Times New Roman" w:cs="Times New Roman"/>
           <w:b/>
           <w:bCs/>
-          <w:szCs w:val="28"/>
-          <w:lang w:val="ru-RU"/>
-        </w:rPr>
-        <w:t>6</w:t>
-      </w:r>
-      <w:r>
-        <w:rPr>
-          <w:rFonts w:ascii="Times New Roman" w:eastAsiaTheme="minorEastAsia" w:hAnsi="Times New Roman" w:cs="Times New Roman"/>
-          <w:b/>
-          <w:bCs/>
-          <w:szCs w:val="28"/>
-        </w:rPr>
-        <w:t xml:space="preserve">. </w:t>
-      </w:r>
-      <w:r>
-        <w:rPr>
-          <w:rFonts w:ascii="Times New Roman" w:eastAsiaTheme="minorEastAsia" w:hAnsi="Times New Roman" w:cs="Times New Roman"/>
-          <w:b/>
-          <w:bCs/>
-          <w:szCs w:val="28"/>
-        </w:rPr>
-        <w:t>Анализ периферии и портов ввода-вывода</w:t>
+          <w:color w:val="000000" w:themeColor="text1"/>
+          <w:szCs w:val="28"/>
+        </w:rPr>
+        <w:t>. Анализ периферии и портов ввода-вывода</w:t>
       </w:r>
     </w:p>
     <w:p>
@@ -5074,13 +5432,15 @@
         <w:jc w:val="both"/>
         <w:rPr>
           <w:rFonts w:ascii="Times New Roman" w:eastAsiaTheme="minorEastAsia" w:hAnsi="Times New Roman" w:cs="Times New Roman"/>
-          <w:szCs w:val="28"/>
-          <w:lang w:val="ru-RU"/>
-        </w:rPr>
-      </w:pPr>
-      <w:r>
-        <w:rPr>
-          <w:rFonts w:ascii="Times New Roman" w:eastAsiaTheme="minorEastAsia" w:hAnsi="Times New Roman" w:cs="Times New Roman"/>
+          <w:color w:val="000000" w:themeColor="text1"/>
+          <w:szCs w:val="28"/>
+          <w:lang w:val="ru-RU"/>
+        </w:rPr>
+      </w:pPr>
+      <w:r>
+        <w:rPr>
+          <w:rFonts w:ascii="Times New Roman" w:eastAsiaTheme="minorEastAsia" w:hAnsi="Times New Roman" w:cs="Times New Roman"/>
+          <w:color w:val="000000" w:themeColor="text1"/>
           <w:szCs w:val="28"/>
           <w:lang w:val="ru-RU"/>
         </w:rPr>
@@ -5089,6 +5449,7 @@
       <w:r>
         <w:rPr>
           <w:rFonts w:ascii="Times New Roman" w:eastAsiaTheme="minorEastAsia" w:hAnsi="Times New Roman" w:cs="Times New Roman"/>
+          <w:color w:val="000000" w:themeColor="text1"/>
           <w:szCs w:val="28"/>
           <w:lang w:val="en-US"/>
         </w:rPr>
@@ -5097,6 +5458,7 @@
       <w:r>
         <w:rPr>
           <w:rFonts w:ascii="Times New Roman" w:eastAsiaTheme="minorEastAsia" w:hAnsi="Times New Roman" w:cs="Times New Roman"/>
+          <w:color w:val="000000" w:themeColor="text1"/>
           <w:szCs w:val="28"/>
           <w:lang w:val="ru-RU"/>
         </w:rPr>
@@ -5118,13 +5480,15 @@
         <w:jc w:val="both"/>
         <w:rPr>
           <w:rFonts w:ascii="Times New Roman" w:eastAsiaTheme="minorEastAsia" w:hAnsi="Times New Roman" w:cs="Times New Roman"/>
-          <w:szCs w:val="28"/>
-          <w:lang w:val="ru-RU"/>
-        </w:rPr>
-      </w:pPr>
-      <w:r>
-        <w:rPr>
-          <w:rFonts w:ascii="Times New Roman" w:eastAsiaTheme="minorEastAsia" w:hAnsi="Times New Roman" w:cs="Times New Roman"/>
+          <w:color w:val="000000" w:themeColor="text1"/>
+          <w:szCs w:val="28"/>
+          <w:lang w:val="ru-RU"/>
+        </w:rPr>
+      </w:pPr>
+      <w:r>
+        <w:rPr>
+          <w:rFonts w:ascii="Times New Roman" w:eastAsiaTheme="minorEastAsia" w:hAnsi="Times New Roman" w:cs="Times New Roman"/>
+          <w:color w:val="000000" w:themeColor="text1"/>
           <w:szCs w:val="28"/>
         </w:rPr>
         <w:t>2 Корневых USB-концентратора (USB 3.0)</w:t>
@@ -5132,6 +5496,7 @@
       <w:r>
         <w:rPr>
           <w:rFonts w:ascii="Times New Roman" w:eastAsiaTheme="minorEastAsia" w:hAnsi="Times New Roman" w:cs="Times New Roman"/>
+          <w:color w:val="000000" w:themeColor="text1"/>
           <w:szCs w:val="28"/>
           <w:lang w:val="ru-RU"/>
         </w:rPr>
@@ -5153,13 +5518,15 @@
         <w:jc w:val="both"/>
         <w:rPr>
           <w:rFonts w:ascii="Times New Roman" w:eastAsiaTheme="minorEastAsia" w:hAnsi="Times New Roman" w:cs="Times New Roman"/>
-          <w:szCs w:val="28"/>
-          <w:lang w:val="ru-RU"/>
-        </w:rPr>
-      </w:pPr>
-      <w:r>
-        <w:rPr>
-          <w:rFonts w:ascii="Times New Roman" w:eastAsiaTheme="minorEastAsia" w:hAnsi="Times New Roman" w:cs="Times New Roman"/>
+          <w:color w:val="000000" w:themeColor="text1"/>
+          <w:szCs w:val="28"/>
+          <w:lang w:val="ru-RU"/>
+        </w:rPr>
+      </w:pPr>
+      <w:r>
+        <w:rPr>
+          <w:rFonts w:ascii="Times New Roman" w:eastAsiaTheme="minorEastAsia" w:hAnsi="Times New Roman" w:cs="Times New Roman"/>
+          <w:color w:val="000000" w:themeColor="text1"/>
           <w:szCs w:val="28"/>
           <w:lang w:val="ru-RU"/>
         </w:rPr>
@@ -5168,6 +5535,7 @@
       <w:r>
         <w:rPr>
           <w:rFonts w:ascii="Times New Roman" w:eastAsiaTheme="minorEastAsia" w:hAnsi="Times New Roman" w:cs="Times New Roman"/>
+          <w:color w:val="000000" w:themeColor="text1"/>
           <w:szCs w:val="28"/>
         </w:rPr>
         <w:t>Корневой маршрутизатор USB4 (1.0)</w:t>
@@ -5175,6 +5543,7 @@
       <w:r>
         <w:rPr>
           <w:rFonts w:ascii="Times New Roman" w:eastAsiaTheme="minorEastAsia" w:hAnsi="Times New Roman" w:cs="Times New Roman"/>
+          <w:color w:val="000000" w:themeColor="text1"/>
           <w:szCs w:val="28"/>
           <w:lang w:val="ru-RU"/>
         </w:rPr>
@@ -5196,13 +5565,15 @@
         <w:jc w:val="both"/>
         <w:rPr>
           <w:rFonts w:ascii="Times New Roman" w:eastAsiaTheme="minorEastAsia" w:hAnsi="Times New Roman" w:cs="Times New Roman"/>
-          <w:szCs w:val="28"/>
-          <w:lang w:val="ru-RU"/>
-        </w:rPr>
-      </w:pPr>
-      <w:r>
-        <w:rPr>
-          <w:rFonts w:ascii="Times New Roman" w:eastAsiaTheme="minorEastAsia" w:hAnsi="Times New Roman" w:cs="Times New Roman"/>
+          <w:color w:val="000000" w:themeColor="text1"/>
+          <w:szCs w:val="28"/>
+          <w:lang w:val="ru-RU"/>
+        </w:rPr>
+      </w:pPr>
+      <w:r>
+        <w:rPr>
+          <w:rFonts w:ascii="Times New Roman" w:eastAsiaTheme="minorEastAsia" w:hAnsi="Times New Roman" w:cs="Times New Roman"/>
+          <w:color w:val="000000" w:themeColor="text1"/>
           <w:szCs w:val="28"/>
           <w:lang w:val="ru-RU"/>
         </w:rPr>
@@ -5211,6 +5582,7 @@
       <w:r>
         <w:rPr>
           <w:rFonts w:ascii="Times New Roman" w:eastAsiaTheme="minorEastAsia" w:hAnsi="Times New Roman" w:cs="Times New Roman"/>
+          <w:color w:val="000000" w:themeColor="text1"/>
           <w:szCs w:val="28"/>
         </w:rPr>
         <w:t>Расширяемых хост-контроллера Intel(R) (USB 3.10 и USB 3.20)</w:t>
@@ -5218,6 +5590,7 @@
       <w:r>
         <w:rPr>
           <w:rFonts w:ascii="Times New Roman" w:eastAsiaTheme="minorEastAsia" w:hAnsi="Times New Roman" w:cs="Times New Roman"/>
+          <w:color w:val="000000" w:themeColor="text1"/>
           <w:szCs w:val="28"/>
           <w:lang w:val="ru-RU"/>
         </w:rPr>
@@ -5239,13 +5612,15 @@
         <w:jc w:val="both"/>
         <w:rPr>
           <w:rFonts w:ascii="Times New Roman" w:eastAsiaTheme="minorEastAsia" w:hAnsi="Times New Roman" w:cs="Times New Roman"/>
-          <w:szCs w:val="28"/>
-          <w:lang w:val="ru-RU"/>
-        </w:rPr>
-      </w:pPr>
-      <w:r>
-        <w:rPr>
-          <w:rFonts w:ascii="Times New Roman" w:eastAsiaTheme="minorEastAsia" w:hAnsi="Times New Roman" w:cs="Times New Roman"/>
+          <w:color w:val="000000" w:themeColor="text1"/>
+          <w:szCs w:val="28"/>
+          <w:lang w:val="ru-RU"/>
+        </w:rPr>
+      </w:pPr>
+      <w:r>
+        <w:rPr>
+          <w:rFonts w:ascii="Times New Roman" w:eastAsiaTheme="minorEastAsia" w:hAnsi="Times New Roman" w:cs="Times New Roman"/>
+          <w:color w:val="000000" w:themeColor="text1"/>
           <w:szCs w:val="28"/>
           <w:lang w:val="ru-RU"/>
         </w:rPr>
@@ -5254,6 +5629,7 @@
       <w:r>
         <w:rPr>
           <w:rFonts w:ascii="Times New Roman" w:eastAsiaTheme="minorEastAsia" w:hAnsi="Times New Roman" w:cs="Times New Roman"/>
+          <w:color w:val="000000" w:themeColor="text1"/>
           <w:szCs w:val="28"/>
           <w:lang w:val="en-US"/>
         </w:rPr>
@@ -5262,6 +5638,7 @@
       <w:r>
         <w:rPr>
           <w:rFonts w:ascii="Times New Roman" w:eastAsiaTheme="minorEastAsia" w:hAnsi="Times New Roman" w:cs="Times New Roman"/>
+          <w:color w:val="000000" w:themeColor="text1"/>
           <w:szCs w:val="28"/>
           <w:lang w:val="ru-RU"/>
         </w:rPr>
@@ -5283,13 +5660,15 @@
         <w:jc w:val="both"/>
         <w:rPr>
           <w:rFonts w:ascii="Times New Roman" w:eastAsiaTheme="minorEastAsia" w:hAnsi="Times New Roman" w:cs="Times New Roman"/>
-          <w:szCs w:val="28"/>
-          <w:lang w:val="ru-RU"/>
-        </w:rPr>
-      </w:pPr>
-      <w:r>
-        <w:rPr>
-          <w:rFonts w:ascii="Times New Roman" w:eastAsiaTheme="minorEastAsia" w:hAnsi="Times New Roman" w:cs="Times New Roman"/>
+          <w:color w:val="000000" w:themeColor="text1"/>
+          <w:szCs w:val="28"/>
+          <w:lang w:val="ru-RU"/>
+        </w:rPr>
+      </w:pPr>
+      <w:r>
+        <w:rPr>
+          <w:rFonts w:ascii="Times New Roman" w:eastAsiaTheme="minorEastAsia" w:hAnsi="Times New Roman" w:cs="Times New Roman"/>
+          <w:color w:val="000000" w:themeColor="text1"/>
           <w:szCs w:val="28"/>
           <w:lang w:val="ru-RU"/>
         </w:rPr>
@@ -5298,6 +5677,7 @@
       <w:r>
         <w:rPr>
           <w:rFonts w:ascii="Times New Roman" w:eastAsiaTheme="minorEastAsia" w:hAnsi="Times New Roman" w:cs="Times New Roman"/>
+          <w:color w:val="000000" w:themeColor="text1"/>
           <w:szCs w:val="28"/>
           <w:lang w:val="en-US"/>
         </w:rPr>
@@ -5306,6 +5686,7 @@
       <w:r>
         <w:rPr>
           <w:rFonts w:ascii="Times New Roman" w:eastAsiaTheme="minorEastAsia" w:hAnsi="Times New Roman" w:cs="Times New Roman"/>
+          <w:color w:val="000000" w:themeColor="text1"/>
           <w:szCs w:val="28"/>
           <w:lang w:val="ru-RU"/>
         </w:rPr>
@@ -5314,6 +5695,7 @@
       <w:r>
         <w:rPr>
           <w:rFonts w:ascii="Times New Roman" w:eastAsiaTheme="minorEastAsia" w:hAnsi="Times New Roman" w:cs="Times New Roman"/>
+          <w:color w:val="000000" w:themeColor="text1"/>
           <w:szCs w:val="28"/>
           <w:lang w:val="en-US"/>
         </w:rPr>
@@ -5322,6 +5704,7 @@
       <w:r>
         <w:rPr>
           <w:rFonts w:ascii="Times New Roman" w:eastAsiaTheme="minorEastAsia" w:hAnsi="Times New Roman" w:cs="Times New Roman"/>
+          <w:color w:val="000000" w:themeColor="text1"/>
           <w:szCs w:val="28"/>
           <w:lang w:val="ru-RU"/>
         </w:rPr>
@@ -5339,6 +5722,7 @@
         <w:jc w:val="both"/>
         <w:rPr>
           <w:rFonts w:ascii="Times New Roman" w:eastAsiaTheme="minorEastAsia" w:hAnsi="Times New Roman" w:cs="Times New Roman"/>
+          <w:color w:val="000000" w:themeColor="text1"/>
           <w:szCs w:val="28"/>
           <w:lang w:val="ru-RU"/>
         </w:rPr>
@@ -5351,13 +5735,15 @@
         <w:jc w:val="both"/>
         <w:rPr>
           <w:rFonts w:ascii="Times New Roman" w:eastAsiaTheme="minorEastAsia" w:hAnsi="Times New Roman" w:cs="Times New Roman"/>
-          <w:szCs w:val="28"/>
-          <w:lang w:val="ru-RU"/>
-        </w:rPr>
-      </w:pPr>
-      <w:r>
-        <w:rPr>
-          <w:rFonts w:ascii="Times New Roman" w:eastAsiaTheme="minorEastAsia" w:hAnsi="Times New Roman" w:cs="Times New Roman"/>
+          <w:color w:val="000000" w:themeColor="text1"/>
+          <w:szCs w:val="28"/>
+          <w:lang w:val="ru-RU"/>
+        </w:rPr>
+      </w:pPr>
+      <w:r>
+        <w:rPr>
+          <w:rFonts w:ascii="Times New Roman" w:eastAsiaTheme="minorEastAsia" w:hAnsi="Times New Roman" w:cs="Times New Roman"/>
+          <w:color w:val="000000" w:themeColor="text1"/>
           <w:szCs w:val="28"/>
           <w:lang w:val="ru-RU"/>
         </w:rPr>
@@ -5371,6 +5757,7 @@
         <w:jc w:val="both"/>
         <w:rPr>
           <w:rFonts w:ascii="Times New Roman" w:eastAsiaTheme="minorEastAsia" w:hAnsi="Times New Roman" w:cs="Times New Roman"/>
+          <w:color w:val="000000" w:themeColor="text1"/>
           <w:szCs w:val="28"/>
           <w:lang w:val="ru-RU"/>
         </w:rPr>
@@ -5383,6 +5770,7 @@
         <w:jc w:val="both"/>
         <w:rPr>
           <w:rFonts w:ascii="Times New Roman" w:eastAsiaTheme="minorEastAsia" w:hAnsi="Times New Roman" w:cs="Times New Roman"/>
+          <w:color w:val="000000" w:themeColor="text1"/>
           <w:szCs w:val="28"/>
         </w:rPr>
       </w:pPr>
@@ -5391,6 +5779,7 @@
           <w:rFonts w:ascii="Times New Roman" w:eastAsiaTheme="minorEastAsia" w:hAnsi="Times New Roman" w:cs="Times New Roman"/>
           <w:b/>
           <w:bCs/>
+          <w:color w:val="000000" w:themeColor="text1"/>
           <w:szCs w:val="28"/>
         </w:rPr>
         <w:t>Причина расхождения в числах</w:t>
@@ -5400,6 +5789,7 @@
           <w:rFonts w:ascii="Times New Roman" w:eastAsiaTheme="minorEastAsia" w:hAnsi="Times New Roman" w:cs="Times New Roman"/>
           <w:b/>
           <w:bCs/>
+          <w:color w:val="000000" w:themeColor="text1"/>
           <w:szCs w:val="28"/>
           <w:lang w:val="ru-RU"/>
         </w:rPr>
@@ -5421,12 +5811,14 @@
         <w:jc w:val="both"/>
         <w:rPr>
           <w:rFonts w:ascii="Times New Roman" w:eastAsiaTheme="minorEastAsia" w:hAnsi="Times New Roman" w:cs="Times New Roman"/>
-          <w:szCs w:val="28"/>
-        </w:rPr>
-      </w:pPr>
-      <w:r>
-        <w:rPr>
-          <w:rFonts w:ascii="Times New Roman" w:eastAsiaTheme="minorEastAsia" w:hAnsi="Times New Roman" w:cs="Times New Roman"/>
+          <w:color w:val="000000" w:themeColor="text1"/>
+          <w:szCs w:val="28"/>
+        </w:rPr>
+      </w:pPr>
+      <w:r>
+        <w:rPr>
+          <w:rFonts w:ascii="Times New Roman" w:eastAsiaTheme="minorEastAsia" w:hAnsi="Times New Roman" w:cs="Times New Roman"/>
+          <w:color w:val="000000" w:themeColor="text1"/>
           <w:szCs w:val="28"/>
         </w:rPr>
         <w:t xml:space="preserve">Внутреннее подключение встроенных модулей: </w:t>
@@ -5434,6 +5826,7 @@
       <w:r>
         <w:rPr>
           <w:rFonts w:ascii="Times New Roman" w:eastAsiaTheme="minorEastAsia" w:hAnsi="Times New Roman" w:cs="Times New Roman"/>
+          <w:color w:val="000000" w:themeColor="text1"/>
           <w:szCs w:val="28"/>
           <w:lang w:val="ru-RU"/>
         </w:rPr>
@@ -5442,6 +5835,7 @@
       <w:r>
         <w:rPr>
           <w:rFonts w:ascii="Times New Roman" w:eastAsiaTheme="minorEastAsia" w:hAnsi="Times New Roman" w:cs="Times New Roman"/>
+          <w:color w:val="000000" w:themeColor="text1"/>
           <w:szCs w:val="28"/>
         </w:rPr>
         <w:t xml:space="preserve"> USB внутри ноутбука используется для связи процессора с интегрированным оборудованием. Встроенная веб-камера</w:t>
@@ -5449,6 +5843,7 @@
       <w:r>
         <w:rPr>
           <w:rFonts w:ascii="Times New Roman" w:eastAsiaTheme="minorEastAsia" w:hAnsi="Times New Roman" w:cs="Times New Roman"/>
+          <w:color w:val="000000" w:themeColor="text1"/>
           <w:szCs w:val="28"/>
           <w:lang w:val="ru-RU"/>
         </w:rPr>
@@ -5457,6 +5852,7 @@
       <w:r>
         <w:rPr>
           <w:rFonts w:ascii="Times New Roman" w:eastAsiaTheme="minorEastAsia" w:hAnsi="Times New Roman" w:cs="Times New Roman"/>
+          <w:color w:val="000000" w:themeColor="text1"/>
           <w:szCs w:val="28"/>
         </w:rPr>
         <w:t>и модуль Bluetooth физически распаяны на плате, но подключены внутри именно к линиям USB. Они и отображаются в системе как «Составное USB устройство»</w:t>
@@ -5464,6 +5860,7 @@
       <w:r>
         <w:rPr>
           <w:rFonts w:ascii="Times New Roman" w:eastAsiaTheme="minorEastAsia" w:hAnsi="Times New Roman" w:cs="Times New Roman"/>
+          <w:color w:val="000000" w:themeColor="text1"/>
           <w:szCs w:val="28"/>
           <w:lang w:val="ru-RU"/>
         </w:rPr>
@@ -5485,12 +5882,14 @@
         <w:jc w:val="both"/>
         <w:rPr>
           <w:rFonts w:ascii="Times New Roman" w:eastAsiaTheme="minorEastAsia" w:hAnsi="Times New Roman" w:cs="Times New Roman"/>
-          <w:szCs w:val="28"/>
-        </w:rPr>
-      </w:pPr>
-      <w:r>
-        <w:rPr>
-          <w:rFonts w:ascii="Times New Roman" w:eastAsiaTheme="minorEastAsia" w:hAnsi="Times New Roman" w:cs="Times New Roman"/>
+          <w:color w:val="000000" w:themeColor="text1"/>
+          <w:szCs w:val="28"/>
+        </w:rPr>
+      </w:pPr>
+      <w:r>
+        <w:rPr>
+          <w:rFonts w:ascii="Times New Roman" w:eastAsiaTheme="minorEastAsia" w:hAnsi="Times New Roman" w:cs="Times New Roman"/>
+          <w:color w:val="000000" w:themeColor="text1"/>
           <w:szCs w:val="28"/>
         </w:rPr>
         <w:t xml:space="preserve">Служебная логика (хабы и маршрутизаторы): </w:t>
@@ -5498,6 +5897,7 @@
       <w:r>
         <w:rPr>
           <w:rFonts w:ascii="Times New Roman" w:eastAsiaTheme="minorEastAsia" w:hAnsi="Times New Roman" w:cs="Times New Roman"/>
+          <w:color w:val="000000" w:themeColor="text1"/>
           <w:szCs w:val="28"/>
           <w:lang w:val="ru-RU"/>
         </w:rPr>
@@ -5506,6 +5906,7 @@
       <w:r>
         <w:rPr>
           <w:rFonts w:ascii="Times New Roman" w:eastAsiaTheme="minorEastAsia" w:hAnsi="Times New Roman" w:cs="Times New Roman"/>
+          <w:color w:val="000000" w:themeColor="text1"/>
           <w:szCs w:val="28"/>
         </w:rPr>
         <w:t xml:space="preserve"> порты не работают напрямую с процессором. Для управления очередями данных система разворачивает виртуальные хост-контроллеры и концентраторы. Архитектура современного порта USB-C с поддержкой USB4 требует наличия отдельных хост-маршрутизаторов для корректного разделения потоков данных, видеосигнала и питания</w:t>
@@ -5513,6 +5914,7 @@
       <w:r>
         <w:rPr>
           <w:rFonts w:ascii="Times New Roman" w:eastAsiaTheme="minorEastAsia" w:hAnsi="Times New Roman" w:cs="Times New Roman"/>
+          <w:color w:val="000000" w:themeColor="text1"/>
           <w:szCs w:val="28"/>
           <w:lang w:val="ru-RU"/>
         </w:rPr>
@@ -5523,94 +5925,106 @@
       <w:pPr>
         <w:rPr>
           <w:rFonts w:ascii="Times New Roman" w:hAnsi="Times New Roman" w:cs="Times New Roman"/>
-          <w:lang w:val="ru-RU"/>
-        </w:rPr>
-      </w:pPr>
-    </w:p>
-    <w:p>
-      <w:pPr>
-        <w:rPr>
-          <w:rFonts w:ascii="Times New Roman" w:hAnsi="Times New Roman" w:cs="Times New Roman"/>
-          <w:lang w:val="ru-RU"/>
-        </w:rPr>
-      </w:pPr>
-    </w:p>
-    <w:p>
-      <w:pPr>
-        <w:rPr>
-          <w:rFonts w:ascii="Times New Roman" w:hAnsi="Times New Roman" w:cs="Times New Roman"/>
-          <w:lang w:val="ru-RU"/>
-        </w:rPr>
-      </w:pPr>
-    </w:p>
-    <w:p>
-      <w:pPr>
-        <w:rPr>
-          <w:rFonts w:ascii="Times New Roman" w:hAnsi="Times New Roman" w:cs="Times New Roman"/>
-          <w:lang w:val="ru-RU"/>
-        </w:rPr>
-      </w:pPr>
-    </w:p>
-    <w:p>
-      <w:pPr>
-        <w:rPr>
-          <w:rFonts w:ascii="Times New Roman" w:hAnsi="Times New Roman" w:cs="Times New Roman"/>
-          <w:lang w:val="ru-RU"/>
-        </w:rPr>
-      </w:pPr>
-    </w:p>
-    <w:p>
-      <w:pPr>
-        <w:rPr>
-          <w:rFonts w:ascii="Times New Roman" w:hAnsi="Times New Roman" w:cs="Times New Roman"/>
-          <w:lang w:val="ru-RU"/>
-        </w:rPr>
-      </w:pPr>
-    </w:p>
-    <w:p>
-      <w:pPr>
-        <w:rPr>
-          <w:rFonts w:ascii="Times New Roman" w:hAnsi="Times New Roman" w:cs="Times New Roman"/>
-          <w:lang w:val="ru-RU"/>
-        </w:rPr>
-      </w:pPr>
-    </w:p>
-    <w:p>
-      <w:pPr>
-        <w:rPr>
-          <w:rFonts w:ascii="Times New Roman" w:hAnsi="Times New Roman" w:cs="Times New Roman"/>
-          <w:lang w:val="ru-RU"/>
-        </w:rPr>
-      </w:pPr>
-    </w:p>
-    <w:p>
-      <w:pPr>
-        <w:rPr>
-          <w:rFonts w:ascii="Times New Roman" w:hAnsi="Times New Roman" w:cs="Times New Roman"/>
-          <w:lang w:val="ru-RU"/>
-        </w:rPr>
-      </w:pPr>
-    </w:p>
-    <w:p>
-      <w:pPr>
-        <w:rPr>
-          <w:rFonts w:ascii="Times New Roman" w:hAnsi="Times New Roman" w:cs="Times New Roman"/>
-          <w:lang w:val="ru-RU"/>
-        </w:rPr>
-      </w:pPr>
-    </w:p>
-    <w:p>
-      <w:pPr>
-        <w:rPr>
-          <w:rFonts w:ascii="Times New Roman" w:hAnsi="Times New Roman" w:cs="Times New Roman"/>
-          <w:lang w:val="ru-RU"/>
-        </w:rPr>
-      </w:pPr>
-    </w:p>
-    <w:p>
-      <w:pPr>
-        <w:rPr>
-          <w:rFonts w:ascii="Times New Roman" w:hAnsi="Times New Roman" w:cs="Times New Roman"/>
+          <w:color w:val="000000" w:themeColor="text1"/>
+          <w:lang w:val="ru-RU"/>
+        </w:rPr>
+      </w:pPr>
+    </w:p>
+    <w:p>
+      <w:pPr>
+        <w:rPr>
+          <w:rFonts w:ascii="Times New Roman" w:hAnsi="Times New Roman" w:cs="Times New Roman"/>
+          <w:color w:val="000000" w:themeColor="text1"/>
+          <w:lang w:val="ru-RU"/>
+        </w:rPr>
+      </w:pPr>
+    </w:p>
+    <w:p>
+      <w:pPr>
+        <w:rPr>
+          <w:rFonts w:ascii="Times New Roman" w:hAnsi="Times New Roman" w:cs="Times New Roman"/>
+          <w:color w:val="000000" w:themeColor="text1"/>
+          <w:lang w:val="ru-RU"/>
+        </w:rPr>
+      </w:pPr>
+    </w:p>
+    <w:p>
+      <w:pPr>
+        <w:rPr>
+          <w:rFonts w:ascii="Times New Roman" w:hAnsi="Times New Roman" w:cs="Times New Roman"/>
+          <w:color w:val="000000" w:themeColor="text1"/>
+          <w:lang w:val="ru-RU"/>
+        </w:rPr>
+      </w:pPr>
+    </w:p>
+    <w:p>
+      <w:pPr>
+        <w:rPr>
+          <w:rFonts w:ascii="Times New Roman" w:hAnsi="Times New Roman" w:cs="Times New Roman"/>
+          <w:color w:val="000000" w:themeColor="text1"/>
+          <w:lang w:val="ru-RU"/>
+        </w:rPr>
+      </w:pPr>
+    </w:p>
+    <w:p>
+      <w:pPr>
+        <w:rPr>
+          <w:rFonts w:ascii="Times New Roman" w:hAnsi="Times New Roman" w:cs="Times New Roman"/>
+          <w:color w:val="000000" w:themeColor="text1"/>
+          <w:lang w:val="ru-RU"/>
+        </w:rPr>
+      </w:pPr>
+    </w:p>
+    <w:p>
+      <w:pPr>
+        <w:rPr>
+          <w:rFonts w:ascii="Times New Roman" w:hAnsi="Times New Roman" w:cs="Times New Roman"/>
+          <w:color w:val="000000" w:themeColor="text1"/>
+          <w:lang w:val="ru-RU"/>
+        </w:rPr>
+      </w:pPr>
+    </w:p>
+    <w:p>
+      <w:pPr>
+        <w:rPr>
+          <w:rFonts w:ascii="Times New Roman" w:hAnsi="Times New Roman" w:cs="Times New Roman"/>
+          <w:color w:val="000000" w:themeColor="text1"/>
+          <w:lang w:val="ru-RU"/>
+        </w:rPr>
+      </w:pPr>
+    </w:p>
+    <w:p>
+      <w:pPr>
+        <w:rPr>
+          <w:rFonts w:ascii="Times New Roman" w:hAnsi="Times New Roman" w:cs="Times New Roman"/>
+          <w:color w:val="000000" w:themeColor="text1"/>
+          <w:lang w:val="ru-RU"/>
+        </w:rPr>
+      </w:pPr>
+    </w:p>
+    <w:p>
+      <w:pPr>
+        <w:rPr>
+          <w:rFonts w:ascii="Times New Roman" w:hAnsi="Times New Roman" w:cs="Times New Roman"/>
+          <w:color w:val="000000" w:themeColor="text1"/>
+          <w:lang w:val="ru-RU"/>
+        </w:rPr>
+      </w:pPr>
+    </w:p>
+    <w:p>
+      <w:pPr>
+        <w:rPr>
+          <w:rFonts w:ascii="Times New Roman" w:hAnsi="Times New Roman" w:cs="Times New Roman"/>
+          <w:color w:val="000000" w:themeColor="text1"/>
+          <w:lang w:val="ru-RU"/>
+        </w:rPr>
+      </w:pPr>
+    </w:p>
+    <w:p>
+      <w:pPr>
+        <w:rPr>
+          <w:rFonts w:ascii="Times New Roman" w:hAnsi="Times New Roman" w:cs="Times New Roman"/>
+          <w:color w:val="000000" w:themeColor="text1"/>
           <w:lang w:val="ru-RU"/>
         </w:rPr>
       </w:pPr>
@@ -5622,17 +6036,19 @@
           <w:rFonts w:ascii="Times New Roman" w:eastAsiaTheme="minorEastAsia" w:hAnsi="Times New Roman" w:cs="Times New Roman"/>
           <w:b/>
           <w:bCs/>
+          <w:color w:val="000000" w:themeColor="text1"/>
           <w:sz w:val="32"/>
           <w:szCs w:val="32"/>
           <w:lang w:val="ru-RU"/>
         </w:rPr>
       </w:pPr>
-      <w:bookmarkStart w:id="8" w:name="_Toc242020835"/>
+      <w:bookmarkStart w:id="8" w:name="_Toc242094840"/>
       <w:r>
         <w:rPr>
           <w:rFonts w:ascii="Times New Roman" w:eastAsiaTheme="minorEastAsia" w:hAnsi="Times New Roman" w:cs="Times New Roman"/>
           <w:b/>
           <w:bCs/>
+          <w:color w:val="000000" w:themeColor="text1"/>
           <w:sz w:val="32"/>
           <w:szCs w:val="32"/>
           <w:lang w:val="ru-RU"/>
@@ -5647,13 +6063,15 @@
         <w:ind w:firstLine="720"/>
         <w:rPr>
           <w:rFonts w:ascii="Times New Roman" w:hAnsi="Times New Roman" w:cs="Times New Roman"/>
-          <w:szCs w:val="28"/>
-          <w:lang w:val="ru-RU"/>
-        </w:rPr>
-      </w:pPr>
-      <w:r>
-        <w:rPr>
-          <w:rFonts w:ascii="Times New Roman" w:hAnsi="Times New Roman" w:cs="Times New Roman"/>
+          <w:color w:val="000000" w:themeColor="text1"/>
+          <w:szCs w:val="28"/>
+          <w:lang w:val="ru-RU"/>
+        </w:rPr>
+      </w:pPr>
+      <w:r>
+        <w:rPr>
+          <w:rFonts w:ascii="Times New Roman" w:hAnsi="Times New Roman" w:cs="Times New Roman"/>
+          <w:color w:val="000000" w:themeColor="text1"/>
           <w:szCs w:val="28"/>
         </w:rPr>
         <w:t xml:space="preserve">В ходе выполнения лабораторной работы были успешно освоены методы и практические навыки бесконтактной инвентаризации аппаратного обеспечения ПК с использованием встроенных системных утилит Windows 11 («Сведения о системе» msinfo32 и «Диспетчер </w:t>
@@ -5662,6 +6080,7 @@
       <w:r>
         <w:rPr>
           <w:rFonts w:ascii="Times New Roman" w:hAnsi="Times New Roman" w:cs="Times New Roman"/>
+          <w:color w:val="000000" w:themeColor="text1"/>
           <w:szCs w:val="28"/>
         </w:rPr>
         <w:t>устройствdevmgmt.msc</w:t>
@@ -5670,6 +6089,7 @@
       <w:r>
         <w:rPr>
           <w:rFonts w:ascii="Times New Roman" w:hAnsi="Times New Roman" w:cs="Times New Roman"/>
+          <w:color w:val="000000" w:themeColor="text1"/>
           <w:szCs w:val="28"/>
         </w:rPr>
         <w:t>).</w:t>
@@ -5688,12 +6108,14 @@
         <w:ind w:left="0" w:firstLine="709"/>
         <w:rPr>
           <w:rFonts w:ascii="Times New Roman" w:hAnsi="Times New Roman" w:cs="Times New Roman"/>
-          <w:szCs w:val="28"/>
-        </w:rPr>
-      </w:pPr>
-      <w:r>
-        <w:rPr>
-          <w:rFonts w:ascii="Times New Roman" w:hAnsi="Times New Roman" w:cs="Times New Roman"/>
+          <w:color w:val="000000" w:themeColor="text1"/>
+          <w:szCs w:val="28"/>
+        </w:rPr>
+      </w:pPr>
+      <w:r>
+        <w:rPr>
+          <w:rFonts w:ascii="Times New Roman" w:hAnsi="Times New Roman" w:cs="Times New Roman"/>
+          <w:color w:val="000000" w:themeColor="text1"/>
           <w:szCs w:val="28"/>
         </w:rPr>
         <w:t xml:space="preserve">Освоение методологии профилактического обслуживания (IT </w:t>
@@ -5702,6 +6124,7 @@
       <w:r>
         <w:rPr>
           <w:rFonts w:ascii="Times New Roman" w:hAnsi="Times New Roman" w:cs="Times New Roman"/>
+          <w:color w:val="000000" w:themeColor="text1"/>
           <w:szCs w:val="28"/>
         </w:rPr>
         <w:t>Essentials</w:t>
@@ -5710,6 +6133,7 @@
       <w:r>
         <w:rPr>
           <w:rFonts w:ascii="Times New Roman" w:hAnsi="Times New Roman" w:cs="Times New Roman"/>
+          <w:color w:val="000000" w:themeColor="text1"/>
           <w:szCs w:val="28"/>
         </w:rPr>
         <w:t>):</w:t>
@@ -5717,6 +6141,7 @@
       <w:r>
         <w:rPr>
           <w:rFonts w:ascii="Times New Roman" w:hAnsi="Times New Roman" w:cs="Times New Roman"/>
+          <w:color w:val="000000" w:themeColor="text1"/>
           <w:szCs w:val="28"/>
           <w:lang w:val="ru-RU"/>
         </w:rPr>
@@ -5725,6 +6150,7 @@
       <w:r>
         <w:rPr>
           <w:rFonts w:ascii="Times New Roman" w:hAnsi="Times New Roman" w:cs="Times New Roman"/>
+          <w:color w:val="000000" w:themeColor="text1"/>
           <w:szCs w:val="28"/>
         </w:rPr>
         <w:t xml:space="preserve"> понимание важности первичного программного анализа. Установлено, что использование штатных утилит ОС позволяет собрать полную информацию о системе без риска механического повреждения компонентов, нарушения условий гарантии производителя или воздействия статического электричества (ESD).</w:t>
@@ -5743,12 +6169,14 @@
         <w:ind w:left="0" w:firstLine="709"/>
         <w:rPr>
           <w:rFonts w:ascii="Times New Roman" w:hAnsi="Times New Roman" w:cs="Times New Roman"/>
-          <w:szCs w:val="28"/>
-        </w:rPr>
-      </w:pPr>
-      <w:r>
-        <w:rPr>
-          <w:rFonts w:ascii="Times New Roman" w:hAnsi="Times New Roman" w:cs="Times New Roman"/>
+          <w:color w:val="000000" w:themeColor="text1"/>
+          <w:szCs w:val="28"/>
+        </w:rPr>
+      </w:pPr>
+      <w:r>
+        <w:rPr>
+          <w:rFonts w:ascii="Times New Roman" w:hAnsi="Times New Roman" w:cs="Times New Roman"/>
+          <w:color w:val="000000" w:themeColor="text1"/>
           <w:szCs w:val="28"/>
         </w:rPr>
         <w:t>Составление цифрового паспорта ПК:</w:t>
@@ -5756,6 +6184,7 @@
       <w:r>
         <w:rPr>
           <w:rFonts w:ascii="Times New Roman" w:hAnsi="Times New Roman" w:cs="Times New Roman"/>
+          <w:color w:val="000000" w:themeColor="text1"/>
           <w:szCs w:val="28"/>
           <w:lang w:val="ru-RU"/>
         </w:rPr>
@@ -5764,6 +6193,7 @@
       <w:r>
         <w:rPr>
           <w:rFonts w:ascii="Times New Roman" w:hAnsi="Times New Roman" w:cs="Times New Roman"/>
+          <w:color w:val="000000" w:themeColor="text1"/>
           <w:szCs w:val="28"/>
         </w:rPr>
         <w:t xml:space="preserve"> основе полученных данных сформирован цифровой паспорт ноутбука ASUS TUF </w:t>
@@ -5772,6 +6202,7 @@
       <w:r>
         <w:rPr>
           <w:rFonts w:ascii="Times New Roman" w:hAnsi="Times New Roman" w:cs="Times New Roman"/>
+          <w:color w:val="000000" w:themeColor="text1"/>
           <w:szCs w:val="28"/>
         </w:rPr>
         <w:t>Gaming</w:t>
@@ -5780,6 +6211,7 @@
       <w:r>
         <w:rPr>
           <w:rFonts w:ascii="Times New Roman" w:hAnsi="Times New Roman" w:cs="Times New Roman"/>
+          <w:color w:val="000000" w:themeColor="text1"/>
           <w:szCs w:val="28"/>
         </w:rPr>
         <w:t xml:space="preserve"> F16 (FX607VJB). Зафиксированы ключевые параметры: операционная система Windows 11 (сборка 26300), процессор Intel Core 5 210H (2.20 ГГц), 15.6 ГБ оперативной памяти, накопитель </w:t>
@@ -5788,6 +6220,7 @@
       <w:r>
         <w:rPr>
           <w:rFonts w:ascii="Times New Roman" w:hAnsi="Times New Roman" w:cs="Times New Roman"/>
+          <w:color w:val="000000" w:themeColor="text1"/>
           <w:szCs w:val="28"/>
         </w:rPr>
         <w:t>NVMe</w:t>
@@ -5796,6 +6229,7 @@
       <w:r>
         <w:rPr>
           <w:rFonts w:ascii="Times New Roman" w:hAnsi="Times New Roman" w:cs="Times New Roman"/>
+          <w:color w:val="000000" w:themeColor="text1"/>
           <w:szCs w:val="28"/>
         </w:rPr>
         <w:t xml:space="preserve"> объёмом 512 ГБ, а также дискретный графический адаптер NVIDIA GeForce RTX 3050 6GB </w:t>
@@ -5804,6 +6238,7 @@
       <w:r>
         <w:rPr>
           <w:rFonts w:ascii="Times New Roman" w:hAnsi="Times New Roman" w:cs="Times New Roman"/>
+          <w:color w:val="000000" w:themeColor="text1"/>
           <w:szCs w:val="28"/>
         </w:rPr>
         <w:t>Laptop</w:t>
@@ -5812,6 +6247,7 @@
       <w:r>
         <w:rPr>
           <w:rFonts w:ascii="Times New Roman" w:hAnsi="Times New Roman" w:cs="Times New Roman"/>
+          <w:color w:val="000000" w:themeColor="text1"/>
           <w:szCs w:val="28"/>
         </w:rPr>
         <w:t xml:space="preserve"> GPU.</w:t>
@@ -5830,12 +6266,14 @@
         <w:ind w:left="0" w:firstLine="709"/>
         <w:rPr>
           <w:rFonts w:ascii="Times New Roman" w:hAnsi="Times New Roman" w:cs="Times New Roman"/>
-          <w:szCs w:val="28"/>
-        </w:rPr>
-      </w:pPr>
-      <w:r>
-        <w:rPr>
-          <w:rFonts w:ascii="Times New Roman" w:hAnsi="Times New Roman" w:cs="Times New Roman"/>
+          <w:color w:val="000000" w:themeColor="text1"/>
+          <w:szCs w:val="28"/>
+        </w:rPr>
+      </w:pPr>
+      <w:r>
+        <w:rPr>
+          <w:rFonts w:ascii="Times New Roman" w:hAnsi="Times New Roman" w:cs="Times New Roman"/>
+          <w:color w:val="000000" w:themeColor="text1"/>
           <w:szCs w:val="28"/>
         </w:rPr>
         <w:t>Диагностика драйверов и конфликтов оборудования:</w:t>
@@ -5843,6 +6281,7 @@
       <w:r>
         <w:rPr>
           <w:rFonts w:ascii="Times New Roman" w:hAnsi="Times New Roman" w:cs="Times New Roman"/>
+          <w:color w:val="000000" w:themeColor="text1"/>
           <w:szCs w:val="28"/>
           <w:lang w:val="ru-RU"/>
         </w:rPr>
@@ -5851,6 +6290,7 @@
       <w:r>
         <w:rPr>
           <w:rFonts w:ascii="Times New Roman" w:hAnsi="Times New Roman" w:cs="Times New Roman"/>
+          <w:color w:val="000000" w:themeColor="text1"/>
           <w:szCs w:val="28"/>
         </w:rPr>
         <w:t>дерева «Диспетчера устройств» показал корректную работу всех системных узлов, видеоадаптеров, сетевых карт и аудиоустройств. Конфликтов оборудования, незадействованных ресурсов или устройств с отсутствующими драйверами (обозначаемых предупреждающими значками) выявлено не было.</w:t>
@@ -5869,12 +6309,14 @@
         <w:ind w:left="0" w:firstLine="709"/>
         <w:rPr>
           <w:rFonts w:ascii="Times New Roman" w:hAnsi="Times New Roman" w:cs="Times New Roman"/>
-          <w:szCs w:val="28"/>
-        </w:rPr>
-      </w:pPr>
-      <w:r>
-        <w:rPr>
-          <w:rFonts w:ascii="Times New Roman" w:hAnsi="Times New Roman" w:cs="Times New Roman"/>
+          <w:color w:val="000000" w:themeColor="text1"/>
+          <w:szCs w:val="28"/>
+        </w:rPr>
+      </w:pPr>
+      <w:r>
+        <w:rPr>
+          <w:rFonts w:ascii="Times New Roman" w:hAnsi="Times New Roman" w:cs="Times New Roman"/>
+          <w:color w:val="000000" w:themeColor="text1"/>
           <w:szCs w:val="28"/>
         </w:rPr>
         <w:t>Анализ аппаратных идентификаторов (</w:t>
@@ -5883,6 +6325,7 @@
       <w:r>
         <w:rPr>
           <w:rFonts w:ascii="Times New Roman" w:hAnsi="Times New Roman" w:cs="Times New Roman"/>
+          <w:color w:val="000000" w:themeColor="text1"/>
           <w:szCs w:val="28"/>
         </w:rPr>
         <w:t>Hardware</w:t>
@@ -5891,28 +6334,16 @@
       <w:r>
         <w:rPr>
           <w:rFonts w:ascii="Times New Roman" w:hAnsi="Times New Roman" w:cs="Times New Roman"/>
-          <w:szCs w:val="28"/>
-        </w:rPr>
-        <w:t xml:space="preserve"> ID):</w:t>
-      </w:r>
-      <w:r>
-        <w:rPr>
-          <w:rFonts w:ascii="Times New Roman" w:hAnsi="Times New Roman" w:cs="Times New Roman"/>
-          <w:szCs w:val="28"/>
-        </w:rPr>
-        <w:t xml:space="preserve"> на</w:t>
-      </w:r>
-      <w:r>
-        <w:rPr>
-          <w:rFonts w:ascii="Times New Roman" w:hAnsi="Times New Roman" w:cs="Times New Roman"/>
-          <w:szCs w:val="28"/>
-        </w:rPr>
-        <w:t xml:space="preserve"> примере </w:t>
+          <w:color w:val="000000" w:themeColor="text1"/>
+          <w:szCs w:val="28"/>
+        </w:rPr>
+        <w:t xml:space="preserve"> ID): на примере </w:t>
       </w:r>
       <w:proofErr w:type="spellStart"/>
       <w:r>
         <w:rPr>
           <w:rFonts w:ascii="Times New Roman" w:hAnsi="Times New Roman" w:cs="Times New Roman"/>
+          <w:color w:val="000000" w:themeColor="text1"/>
           <w:szCs w:val="28"/>
         </w:rPr>
         <w:t>Wi</w:t>
@@ -5921,6 +6352,7 @@
       <w:r>
         <w:rPr>
           <w:rFonts w:ascii="Times New Roman" w:hAnsi="Times New Roman" w:cs="Times New Roman"/>
+          <w:color w:val="000000" w:themeColor="text1"/>
           <w:szCs w:val="28"/>
         </w:rPr>
         <w:t xml:space="preserve">-Fi адаптера </w:t>
@@ -5929,6 +6361,7 @@
       <w:r>
         <w:rPr>
           <w:rFonts w:ascii="Times New Roman" w:hAnsi="Times New Roman" w:cs="Times New Roman"/>
+          <w:color w:val="000000" w:themeColor="text1"/>
           <w:szCs w:val="28"/>
         </w:rPr>
         <w:t>Realtek</w:t>
@@ -5937,6 +6370,7 @@
       <w:r>
         <w:rPr>
           <w:rFonts w:ascii="Times New Roman" w:hAnsi="Times New Roman" w:cs="Times New Roman"/>
+          <w:color w:val="000000" w:themeColor="text1"/>
           <w:szCs w:val="28"/>
         </w:rPr>
         <w:t xml:space="preserve"> 8852BE (VEN_10EC&amp;DEV_B852) изучена структура идентификаторов VEN (</w:t>
@@ -5945,6 +6379,7 @@
       <w:r>
         <w:rPr>
           <w:rFonts w:ascii="Times New Roman" w:hAnsi="Times New Roman" w:cs="Times New Roman"/>
+          <w:color w:val="000000" w:themeColor="text1"/>
           <w:szCs w:val="28"/>
         </w:rPr>
         <w:t>Vendor</w:t>
@@ -5953,6 +6388,7 @@
       <w:r>
         <w:rPr>
           <w:rFonts w:ascii="Times New Roman" w:hAnsi="Times New Roman" w:cs="Times New Roman"/>
+          <w:color w:val="000000" w:themeColor="text1"/>
           <w:szCs w:val="28"/>
         </w:rPr>
         <w:t xml:space="preserve"> ID) и DEV (Device ID). Освоена методика ручного определения нераспознанных устройств с помощью специальных онлайновых баз данных (PCI </w:t>
@@ -5961,6 +6397,7 @@
       <w:r>
         <w:rPr>
           <w:rFonts w:ascii="Times New Roman" w:hAnsi="Times New Roman" w:cs="Times New Roman"/>
+          <w:color w:val="000000" w:themeColor="text1"/>
           <w:szCs w:val="28"/>
         </w:rPr>
         <w:t>Lookup</w:t>
@@ -5969,6 +6406,7 @@
       <w:r>
         <w:rPr>
           <w:rFonts w:ascii="Times New Roman" w:hAnsi="Times New Roman" w:cs="Times New Roman"/>
+          <w:color w:val="000000" w:themeColor="text1"/>
           <w:szCs w:val="28"/>
         </w:rPr>
         <w:t>) для точного подбора драйверов с официальных сайтов производителей.</w:t>
@@ -5987,12 +6425,14 @@
         <w:ind w:left="0" w:firstLine="709"/>
         <w:rPr>
           <w:rFonts w:ascii="Times New Roman" w:hAnsi="Times New Roman" w:cs="Times New Roman"/>
-          <w:szCs w:val="28"/>
-        </w:rPr>
-      </w:pPr>
-      <w:r>
-        <w:rPr>
-          <w:rFonts w:ascii="Times New Roman" w:hAnsi="Times New Roman" w:cs="Times New Roman"/>
+          <w:color w:val="000000" w:themeColor="text1"/>
+          <w:szCs w:val="28"/>
+        </w:rPr>
+      </w:pPr>
+      <w:r>
+        <w:rPr>
+          <w:rFonts w:ascii="Times New Roman" w:hAnsi="Times New Roman" w:cs="Times New Roman"/>
+          <w:color w:val="000000" w:themeColor="text1"/>
           <w:szCs w:val="28"/>
         </w:rPr>
         <w:t>Изучение архитектуры портов и контроллеров ввода-вывода:</w:t>
@@ -6000,6 +6440,7 @@
       <w:r>
         <w:rPr>
           <w:rFonts w:ascii="Times New Roman" w:hAnsi="Times New Roman" w:cs="Times New Roman"/>
+          <w:color w:val="000000" w:themeColor="text1"/>
           <w:szCs w:val="28"/>
           <w:lang w:val="ru-RU"/>
         </w:rPr>
@@ -6008,6 +6449,7 @@
       <w:r>
         <w:rPr>
           <w:rFonts w:ascii="Times New Roman" w:hAnsi="Times New Roman" w:cs="Times New Roman"/>
+          <w:color w:val="000000" w:themeColor="text1"/>
           <w:szCs w:val="28"/>
         </w:rPr>
         <w:t xml:space="preserve">причина расхождения между количеством физических разъемов USB на корпусе ноутбука (3 порта) и числом логических контроллеров в системе (7 элементов). Установлено, что шина USB используется не только для внешних подключений, но и для функционирования внутренних компонентов (Bluetooth-адаптер, веб-камера), а также требует виртуальных хост-маршрутизаторов для обеспечения работы интерфейсов USB4 и </w:t>
@@ -6016,6 +6458,7 @@
       <w:r>
         <w:rPr>
           <w:rFonts w:ascii="Times New Roman" w:hAnsi="Times New Roman" w:cs="Times New Roman"/>
+          <w:color w:val="000000" w:themeColor="text1"/>
           <w:szCs w:val="28"/>
         </w:rPr>
         <w:t>DisplayPort</w:t>
@@ -6024,6 +6467,7 @@
       <w:r>
         <w:rPr>
           <w:rFonts w:ascii="Times New Roman" w:hAnsi="Times New Roman" w:cs="Times New Roman"/>
+          <w:color w:val="000000" w:themeColor="text1"/>
           <w:szCs w:val="28"/>
         </w:rPr>
         <w:t>/Power Delivery через разъем USB-C.</w:t>
@@ -8468,6 +8912,7 @@
   <w:style w:type="character" w:default="1" w:styleId="a0">
     <w:name w:val="Default Paragraph Font"/>
     <w:uiPriority w:val="1"/>
+    <w:semiHidden/>
     <w:unhideWhenUsed/>
   </w:style>
   <w:style w:type="table" w:default="1" w:styleId="a1">
